--- a/docs/Error Handling Documentation.docx
+++ b/docs/Error Handling Documentation.docx
@@ -79,6 +79,7 @@
         <w:rPr>
           <w:b/>
           <w:bCs/>
+          <w:lang w:val="en-US"/>
         </w:rPr>
       </w:pPr>
       <w:r>
@@ -149,8 +150,16 @@
         <w:rPr>
           <w:b/>
           <w:bCs/>
-        </w:rPr>
-        <w:t xml:space="preserve"> та наданою реалізацією main.py. Специфікація </w:t>
+          <w:lang w:val="en-US"/>
+        </w:rPr>
+        <w:t xml:space="preserve">. </w:t>
+      </w:r>
+      <w:r>
+        <w:rPr>
+          <w:b/>
+          <w:bCs/>
+        </w:rPr>
+        <w:t xml:space="preserve">Специфікація </w:t>
       </w:r>
       <w:proofErr w:type="spellStart"/>
       <w:r>
@@ -198,7 +207,7 @@
           <w:b/>
           <w:bCs/>
         </w:rPr>
-        <w:t>-код показує, які сценарії вже реалізовані фактично. Якщо статус описаний у YAML, це не завжди означає, що код уже генерує його у відповідному сценарії.</w:t>
+        <w:t>-код показує, які сценарії вже реалізовані фактично.</w:t>
       </w:r>
     </w:p>
     <w:p>
@@ -2184,6 +2193,110 @@
           <w:bCs/>
         </w:rPr>
         <w:br/>
+        <w:t xml:space="preserve">    "</w:t>
+      </w:r>
+      <w:proofErr w:type="spellStart"/>
+      <w:r>
+        <w:rPr>
+          <w:b/>
+          <w:bCs/>
+        </w:rPr>
+        <w:t>amount</w:t>
+      </w:r>
+      <w:proofErr w:type="spellEnd"/>
+      <w:r>
+        <w:rPr>
+          <w:b/>
+          <w:bCs/>
+        </w:rPr>
+        <w:t>": ["</w:t>
+      </w:r>
+      <w:proofErr w:type="spellStart"/>
+      <w:r>
+        <w:rPr>
+          <w:b/>
+          <w:bCs/>
+        </w:rPr>
+        <w:t>Input</w:t>
+      </w:r>
+      <w:proofErr w:type="spellEnd"/>
+      <w:r>
+        <w:rPr>
+          <w:b/>
+          <w:bCs/>
+        </w:rPr>
+        <w:t xml:space="preserve"> </w:t>
+      </w:r>
+      <w:proofErr w:type="spellStart"/>
+      <w:r>
+        <w:rPr>
+          <w:b/>
+          <w:bCs/>
+        </w:rPr>
+        <w:t>should</w:t>
+      </w:r>
+      <w:proofErr w:type="spellEnd"/>
+      <w:r>
+        <w:rPr>
+          <w:b/>
+          <w:bCs/>
+        </w:rPr>
+        <w:t xml:space="preserve"> </w:t>
+      </w:r>
+      <w:proofErr w:type="spellStart"/>
+      <w:r>
+        <w:rPr>
+          <w:b/>
+          <w:bCs/>
+        </w:rPr>
+        <w:t>be</w:t>
+      </w:r>
+      <w:proofErr w:type="spellEnd"/>
+      <w:r>
+        <w:rPr>
+          <w:b/>
+          <w:bCs/>
+        </w:rPr>
+        <w:t xml:space="preserve"> </w:t>
+      </w:r>
+      <w:proofErr w:type="spellStart"/>
+      <w:r>
+        <w:rPr>
+          <w:b/>
+          <w:bCs/>
+        </w:rPr>
+        <w:t>greater</w:t>
+      </w:r>
+      <w:proofErr w:type="spellEnd"/>
+      <w:r>
+        <w:rPr>
+          <w:b/>
+          <w:bCs/>
+        </w:rPr>
+        <w:t xml:space="preserve"> </w:t>
+      </w:r>
+      <w:proofErr w:type="spellStart"/>
+      <w:r>
+        <w:rPr>
+          <w:b/>
+          <w:bCs/>
+        </w:rPr>
+        <w:t>than</w:t>
+      </w:r>
+      <w:proofErr w:type="spellEnd"/>
+      <w:r>
+        <w:rPr>
+          <w:b/>
+          <w:bCs/>
+        </w:rPr>
+        <w:t xml:space="preserve"> 0"]</w:t>
+      </w:r>
+      <w:r>
+        <w:rPr>
+          <w:b/>
+          <w:bCs/>
+        </w:rPr>
+        <w:br/>
       </w:r>
       <w:r>
         <w:rPr>
@@ -2191,110 +2304,6 @@
           <w:bCs/>
         </w:rPr>
         <w:lastRenderedPageBreak/>
-        <w:t xml:space="preserve">    "</w:t>
-      </w:r>
-      <w:proofErr w:type="spellStart"/>
-      <w:r>
-        <w:rPr>
-          <w:b/>
-          <w:bCs/>
-        </w:rPr>
-        <w:t>amount</w:t>
-      </w:r>
-      <w:proofErr w:type="spellEnd"/>
-      <w:r>
-        <w:rPr>
-          <w:b/>
-          <w:bCs/>
-        </w:rPr>
-        <w:t>": ["</w:t>
-      </w:r>
-      <w:proofErr w:type="spellStart"/>
-      <w:r>
-        <w:rPr>
-          <w:b/>
-          <w:bCs/>
-        </w:rPr>
-        <w:t>Input</w:t>
-      </w:r>
-      <w:proofErr w:type="spellEnd"/>
-      <w:r>
-        <w:rPr>
-          <w:b/>
-          <w:bCs/>
-        </w:rPr>
-        <w:t xml:space="preserve"> </w:t>
-      </w:r>
-      <w:proofErr w:type="spellStart"/>
-      <w:r>
-        <w:rPr>
-          <w:b/>
-          <w:bCs/>
-        </w:rPr>
-        <w:t>should</w:t>
-      </w:r>
-      <w:proofErr w:type="spellEnd"/>
-      <w:r>
-        <w:rPr>
-          <w:b/>
-          <w:bCs/>
-        </w:rPr>
-        <w:t xml:space="preserve"> </w:t>
-      </w:r>
-      <w:proofErr w:type="spellStart"/>
-      <w:r>
-        <w:rPr>
-          <w:b/>
-          <w:bCs/>
-        </w:rPr>
-        <w:t>be</w:t>
-      </w:r>
-      <w:proofErr w:type="spellEnd"/>
-      <w:r>
-        <w:rPr>
-          <w:b/>
-          <w:bCs/>
-        </w:rPr>
-        <w:t xml:space="preserve"> </w:t>
-      </w:r>
-      <w:proofErr w:type="spellStart"/>
-      <w:r>
-        <w:rPr>
-          <w:b/>
-          <w:bCs/>
-        </w:rPr>
-        <w:t>greater</w:t>
-      </w:r>
-      <w:proofErr w:type="spellEnd"/>
-      <w:r>
-        <w:rPr>
-          <w:b/>
-          <w:bCs/>
-        </w:rPr>
-        <w:t xml:space="preserve"> </w:t>
-      </w:r>
-      <w:proofErr w:type="spellStart"/>
-      <w:r>
-        <w:rPr>
-          <w:b/>
-          <w:bCs/>
-        </w:rPr>
-        <w:t>than</w:t>
-      </w:r>
-      <w:proofErr w:type="spellEnd"/>
-      <w:r>
-        <w:rPr>
-          <w:b/>
-          <w:bCs/>
-        </w:rPr>
-        <w:t xml:space="preserve"> 0"]</w:t>
-      </w:r>
-      <w:r>
-        <w:rPr>
-          <w:b/>
-          <w:bCs/>
-        </w:rPr>
-        <w:br/>
         <w:t xml:space="preserve">  }</w:t>
       </w:r>
       <w:r>
@@ -6013,7 +6022,6 @@
               <w:t>/</w:t>
             </w:r>
             <w:proofErr w:type="spellStart"/>
-            <w:proofErr w:type="gramStart"/>
             <w:r>
               <w:rPr>
                 <w:b/>
@@ -6023,7 +6031,6 @@
               <w:t>api</w:t>
             </w:r>
             <w:proofErr w:type="spellEnd"/>
-            <w:proofErr w:type="gramEnd"/>
             <w:r>
               <w:rPr>
                 <w:b/>
@@ -6122,7 +6129,6 @@
               <w:t>/</w:t>
             </w:r>
             <w:proofErr w:type="spellStart"/>
-            <w:proofErr w:type="gramStart"/>
             <w:r>
               <w:rPr>
                 <w:b/>
@@ -6132,7 +6138,6 @@
               <w:t>api</w:t>
             </w:r>
             <w:proofErr w:type="spellEnd"/>
-            <w:proofErr w:type="gramEnd"/>
             <w:r>
               <w:rPr>
                 <w:b/>
@@ -6231,7 +6236,6 @@
               <w:t>/</w:t>
             </w:r>
             <w:proofErr w:type="spellStart"/>
-            <w:proofErr w:type="gramStart"/>
             <w:r>
               <w:rPr>
                 <w:b/>
@@ -6241,7 +6245,6 @@
               <w:t>api</w:t>
             </w:r>
             <w:proofErr w:type="spellEnd"/>
-            <w:proofErr w:type="gramEnd"/>
             <w:r>
               <w:rPr>
                 <w:b/>
@@ -6518,7 +6521,6 @@
               <w:t>/</w:t>
             </w:r>
             <w:proofErr w:type="spellStart"/>
-            <w:proofErr w:type="gramStart"/>
             <w:r>
               <w:rPr>
                 <w:b/>
@@ -6528,7 +6530,6 @@
               <w:t>api</w:t>
             </w:r>
             <w:proofErr w:type="spellEnd"/>
-            <w:proofErr w:type="gramEnd"/>
             <w:r>
               <w:rPr>
                 <w:b/>
@@ -6627,7 +6628,6 @@
               <w:t>/</w:t>
             </w:r>
             <w:proofErr w:type="spellStart"/>
-            <w:proofErr w:type="gramStart"/>
             <w:r>
               <w:rPr>
                 <w:b/>
@@ -6637,7 +6637,6 @@
               <w:t>api</w:t>
             </w:r>
             <w:proofErr w:type="spellEnd"/>
-            <w:proofErr w:type="gramEnd"/>
             <w:r>
               <w:rPr>
                 <w:b/>
@@ -6914,7 +6913,6 @@
               <w:t>/</w:t>
             </w:r>
             <w:proofErr w:type="spellStart"/>
-            <w:proofErr w:type="gramStart"/>
             <w:r>
               <w:rPr>
                 <w:b/>
@@ -6924,7 +6922,6 @@
               <w:t>api</w:t>
             </w:r>
             <w:proofErr w:type="spellEnd"/>
-            <w:proofErr w:type="gramEnd"/>
             <w:r>
               <w:rPr>
                 <w:b/>
@@ -8439,66 +8436,6 @@
         <w:t>Зберігання: витрати та категорії зберігаються в оперативній пам’яті, тому не є постійним сховищем.</w:t>
       </w:r>
     </w:p>
-    <w:p>
-      <w:pPr>
-        <w:numPr>
-          <w:ilvl w:val="0"/>
-          <w:numId w:val="45"/>
-        </w:numPr>
-        <w:rPr>
-          <w:b/>
-          <w:bCs/>
-        </w:rPr>
-      </w:pPr>
-      <w:proofErr w:type="spellStart"/>
-      <w:r>
-        <w:rPr>
-          <w:b/>
-          <w:bCs/>
-        </w:rPr>
-        <w:t>OpenAPI</w:t>
-      </w:r>
-      <w:proofErr w:type="spellEnd"/>
-      <w:r>
-        <w:rPr>
-          <w:b/>
-          <w:bCs/>
-        </w:rPr>
-        <w:t xml:space="preserve">: два </w:t>
-      </w:r>
-      <w:proofErr w:type="spellStart"/>
-      <w:r>
-        <w:rPr>
-          <w:b/>
-          <w:bCs/>
-        </w:rPr>
-        <w:t>ендпоїнти</w:t>
-      </w:r>
-      <w:proofErr w:type="spellEnd"/>
-      <w:r>
-        <w:rPr>
-          <w:b/>
-          <w:bCs/>
-        </w:rPr>
-        <w:t xml:space="preserve"> категорій і </w:t>
-      </w:r>
-      <w:proofErr w:type="spellStart"/>
-      <w:r>
-        <w:rPr>
-          <w:b/>
-          <w:bCs/>
-        </w:rPr>
-        <w:t>health-check</w:t>
-      </w:r>
-      <w:proofErr w:type="spellEnd"/>
-      <w:r>
-        <w:rPr>
-          <w:b/>
-          <w:bCs/>
-        </w:rPr>
-        <w:t xml:space="preserve"> тепер описані в YAML. Для синхронізації надалі потрібно оновлювати YAML при кожній зміні маршрутів або контрактів.</w:t>
-      </w:r>
-    </w:p>
     <w:bookmarkEnd w:id="21"/>
     <w:p>
       <w:pPr>
@@ -8806,55 +8743,7 @@
           <w:b/>
           <w:bCs/>
         </w:rPr>
-        <w:t xml:space="preserve">-схема відповідала цьому файлу. Саме по собі редагування окремого </w:t>
-      </w:r>
-      <w:proofErr w:type="spellStart"/>
-      <w:r>
-        <w:rPr>
-          <w:b/>
-          <w:bCs/>
-        </w:rPr>
-        <w:t>openapi.yaml</w:t>
-      </w:r>
-      <w:proofErr w:type="spellEnd"/>
-      <w:r>
-        <w:rPr>
-          <w:b/>
-          <w:bCs/>
-        </w:rPr>
-        <w:t xml:space="preserve"> не змінює автоматично /</w:t>
-      </w:r>
-      <w:proofErr w:type="spellStart"/>
-      <w:r>
-        <w:rPr>
-          <w:b/>
-          <w:bCs/>
-        </w:rPr>
-        <w:t>docs</w:t>
-      </w:r>
-      <w:proofErr w:type="spellEnd"/>
-      <w:r>
-        <w:rPr>
-          <w:b/>
-          <w:bCs/>
-        </w:rPr>
-        <w:t xml:space="preserve">, який </w:t>
-      </w:r>
-      <w:proofErr w:type="spellStart"/>
-      <w:r>
-        <w:rPr>
-          <w:b/>
-          <w:bCs/>
-        </w:rPr>
-        <w:t>FastAPI</w:t>
-      </w:r>
-      <w:proofErr w:type="spellEnd"/>
-      <w:r>
-        <w:rPr>
-          <w:b/>
-          <w:bCs/>
-        </w:rPr>
-        <w:t xml:space="preserve"> генерує з коду.</w:t>
+        <w:t xml:space="preserve">-схема відповідала цьому файлу. </w:t>
       </w:r>
     </w:p>
     <w:p>
@@ -15400,15 +15289,6 @@
   </w:num>
   <w:num w:numId="44" w16cid:durableId="131211746">
     <w:abstractNumId w:val="1"/>
-    <w:lvlOverride w:ilvl="0"/>
-    <w:lvlOverride w:ilvl="1"/>
-    <w:lvlOverride w:ilvl="2"/>
-    <w:lvlOverride w:ilvl="3"/>
-    <w:lvlOverride w:ilvl="4"/>
-    <w:lvlOverride w:ilvl="5"/>
-    <w:lvlOverride w:ilvl="6"/>
-    <w:lvlOverride w:ilvl="7"/>
-    <w:lvlOverride w:ilvl="8"/>
   </w:num>
   <w:num w:numId="45" w16cid:durableId="1930313581">
     <w:abstractNumId w:val="2"/>
@@ -15472,15 +15352,6 @@
   </w:num>
   <w:num w:numId="47" w16cid:durableId="377584036">
     <w:abstractNumId w:val="0"/>
-    <w:lvlOverride w:ilvl="0"/>
-    <w:lvlOverride w:ilvl="1"/>
-    <w:lvlOverride w:ilvl="2"/>
-    <w:lvlOverride w:ilvl="3"/>
-    <w:lvlOverride w:ilvl="4"/>
-    <w:lvlOverride w:ilvl="5"/>
-    <w:lvlOverride w:ilvl="6"/>
-    <w:lvlOverride w:ilvl="7"/>
-    <w:lvlOverride w:ilvl="8"/>
   </w:num>
 </w:numbering>
 </file>
@@ -16088,6 +15959,7 @@
   <w:style w:type="character" w:default="1" w:styleId="a0">
     <w:name w:val="Default Paragraph Font"/>
     <w:uiPriority w:val="1"/>
+    <w:semiHidden/>
     <w:unhideWhenUsed/>
   </w:style>
   <w:style w:type="table" w:default="1" w:styleId="a1">

--- a/docs/Error Handling Documentation.docx
+++ b/docs/Error Handling Documentation.docx
@@ -10,53 +10,12 @@
         </w:rPr>
       </w:pPr>
       <w:bookmarkStart w:id="0" w:name="Xa8ad7ba61ba6f0d1068e64830a4c3465ab200ff"/>
-      <w:proofErr w:type="spellStart"/>
       <w:r>
         <w:rPr>
           <w:b/>
           <w:bCs/>
         </w:rPr>
-        <w:t>Smart</w:t>
-      </w:r>
-      <w:proofErr w:type="spellEnd"/>
-      <w:r>
-        <w:rPr>
-          <w:b/>
-          <w:bCs/>
-        </w:rPr>
-        <w:t xml:space="preserve"> </w:t>
-      </w:r>
-      <w:proofErr w:type="spellStart"/>
-      <w:r>
-        <w:rPr>
-          <w:b/>
-          <w:bCs/>
-        </w:rPr>
-        <w:t>Spend</w:t>
-      </w:r>
-      <w:proofErr w:type="spellEnd"/>
-      <w:r>
-        <w:rPr>
-          <w:b/>
-          <w:bCs/>
-        </w:rPr>
-        <w:t xml:space="preserve"> </w:t>
-      </w:r>
-      <w:proofErr w:type="spellStart"/>
-      <w:r>
-        <w:rPr>
-          <w:b/>
-          <w:bCs/>
-        </w:rPr>
-        <w:t>Tracker</w:t>
-      </w:r>
-      <w:proofErr w:type="spellEnd"/>
-      <w:r>
-        <w:rPr>
-          <w:b/>
-          <w:bCs/>
-        </w:rPr>
-        <w:t xml:space="preserve"> API — документація з обробки помилок</w:t>
+        <w:t>Smart Spend Tracker API — документація з обробки помилок</w:t>
       </w:r>
     </w:p>
     <w:p>
@@ -87,65 +46,8 @@
           <w:b/>
           <w:bCs/>
         </w:rPr>
-        <w:t xml:space="preserve">Документ описує API </w:t>
+        <w:t>Документ описує API Smart Spend Tracker за специфікацією OpenAPI</w:t>
       </w:r>
-      <w:proofErr w:type="spellStart"/>
-      <w:r>
-        <w:rPr>
-          <w:b/>
-          <w:bCs/>
-        </w:rPr>
-        <w:t>Smart</w:t>
-      </w:r>
-      <w:proofErr w:type="spellEnd"/>
-      <w:r>
-        <w:rPr>
-          <w:b/>
-          <w:bCs/>
-        </w:rPr>
-        <w:t xml:space="preserve"> </w:t>
-      </w:r>
-      <w:proofErr w:type="spellStart"/>
-      <w:r>
-        <w:rPr>
-          <w:b/>
-          <w:bCs/>
-        </w:rPr>
-        <w:t>Spend</w:t>
-      </w:r>
-      <w:proofErr w:type="spellEnd"/>
-      <w:r>
-        <w:rPr>
-          <w:b/>
-          <w:bCs/>
-        </w:rPr>
-        <w:t xml:space="preserve"> </w:t>
-      </w:r>
-      <w:proofErr w:type="spellStart"/>
-      <w:r>
-        <w:rPr>
-          <w:b/>
-          <w:bCs/>
-        </w:rPr>
-        <w:t>Tracker</w:t>
-      </w:r>
-      <w:proofErr w:type="spellEnd"/>
-      <w:r>
-        <w:rPr>
-          <w:b/>
-          <w:bCs/>
-        </w:rPr>
-        <w:t xml:space="preserve"> за специфікацією </w:t>
-      </w:r>
-      <w:proofErr w:type="spellStart"/>
-      <w:r>
-        <w:rPr>
-          <w:b/>
-          <w:bCs/>
-        </w:rPr>
-        <w:t>OpenAPI</w:t>
-      </w:r>
-      <w:proofErr w:type="spellEnd"/>
       <w:r>
         <w:rPr>
           <w:b/>
@@ -159,55 +61,21 @@
           <w:b/>
           <w:bCs/>
         </w:rPr>
-        <w:t xml:space="preserve">Специфікація </w:t>
+        <w:t>Специфікація OpenAPI визначає контракт API для Swagger UI; Python-код показує, як</w:t>
       </w:r>
-      <w:proofErr w:type="spellStart"/>
       <w:r>
         <w:rPr>
           <w:b/>
           <w:bCs/>
         </w:rPr>
-        <w:t>OpenAPI</w:t>
+        <w:t xml:space="preserve"> оболонка для тестування та розробки в подальшому</w:t>
       </w:r>
-      <w:proofErr w:type="spellEnd"/>
       <w:r>
         <w:rPr>
           <w:b/>
           <w:bCs/>
         </w:rPr>
-        <w:t xml:space="preserve"> визначає контракт API для </w:t>
-      </w:r>
-      <w:proofErr w:type="spellStart"/>
-      <w:r>
-        <w:rPr>
-          <w:b/>
-          <w:bCs/>
-        </w:rPr>
-        <w:t>Swagger</w:t>
-      </w:r>
-      <w:proofErr w:type="spellEnd"/>
-      <w:r>
-        <w:rPr>
-          <w:b/>
-          <w:bCs/>
-        </w:rPr>
-        <w:t xml:space="preserve"> UI; </w:t>
-      </w:r>
-      <w:proofErr w:type="spellStart"/>
-      <w:r>
-        <w:rPr>
-          <w:b/>
-          <w:bCs/>
-        </w:rPr>
-        <w:t>Python</w:t>
-      </w:r>
-      <w:proofErr w:type="spellEnd"/>
-      <w:r>
-        <w:rPr>
-          <w:b/>
-          <w:bCs/>
-        </w:rPr>
-        <w:t>-код показує, які сценарії вже реалізовані фактично.</w:t>
+        <w:t>.</w:t>
       </w:r>
     </w:p>
     <w:p>
@@ -221,37 +89,12 @@
           <w:bCs/>
         </w:rPr>
       </w:pPr>
-      <w:proofErr w:type="spellStart"/>
       <w:r>
         <w:rPr>
           <w:b/>
           <w:bCs/>
         </w:rPr>
-        <w:t>OpenAPI</w:t>
-      </w:r>
-      <w:proofErr w:type="spellEnd"/>
-      <w:r>
-        <w:rPr>
-          <w:b/>
-          <w:bCs/>
-        </w:rPr>
-        <w:t xml:space="preserve">: </w:t>
-      </w:r>
-      <w:proofErr w:type="spellStart"/>
-      <w:r>
-        <w:rPr>
-          <w:b/>
-          <w:bCs/>
-        </w:rPr>
-        <w:t>openapi.yaml</w:t>
-      </w:r>
-      <w:proofErr w:type="spellEnd"/>
-      <w:r>
-        <w:rPr>
-          <w:b/>
-          <w:bCs/>
-        </w:rPr>
-        <w:t>, версія 3.0.3.</w:t>
+        <w:t>OpenAPI: openapi.yaml, версія 3.0.3.</w:t>
       </w:r>
     </w:p>
     <w:p>
@@ -270,23 +113,7 @@
           <w:b/>
           <w:bCs/>
         </w:rPr>
-        <w:t xml:space="preserve">API: </w:t>
-      </w:r>
-      <w:proofErr w:type="spellStart"/>
-      <w:r>
-        <w:rPr>
-          <w:b/>
-          <w:bCs/>
-        </w:rPr>
-        <w:t>FastAPI</w:t>
-      </w:r>
-      <w:proofErr w:type="spellEnd"/>
-      <w:r>
-        <w:rPr>
-          <w:b/>
-          <w:bCs/>
-        </w:rPr>
-        <w:t>, версія API 1.0.0.</w:t>
+        <w:t>API: FastAPI, версія API 1.0.0.</w:t>
       </w:r>
     </w:p>
     <w:p>
@@ -305,39 +132,7 @@
           <w:b/>
           <w:bCs/>
         </w:rPr>
-        <w:t xml:space="preserve">Формат стандартизованої відповіді про помилку: </w:t>
-      </w:r>
-      <w:proofErr w:type="spellStart"/>
-      <w:r>
-        <w:rPr>
-          <w:b/>
-          <w:bCs/>
-        </w:rPr>
-        <w:t>application</w:t>
-      </w:r>
-      <w:proofErr w:type="spellEnd"/>
-      <w:r>
-        <w:rPr>
-          <w:b/>
-          <w:bCs/>
-        </w:rPr>
-        <w:t>/</w:t>
-      </w:r>
-      <w:proofErr w:type="spellStart"/>
-      <w:r>
-        <w:rPr>
-          <w:b/>
-          <w:bCs/>
-        </w:rPr>
-        <w:t>problem+json</w:t>
-      </w:r>
-      <w:proofErr w:type="spellEnd"/>
-      <w:r>
-        <w:rPr>
-          <w:b/>
-          <w:bCs/>
-        </w:rPr>
-        <w:t>.</w:t>
+        <w:t>Формат стандартизованої відповіді про помилку: application/problem+json.</w:t>
       </w:r>
     </w:p>
     <w:p>
@@ -356,55 +151,7 @@
           <w:b/>
           <w:bCs/>
         </w:rPr>
-        <w:t xml:space="preserve">Захищені </w:t>
-      </w:r>
-      <w:proofErr w:type="spellStart"/>
-      <w:r>
-        <w:rPr>
-          <w:b/>
-          <w:bCs/>
-        </w:rPr>
-        <w:t>ендпоїнти</w:t>
-      </w:r>
-      <w:proofErr w:type="spellEnd"/>
-      <w:r>
-        <w:rPr>
-          <w:b/>
-          <w:bCs/>
-        </w:rPr>
-        <w:t xml:space="preserve"> використовують </w:t>
-      </w:r>
-      <w:proofErr w:type="spellStart"/>
-      <w:r>
-        <w:rPr>
-          <w:b/>
-          <w:bCs/>
-        </w:rPr>
-        <w:t>Bearer</w:t>
-      </w:r>
-      <w:proofErr w:type="spellEnd"/>
-      <w:r>
-        <w:rPr>
-          <w:b/>
-          <w:bCs/>
-        </w:rPr>
-        <w:t xml:space="preserve">-токен. У поточній демонстраційній реалізації приймається </w:t>
-      </w:r>
-      <w:proofErr w:type="spellStart"/>
-      <w:r>
-        <w:rPr>
-          <w:b/>
-          <w:bCs/>
-        </w:rPr>
-        <w:t>demo-token</w:t>
-      </w:r>
-      <w:proofErr w:type="spellEnd"/>
-      <w:r>
-        <w:rPr>
-          <w:b/>
-          <w:bCs/>
-        </w:rPr>
-        <w:t>.</w:t>
+        <w:t>Захищені ендпоїнти використовують Bearer-токен. У поточній демонстраційній реалізації приймається demo-token.</w:t>
       </w:r>
     </w:p>
     <w:p>
@@ -471,7 +218,6 @@
                 <w:lang w:val="en-US"/>
               </w:rPr>
             </w:pPr>
-            <w:proofErr w:type="spellStart"/>
             <w:r>
               <w:rPr>
                 <w:b/>
@@ -480,7 +226,6 @@
               </w:rPr>
               <w:t>Поле</w:t>
             </w:r>
-            <w:proofErr w:type="spellEnd"/>
           </w:p>
         </w:tc>
         <w:tc>
@@ -501,7 +246,6 @@
                 <w:lang w:val="en-US"/>
               </w:rPr>
             </w:pPr>
-            <w:proofErr w:type="spellStart"/>
             <w:r>
               <w:rPr>
                 <w:b/>
@@ -510,7 +254,6 @@
               </w:rPr>
               <w:t>Тип</w:t>
             </w:r>
-            <w:proofErr w:type="spellEnd"/>
           </w:p>
         </w:tc>
         <w:tc>
@@ -531,7 +274,6 @@
                 <w:lang w:val="en-US"/>
               </w:rPr>
             </w:pPr>
-            <w:proofErr w:type="spellStart"/>
             <w:r>
               <w:rPr>
                 <w:b/>
@@ -539,268 +281,6 @@
                 <w:lang w:val="en-US"/>
               </w:rPr>
               <w:t>Призначення</w:t>
-            </w:r>
-            <w:proofErr w:type="spellEnd"/>
-          </w:p>
-        </w:tc>
-      </w:tr>
-      <w:tr>
-        <w:tc>
-          <w:tcPr>
-            <w:tcW w:w="0" w:type="auto"/>
-            <w:hideMark/>
-          </w:tcPr>
-          <w:p>
-            <w:pPr>
-              <w:rPr>
-                <w:b/>
-                <w:bCs/>
-                <w:lang w:val="en-US"/>
-              </w:rPr>
-            </w:pPr>
-            <w:r>
-              <w:rPr>
-                <w:b/>
-                <w:bCs/>
-                <w:lang w:val="en-US"/>
-              </w:rPr>
-              <w:t>type</w:t>
-            </w:r>
-          </w:p>
-        </w:tc>
-        <w:tc>
-          <w:tcPr>
-            <w:tcW w:w="0" w:type="auto"/>
-            <w:hideMark/>
-          </w:tcPr>
-          <w:p>
-            <w:pPr>
-              <w:rPr>
-                <w:b/>
-                <w:bCs/>
-                <w:lang w:val="en-US"/>
-              </w:rPr>
-            </w:pPr>
-            <w:r>
-              <w:rPr>
-                <w:b/>
-                <w:bCs/>
-                <w:lang w:val="en-US"/>
-              </w:rPr>
-              <w:t>string (URI)</w:t>
-            </w:r>
-          </w:p>
-        </w:tc>
-        <w:tc>
-          <w:tcPr>
-            <w:tcW w:w="0" w:type="auto"/>
-            <w:hideMark/>
-          </w:tcPr>
-          <w:p>
-            <w:pPr>
-              <w:rPr>
-                <w:b/>
-                <w:bCs/>
-                <w:lang w:val="en-US"/>
-              </w:rPr>
-            </w:pPr>
-            <w:proofErr w:type="spellStart"/>
-            <w:r>
-              <w:rPr>
-                <w:b/>
-                <w:bCs/>
-                <w:lang w:val="en-US"/>
-              </w:rPr>
-              <w:t>Ідентифікує</w:t>
-            </w:r>
-            <w:proofErr w:type="spellEnd"/>
-            <w:r>
-              <w:rPr>
-                <w:b/>
-                <w:bCs/>
-                <w:lang w:val="en-US"/>
-              </w:rPr>
-              <w:t xml:space="preserve"> </w:t>
-            </w:r>
-            <w:proofErr w:type="spellStart"/>
-            <w:r>
-              <w:rPr>
-                <w:b/>
-                <w:bCs/>
-                <w:lang w:val="en-US"/>
-              </w:rPr>
-              <w:t>тип</w:t>
-            </w:r>
-            <w:proofErr w:type="spellEnd"/>
-            <w:r>
-              <w:rPr>
-                <w:b/>
-                <w:bCs/>
-                <w:lang w:val="en-US"/>
-              </w:rPr>
-              <w:t xml:space="preserve"> </w:t>
-            </w:r>
-            <w:proofErr w:type="spellStart"/>
-            <w:r>
-              <w:rPr>
-                <w:b/>
-                <w:bCs/>
-                <w:lang w:val="en-US"/>
-              </w:rPr>
-              <w:t>помилки</w:t>
-            </w:r>
-            <w:proofErr w:type="spellEnd"/>
-            <w:r>
-              <w:rPr>
-                <w:b/>
-                <w:bCs/>
-                <w:lang w:val="en-US"/>
-              </w:rPr>
-              <w:t xml:space="preserve">. </w:t>
-            </w:r>
-            <w:proofErr w:type="spellStart"/>
-            <w:r>
-              <w:rPr>
-                <w:b/>
-                <w:bCs/>
-                <w:lang w:val="en-US"/>
-              </w:rPr>
-              <w:t>Формується</w:t>
-            </w:r>
-            <w:proofErr w:type="spellEnd"/>
-            <w:r>
-              <w:rPr>
-                <w:b/>
-                <w:bCs/>
-                <w:lang w:val="en-US"/>
-              </w:rPr>
-              <w:t xml:space="preserve"> з </w:t>
-            </w:r>
-            <w:proofErr w:type="spellStart"/>
-            <w:r>
-              <w:rPr>
-                <w:b/>
-                <w:bCs/>
-                <w:lang w:val="en-US"/>
-              </w:rPr>
-              <w:t>коду</w:t>
-            </w:r>
-            <w:proofErr w:type="spellEnd"/>
-            <w:r>
-              <w:rPr>
-                <w:b/>
-                <w:bCs/>
-                <w:lang w:val="en-US"/>
-              </w:rPr>
-              <w:t xml:space="preserve"> </w:t>
-            </w:r>
-            <w:proofErr w:type="spellStart"/>
-            <w:r>
-              <w:rPr>
-                <w:b/>
-                <w:bCs/>
-                <w:lang w:val="en-US"/>
-              </w:rPr>
-              <w:t>помилки</w:t>
-            </w:r>
-            <w:proofErr w:type="spellEnd"/>
-            <w:r>
-              <w:rPr>
-                <w:b/>
-                <w:bCs/>
-                <w:lang w:val="en-US"/>
-              </w:rPr>
-              <w:t xml:space="preserve"> в </w:t>
-            </w:r>
-            <w:proofErr w:type="spellStart"/>
-            <w:r>
-              <w:rPr>
-                <w:b/>
-                <w:bCs/>
-                <w:lang w:val="en-US"/>
-              </w:rPr>
-              <w:t>нижньому</w:t>
-            </w:r>
-            <w:proofErr w:type="spellEnd"/>
-            <w:r>
-              <w:rPr>
-                <w:b/>
-                <w:bCs/>
-                <w:lang w:val="en-US"/>
-              </w:rPr>
-              <w:t xml:space="preserve"> </w:t>
-            </w:r>
-            <w:proofErr w:type="spellStart"/>
-            <w:r>
-              <w:rPr>
-                <w:b/>
-                <w:bCs/>
-                <w:lang w:val="en-US"/>
-              </w:rPr>
-              <w:t>регістрі</w:t>
-            </w:r>
-            <w:proofErr w:type="spellEnd"/>
-            <w:r>
-              <w:rPr>
-                <w:b/>
-                <w:bCs/>
-                <w:lang w:val="en-US"/>
-              </w:rPr>
-              <w:t xml:space="preserve">, </w:t>
-            </w:r>
-            <w:proofErr w:type="spellStart"/>
-            <w:r>
-              <w:rPr>
-                <w:b/>
-                <w:bCs/>
-                <w:lang w:val="en-US"/>
-              </w:rPr>
-              <w:t>символ</w:t>
-            </w:r>
-            <w:proofErr w:type="spellEnd"/>
-            <w:r>
-              <w:rPr>
-                <w:b/>
-                <w:bCs/>
-                <w:lang w:val="en-US"/>
-              </w:rPr>
-              <w:t xml:space="preserve"> _ </w:t>
-            </w:r>
-            <w:proofErr w:type="spellStart"/>
-            <w:r>
-              <w:rPr>
-                <w:b/>
-                <w:bCs/>
-                <w:lang w:val="en-US"/>
-              </w:rPr>
-              <w:t>замінюється</w:t>
-            </w:r>
-            <w:proofErr w:type="spellEnd"/>
-            <w:r>
-              <w:rPr>
-                <w:b/>
-                <w:bCs/>
-                <w:lang w:val="en-US"/>
-              </w:rPr>
-              <w:t xml:space="preserve"> </w:t>
-            </w:r>
-            <w:proofErr w:type="spellStart"/>
-            <w:r>
-              <w:rPr>
-                <w:b/>
-                <w:bCs/>
-                <w:lang w:val="en-US"/>
-              </w:rPr>
-              <w:t>на</w:t>
-            </w:r>
-            <w:proofErr w:type="spellEnd"/>
-            <w:r>
-              <w:rPr>
-                <w:b/>
-                <w:bCs/>
-                <w:lang w:val="en-US"/>
-              </w:rPr>
-              <w:t xml:space="preserve"> -.</w:t>
             </w:r>
           </w:p>
         </w:tc>
@@ -825,7 +305,7 @@
                 <w:bCs/>
                 <w:lang w:val="en-US"/>
               </w:rPr>
-              <w:t>title</w:t>
+              <w:t>type</w:t>
             </w:r>
           </w:p>
         </w:tc>
@@ -848,7 +328,7 @@
                 <w:bCs/>
                 <w:lang w:val="en-US"/>
               </w:rPr>
-              <w:t>string</w:t>
+              <w:t>string (URI)</w:t>
             </w:r>
           </w:p>
         </w:tc>
@@ -865,59 +345,13 @@
                 <w:lang w:val="en-US"/>
               </w:rPr>
             </w:pPr>
-            <w:proofErr w:type="spellStart"/>
             <w:r>
               <w:rPr>
                 <w:b/>
                 <w:bCs/>
                 <w:lang w:val="en-US"/>
               </w:rPr>
-              <w:t>Коротка</w:t>
-            </w:r>
-            <w:proofErr w:type="spellEnd"/>
-            <w:r>
-              <w:rPr>
-                <w:b/>
-                <w:bCs/>
-                <w:lang w:val="en-US"/>
-              </w:rPr>
-              <w:t xml:space="preserve"> </w:t>
-            </w:r>
-            <w:proofErr w:type="spellStart"/>
-            <w:r>
-              <w:rPr>
-                <w:b/>
-                <w:bCs/>
-                <w:lang w:val="en-US"/>
-              </w:rPr>
-              <w:t>назва</w:t>
-            </w:r>
-            <w:proofErr w:type="spellEnd"/>
-            <w:r>
-              <w:rPr>
-                <w:b/>
-                <w:bCs/>
-                <w:lang w:val="en-US"/>
-              </w:rPr>
-              <w:t xml:space="preserve"> </w:t>
-            </w:r>
-            <w:proofErr w:type="spellStart"/>
-            <w:r>
-              <w:rPr>
-                <w:b/>
-                <w:bCs/>
-                <w:lang w:val="en-US"/>
-              </w:rPr>
-              <w:t>помилки</w:t>
-            </w:r>
-            <w:proofErr w:type="spellEnd"/>
-            <w:r>
-              <w:rPr>
-                <w:b/>
-                <w:bCs/>
-                <w:lang w:val="en-US"/>
-              </w:rPr>
-              <w:t>.</w:t>
+              <w:t>Ідентифікує тип помилки. Формується з коду помилки в нижньому регістрі, символ _ замінюється на -.</w:t>
             </w:r>
           </w:p>
         </w:tc>
@@ -942,7 +376,7 @@
                 <w:bCs/>
                 <w:lang w:val="en-US"/>
               </w:rPr>
-              <w:t>status</w:t>
+              <w:t>title</w:t>
             </w:r>
           </w:p>
         </w:tc>
@@ -965,7 +399,7 @@
                 <w:bCs/>
                 <w:lang w:val="en-US"/>
               </w:rPr>
-              <w:t>integer</w:t>
+              <w:t>string</w:t>
             </w:r>
           </w:p>
         </w:tc>
@@ -988,25 +422,7 @@
                 <w:bCs/>
                 <w:lang w:val="en-US"/>
               </w:rPr>
-              <w:t>HTTP-</w:t>
-            </w:r>
-            <w:proofErr w:type="spellStart"/>
-            <w:r>
-              <w:rPr>
-                <w:b/>
-                <w:bCs/>
-                <w:lang w:val="en-US"/>
-              </w:rPr>
-              <w:t>статус</w:t>
-            </w:r>
-            <w:proofErr w:type="spellEnd"/>
-            <w:r>
-              <w:rPr>
-                <w:b/>
-                <w:bCs/>
-                <w:lang w:val="en-US"/>
-              </w:rPr>
-              <w:t>.</w:t>
+              <w:t>Коротка назва помилки.</w:t>
             </w:r>
           </w:p>
         </w:tc>
@@ -1031,7 +447,7 @@
                 <w:bCs/>
                 <w:lang w:val="en-US"/>
               </w:rPr>
-              <w:t>code</w:t>
+              <w:t>status</w:t>
             </w:r>
           </w:p>
         </w:tc>
@@ -1054,7 +470,7 @@
                 <w:bCs/>
                 <w:lang w:val="en-US"/>
               </w:rPr>
-              <w:t>string</w:t>
+              <w:t>integer</w:t>
             </w:r>
           </w:p>
         </w:tc>
@@ -1071,59 +487,13 @@
                 <w:lang w:val="en-US"/>
               </w:rPr>
             </w:pPr>
-            <w:proofErr w:type="spellStart"/>
             <w:r>
               <w:rPr>
                 <w:b/>
                 <w:bCs/>
                 <w:lang w:val="en-US"/>
               </w:rPr>
-              <w:t>Машиночитний</w:t>
-            </w:r>
-            <w:proofErr w:type="spellEnd"/>
-            <w:r>
-              <w:rPr>
-                <w:b/>
-                <w:bCs/>
-                <w:lang w:val="en-US"/>
-              </w:rPr>
-              <w:t xml:space="preserve"> </w:t>
-            </w:r>
-            <w:proofErr w:type="spellStart"/>
-            <w:r>
-              <w:rPr>
-                <w:b/>
-                <w:bCs/>
-                <w:lang w:val="en-US"/>
-              </w:rPr>
-              <w:t>код</w:t>
-            </w:r>
-            <w:proofErr w:type="spellEnd"/>
-            <w:r>
-              <w:rPr>
-                <w:b/>
-                <w:bCs/>
-                <w:lang w:val="en-US"/>
-              </w:rPr>
-              <w:t xml:space="preserve"> </w:t>
-            </w:r>
-            <w:proofErr w:type="spellStart"/>
-            <w:r>
-              <w:rPr>
-                <w:b/>
-                <w:bCs/>
-                <w:lang w:val="en-US"/>
-              </w:rPr>
-              <w:t>помилки</w:t>
-            </w:r>
-            <w:proofErr w:type="spellEnd"/>
-            <w:r>
-              <w:rPr>
-                <w:b/>
-                <w:bCs/>
-                <w:lang w:val="en-US"/>
-              </w:rPr>
-              <w:t>.</w:t>
+              <w:t>HTTP-статус.</w:t>
             </w:r>
           </w:p>
         </w:tc>
@@ -1148,7 +518,7 @@
                 <w:bCs/>
                 <w:lang w:val="en-US"/>
               </w:rPr>
-              <w:t>detail</w:t>
+              <w:t>code</w:t>
             </w:r>
           </w:p>
         </w:tc>
@@ -1188,77 +558,13 @@
                 <w:lang w:val="en-US"/>
               </w:rPr>
             </w:pPr>
-            <w:proofErr w:type="spellStart"/>
             <w:r>
               <w:rPr>
                 <w:b/>
                 <w:bCs/>
                 <w:lang w:val="en-US"/>
               </w:rPr>
-              <w:t>Короткий</w:t>
-            </w:r>
-            <w:proofErr w:type="spellEnd"/>
-            <w:r>
-              <w:rPr>
-                <w:b/>
-                <w:bCs/>
-                <w:lang w:val="en-US"/>
-              </w:rPr>
-              <w:t xml:space="preserve"> </w:t>
-            </w:r>
-            <w:proofErr w:type="spellStart"/>
-            <w:r>
-              <w:rPr>
-                <w:b/>
-                <w:bCs/>
-                <w:lang w:val="en-US"/>
-              </w:rPr>
-              <w:t>опис</w:t>
-            </w:r>
-            <w:proofErr w:type="spellEnd"/>
-            <w:r>
-              <w:rPr>
-                <w:b/>
-                <w:bCs/>
-                <w:lang w:val="en-US"/>
-              </w:rPr>
-              <w:t xml:space="preserve"> </w:t>
-            </w:r>
-            <w:proofErr w:type="spellStart"/>
-            <w:r>
-              <w:rPr>
-                <w:b/>
-                <w:bCs/>
-                <w:lang w:val="en-US"/>
-              </w:rPr>
-              <w:t>причини</w:t>
-            </w:r>
-            <w:proofErr w:type="spellEnd"/>
-            <w:r>
-              <w:rPr>
-                <w:b/>
-                <w:bCs/>
-                <w:lang w:val="en-US"/>
-              </w:rPr>
-              <w:t xml:space="preserve"> </w:t>
-            </w:r>
-            <w:proofErr w:type="spellStart"/>
-            <w:r>
-              <w:rPr>
-                <w:b/>
-                <w:bCs/>
-                <w:lang w:val="en-US"/>
-              </w:rPr>
-              <w:t>помилки</w:t>
-            </w:r>
-            <w:proofErr w:type="spellEnd"/>
-            <w:r>
-              <w:rPr>
-                <w:b/>
-                <w:bCs/>
-                <w:lang w:val="en-US"/>
-              </w:rPr>
-              <w:t>.</w:t>
+              <w:t>Машиночитний код помилки.</w:t>
             </w:r>
           </w:p>
         </w:tc>
@@ -1283,7 +589,7 @@
                 <w:bCs/>
                 <w:lang w:val="en-US"/>
               </w:rPr>
-              <w:t>instance</w:t>
+              <w:t>detail</w:t>
             </w:r>
           </w:p>
         </w:tc>
@@ -1323,131 +629,13 @@
                 <w:lang w:val="en-US"/>
               </w:rPr>
             </w:pPr>
-            <w:proofErr w:type="spellStart"/>
             <w:r>
               <w:rPr>
                 <w:b/>
                 <w:bCs/>
                 <w:lang w:val="en-US"/>
               </w:rPr>
-              <w:t>Шлях</w:t>
-            </w:r>
-            <w:proofErr w:type="spellEnd"/>
-            <w:r>
-              <w:rPr>
-                <w:b/>
-                <w:bCs/>
-                <w:lang w:val="en-US"/>
-              </w:rPr>
-              <w:t xml:space="preserve"> </w:t>
-            </w:r>
-            <w:proofErr w:type="spellStart"/>
-            <w:r>
-              <w:rPr>
-                <w:b/>
-                <w:bCs/>
-                <w:lang w:val="en-US"/>
-              </w:rPr>
-              <w:t>запиту</w:t>
-            </w:r>
-            <w:proofErr w:type="spellEnd"/>
-            <w:r>
-              <w:rPr>
-                <w:b/>
-                <w:bCs/>
-                <w:lang w:val="en-US"/>
-              </w:rPr>
-              <w:t xml:space="preserve">, </w:t>
-            </w:r>
-            <w:proofErr w:type="spellStart"/>
-            <w:r>
-              <w:rPr>
-                <w:b/>
-                <w:bCs/>
-                <w:lang w:val="en-US"/>
-              </w:rPr>
-              <w:t>під</w:t>
-            </w:r>
-            <w:proofErr w:type="spellEnd"/>
-            <w:r>
-              <w:rPr>
-                <w:b/>
-                <w:bCs/>
-                <w:lang w:val="en-US"/>
-              </w:rPr>
-              <w:t xml:space="preserve"> </w:t>
-            </w:r>
-            <w:proofErr w:type="spellStart"/>
-            <w:r>
-              <w:rPr>
-                <w:b/>
-                <w:bCs/>
-                <w:lang w:val="en-US"/>
-              </w:rPr>
-              <w:t>час</w:t>
-            </w:r>
-            <w:proofErr w:type="spellEnd"/>
-            <w:r>
-              <w:rPr>
-                <w:b/>
-                <w:bCs/>
-                <w:lang w:val="en-US"/>
-              </w:rPr>
-              <w:t xml:space="preserve"> </w:t>
-            </w:r>
-            <w:proofErr w:type="spellStart"/>
-            <w:r>
-              <w:rPr>
-                <w:b/>
-                <w:bCs/>
-                <w:lang w:val="en-US"/>
-              </w:rPr>
-              <w:t>якого</w:t>
-            </w:r>
-            <w:proofErr w:type="spellEnd"/>
-            <w:r>
-              <w:rPr>
-                <w:b/>
-                <w:bCs/>
-                <w:lang w:val="en-US"/>
-              </w:rPr>
-              <w:t xml:space="preserve"> </w:t>
-            </w:r>
-            <w:proofErr w:type="spellStart"/>
-            <w:r>
-              <w:rPr>
-                <w:b/>
-                <w:bCs/>
-                <w:lang w:val="en-US"/>
-              </w:rPr>
-              <w:t>виникла</w:t>
-            </w:r>
-            <w:proofErr w:type="spellEnd"/>
-            <w:r>
-              <w:rPr>
-                <w:b/>
-                <w:bCs/>
-                <w:lang w:val="en-US"/>
-              </w:rPr>
-              <w:t xml:space="preserve"> </w:t>
-            </w:r>
-            <w:proofErr w:type="spellStart"/>
-            <w:r>
-              <w:rPr>
-                <w:b/>
-                <w:bCs/>
-                <w:lang w:val="en-US"/>
-              </w:rPr>
-              <w:t>помилка</w:t>
-            </w:r>
-            <w:proofErr w:type="spellEnd"/>
-            <w:r>
-              <w:rPr>
-                <w:b/>
-                <w:bCs/>
-                <w:lang w:val="en-US"/>
-              </w:rPr>
-              <w:t>.</w:t>
+              <w:t>Короткий опис причини помилки.</w:t>
             </w:r>
           </w:p>
         </w:tc>
@@ -1466,16 +654,14 @@
                 <w:lang w:val="en-US"/>
               </w:rPr>
             </w:pPr>
-            <w:proofErr w:type="spellStart"/>
             <w:r>
               <w:rPr>
                 <w:b/>
                 <w:bCs/>
                 <w:lang w:val="en-US"/>
               </w:rPr>
-              <w:t>traceId</w:t>
+              <w:t>instance</w:t>
             </w:r>
-            <w:proofErr w:type="spellEnd"/>
           </w:p>
         </w:tc>
         <w:tc>
@@ -1514,77 +700,13 @@
                 <w:lang w:val="en-US"/>
               </w:rPr>
             </w:pPr>
-            <w:proofErr w:type="spellStart"/>
             <w:r>
               <w:rPr>
                 <w:b/>
                 <w:bCs/>
                 <w:lang w:val="en-US"/>
               </w:rPr>
-              <w:t>Ідентифікатор</w:t>
-            </w:r>
-            <w:proofErr w:type="spellEnd"/>
-            <w:r>
-              <w:rPr>
-                <w:b/>
-                <w:bCs/>
-                <w:lang w:val="en-US"/>
-              </w:rPr>
-              <w:t xml:space="preserve"> </w:t>
-            </w:r>
-            <w:proofErr w:type="spellStart"/>
-            <w:r>
-              <w:rPr>
-                <w:b/>
-                <w:bCs/>
-                <w:lang w:val="en-US"/>
-              </w:rPr>
-              <w:t>для</w:t>
-            </w:r>
-            <w:proofErr w:type="spellEnd"/>
-            <w:r>
-              <w:rPr>
-                <w:b/>
-                <w:bCs/>
-                <w:lang w:val="en-US"/>
-              </w:rPr>
-              <w:t xml:space="preserve"> </w:t>
-            </w:r>
-            <w:proofErr w:type="spellStart"/>
-            <w:r>
-              <w:rPr>
-                <w:b/>
-                <w:bCs/>
-                <w:lang w:val="en-US"/>
-              </w:rPr>
-              <w:t>діагностики</w:t>
-            </w:r>
-            <w:proofErr w:type="spellEnd"/>
-            <w:r>
-              <w:rPr>
-                <w:b/>
-                <w:bCs/>
-                <w:lang w:val="en-US"/>
-              </w:rPr>
-              <w:t xml:space="preserve">, </w:t>
-            </w:r>
-            <w:proofErr w:type="spellStart"/>
-            <w:r>
-              <w:rPr>
-                <w:b/>
-                <w:bCs/>
-                <w:lang w:val="en-US"/>
-              </w:rPr>
-              <w:t>наприклад</w:t>
-            </w:r>
-            <w:proofErr w:type="spellEnd"/>
-            <w:r>
-              <w:rPr>
-                <w:b/>
-                <w:bCs/>
-                <w:lang w:val="en-US"/>
-              </w:rPr>
-              <w:t xml:space="preserve"> trace-a1b2c3d4e5f6.</w:t>
+              <w:t>Шлях запиту, під час якого виникла помилка.</w:t>
             </w:r>
           </w:p>
         </w:tc>
@@ -1609,7 +731,7 @@
                 <w:bCs/>
                 <w:lang w:val="en-US"/>
               </w:rPr>
-              <w:t>errors</w:t>
+              <w:t>traceId</w:t>
             </w:r>
           </w:p>
         </w:tc>
@@ -1632,7 +754,7 @@
                 <w:bCs/>
                 <w:lang w:val="en-US"/>
               </w:rPr>
-              <w:t>object</w:t>
+              <w:t>string</w:t>
             </w:r>
           </w:p>
         </w:tc>
@@ -1649,113 +771,13 @@
                 <w:lang w:val="en-US"/>
               </w:rPr>
             </w:pPr>
-            <w:proofErr w:type="spellStart"/>
             <w:r>
               <w:rPr>
                 <w:b/>
                 <w:bCs/>
                 <w:lang w:val="en-US"/>
               </w:rPr>
-              <w:t>Необов’язковий</w:t>
-            </w:r>
-            <w:proofErr w:type="spellEnd"/>
-            <w:r>
-              <w:rPr>
-                <w:b/>
-                <w:bCs/>
-                <w:lang w:val="en-US"/>
-              </w:rPr>
-              <w:t xml:space="preserve"> </w:t>
-            </w:r>
-            <w:proofErr w:type="spellStart"/>
-            <w:r>
-              <w:rPr>
-                <w:b/>
-                <w:bCs/>
-                <w:lang w:val="en-US"/>
-              </w:rPr>
-              <w:t>словник</w:t>
-            </w:r>
-            <w:proofErr w:type="spellEnd"/>
-            <w:r>
-              <w:rPr>
-                <w:b/>
-                <w:bCs/>
-                <w:lang w:val="en-US"/>
-              </w:rPr>
-              <w:t xml:space="preserve"> </w:t>
-            </w:r>
-            <w:proofErr w:type="spellStart"/>
-            <w:r>
-              <w:rPr>
-                <w:b/>
-                <w:bCs/>
-                <w:lang w:val="en-US"/>
-              </w:rPr>
-              <w:t>помилок</w:t>
-            </w:r>
-            <w:proofErr w:type="spellEnd"/>
-            <w:r>
-              <w:rPr>
-                <w:b/>
-                <w:bCs/>
-                <w:lang w:val="en-US"/>
-              </w:rPr>
-              <w:t xml:space="preserve"> </w:t>
-            </w:r>
-            <w:proofErr w:type="spellStart"/>
-            <w:r>
-              <w:rPr>
-                <w:b/>
-                <w:bCs/>
-                <w:lang w:val="en-US"/>
-              </w:rPr>
-              <w:t>валідації</w:t>
-            </w:r>
-            <w:proofErr w:type="spellEnd"/>
-            <w:r>
-              <w:rPr>
-                <w:b/>
-                <w:bCs/>
-                <w:lang w:val="en-US"/>
-              </w:rPr>
-              <w:t xml:space="preserve"> </w:t>
-            </w:r>
-            <w:proofErr w:type="spellStart"/>
-            <w:r>
-              <w:rPr>
-                <w:b/>
-                <w:bCs/>
-                <w:lang w:val="en-US"/>
-              </w:rPr>
-              <w:t>за</w:t>
-            </w:r>
-            <w:proofErr w:type="spellEnd"/>
-            <w:r>
-              <w:rPr>
-                <w:b/>
-                <w:bCs/>
-                <w:lang w:val="en-US"/>
-              </w:rPr>
-              <w:t xml:space="preserve"> </w:t>
-            </w:r>
-            <w:proofErr w:type="spellStart"/>
-            <w:r>
-              <w:rPr>
-                <w:b/>
-                <w:bCs/>
-                <w:lang w:val="en-US"/>
-              </w:rPr>
-              <w:t>полями</w:t>
-            </w:r>
-            <w:proofErr w:type="spellEnd"/>
-            <w:r>
-              <w:rPr>
-                <w:b/>
-                <w:bCs/>
-                <w:lang w:val="en-US"/>
-              </w:rPr>
-              <w:t>.</w:t>
+              <w:t>Ідентифікатор для діагностики, наприклад trace-a1b2c3d4e5f6.</w:t>
             </w:r>
           </w:p>
         </w:tc>
@@ -1774,7 +796,77 @@
                 <w:lang w:val="en-US"/>
               </w:rPr>
             </w:pPr>
-            <w:proofErr w:type="spellStart"/>
+            <w:r>
+              <w:rPr>
+                <w:b/>
+                <w:bCs/>
+                <w:lang w:val="en-US"/>
+              </w:rPr>
+              <w:t>errors</w:t>
+            </w:r>
+          </w:p>
+        </w:tc>
+        <w:tc>
+          <w:tcPr>
+            <w:tcW w:w="0" w:type="auto"/>
+            <w:hideMark/>
+          </w:tcPr>
+          <w:p>
+            <w:pPr>
+              <w:rPr>
+                <w:b/>
+                <w:bCs/>
+                <w:lang w:val="en-US"/>
+              </w:rPr>
+            </w:pPr>
+            <w:r>
+              <w:rPr>
+                <w:b/>
+                <w:bCs/>
+                <w:lang w:val="en-US"/>
+              </w:rPr>
+              <w:t>object</w:t>
+            </w:r>
+          </w:p>
+        </w:tc>
+        <w:tc>
+          <w:tcPr>
+            <w:tcW w:w="0" w:type="auto"/>
+            <w:hideMark/>
+          </w:tcPr>
+          <w:p>
+            <w:pPr>
+              <w:rPr>
+                <w:b/>
+                <w:bCs/>
+                <w:lang w:val="en-US"/>
+              </w:rPr>
+            </w:pPr>
+            <w:r>
+              <w:rPr>
+                <w:b/>
+                <w:bCs/>
+                <w:lang w:val="en-US"/>
+              </w:rPr>
+              <w:t>Необов’язковий словник помилок валідації за полями.</w:t>
+            </w:r>
+          </w:p>
+        </w:tc>
+      </w:tr>
+      <w:tr>
+        <w:tc>
+          <w:tcPr>
+            <w:tcW w:w="0" w:type="auto"/>
+            <w:hideMark/>
+          </w:tcPr>
+          <w:p>
+            <w:pPr>
+              <w:rPr>
+                <w:b/>
+                <w:bCs/>
+                <w:lang w:val="en-US"/>
+              </w:rPr>
+            </w:pPr>
             <w:r>
               <w:rPr>
                 <w:b/>
@@ -1783,7 +875,6 @@
               </w:rPr>
               <w:t>retryAfterSeconds</w:t>
             </w:r>
-            <w:proofErr w:type="spellEnd"/>
           </w:p>
         </w:tc>
         <w:tc>
@@ -1822,113 +913,13 @@
                 <w:lang w:val="en-US"/>
               </w:rPr>
             </w:pPr>
-            <w:proofErr w:type="spellStart"/>
             <w:r>
               <w:rPr>
                 <w:b/>
                 <w:bCs/>
                 <w:lang w:val="en-US"/>
               </w:rPr>
-              <w:t>Необов’язковий</w:t>
-            </w:r>
-            <w:proofErr w:type="spellEnd"/>
-            <w:r>
-              <w:rPr>
-                <w:b/>
-                <w:bCs/>
-                <w:lang w:val="en-US"/>
-              </w:rPr>
-              <w:t xml:space="preserve"> </w:t>
-            </w:r>
-            <w:proofErr w:type="spellStart"/>
-            <w:r>
-              <w:rPr>
-                <w:b/>
-                <w:bCs/>
-                <w:lang w:val="en-US"/>
-              </w:rPr>
-              <w:t>час</w:t>
-            </w:r>
-            <w:proofErr w:type="spellEnd"/>
-            <w:r>
-              <w:rPr>
-                <w:b/>
-                <w:bCs/>
-                <w:lang w:val="en-US"/>
-              </w:rPr>
-              <w:t xml:space="preserve"> </w:t>
-            </w:r>
-            <w:proofErr w:type="spellStart"/>
-            <w:r>
-              <w:rPr>
-                <w:b/>
-                <w:bCs/>
-                <w:lang w:val="en-US"/>
-              </w:rPr>
-              <w:t>очікування</w:t>
-            </w:r>
-            <w:proofErr w:type="spellEnd"/>
-            <w:r>
-              <w:rPr>
-                <w:b/>
-                <w:bCs/>
-                <w:lang w:val="en-US"/>
-              </w:rPr>
-              <w:t xml:space="preserve"> </w:t>
-            </w:r>
-            <w:proofErr w:type="spellStart"/>
-            <w:r>
-              <w:rPr>
-                <w:b/>
-                <w:bCs/>
-                <w:lang w:val="en-US"/>
-              </w:rPr>
-              <w:t>перед</w:t>
-            </w:r>
-            <w:proofErr w:type="spellEnd"/>
-            <w:r>
-              <w:rPr>
-                <w:b/>
-                <w:bCs/>
-                <w:lang w:val="en-US"/>
-              </w:rPr>
-              <w:t xml:space="preserve"> </w:t>
-            </w:r>
-            <w:proofErr w:type="spellStart"/>
-            <w:r>
-              <w:rPr>
-                <w:b/>
-                <w:bCs/>
-                <w:lang w:val="en-US"/>
-              </w:rPr>
-              <w:t>повторним</w:t>
-            </w:r>
-            <w:proofErr w:type="spellEnd"/>
-            <w:r>
-              <w:rPr>
-                <w:b/>
-                <w:bCs/>
-                <w:lang w:val="en-US"/>
-              </w:rPr>
-              <w:t xml:space="preserve"> </w:t>
-            </w:r>
-            <w:proofErr w:type="spellStart"/>
-            <w:r>
-              <w:rPr>
-                <w:b/>
-                <w:bCs/>
-                <w:lang w:val="en-US"/>
-              </w:rPr>
-              <w:t>запитом</w:t>
-            </w:r>
-            <w:proofErr w:type="spellEnd"/>
-            <w:r>
-              <w:rPr>
-                <w:b/>
-                <w:bCs/>
-                <w:lang w:val="en-US"/>
-              </w:rPr>
-              <w:t>.</w:t>
+              <w:t>Необов’язковий час очікування перед повторним запитом.</w:t>
             </w:r>
           </w:p>
         </w:tc>
@@ -1969,23 +960,7 @@
           <w:bCs/>
         </w:rPr>
         <w:br/>
-        <w:t xml:space="preserve">  "</w:t>
-      </w:r>
-      <w:proofErr w:type="spellStart"/>
-      <w:r>
-        <w:rPr>
-          <w:b/>
-          <w:bCs/>
-        </w:rPr>
-        <w:t>type</w:t>
-      </w:r>
-      <w:proofErr w:type="spellEnd"/>
-      <w:r>
-        <w:rPr>
-          <w:b/>
-          <w:bCs/>
-        </w:rPr>
-        <w:t>": "https://api.smartspendtracker.com/errors/validation-failed",</w:t>
+        <w:t xml:space="preserve">  "type": "https://api.smartspendtracker.com/errors/validation-failed",</w:t>
       </w:r>
       <w:r>
         <w:rPr>
@@ -1993,23 +968,7 @@
           <w:bCs/>
         </w:rPr>
         <w:br/>
-        <w:t xml:space="preserve">  "</w:t>
-      </w:r>
-      <w:proofErr w:type="spellStart"/>
-      <w:r>
-        <w:rPr>
-          <w:b/>
-          <w:bCs/>
-        </w:rPr>
-        <w:t>title</w:t>
-      </w:r>
-      <w:proofErr w:type="spellEnd"/>
-      <w:r>
-        <w:rPr>
-          <w:b/>
-          <w:bCs/>
-        </w:rPr>
-        <w:t>": "Помилка перевірки даних",</w:t>
+        <w:t xml:space="preserve">  "title": "Помилка перевірки даних",</w:t>
       </w:r>
       <w:r>
         <w:rPr>
@@ -2017,23 +976,7 @@
           <w:bCs/>
         </w:rPr>
         <w:br/>
-        <w:t xml:space="preserve">  "</w:t>
-      </w:r>
-      <w:proofErr w:type="spellStart"/>
-      <w:r>
-        <w:rPr>
-          <w:b/>
-          <w:bCs/>
-        </w:rPr>
-        <w:t>status</w:t>
-      </w:r>
-      <w:proofErr w:type="spellEnd"/>
-      <w:r>
-        <w:rPr>
-          <w:b/>
-          <w:bCs/>
-        </w:rPr>
-        <w:t>": 422,</w:t>
+        <w:t xml:space="preserve">  "status": 422,</w:t>
       </w:r>
       <w:r>
         <w:rPr>
@@ -2041,23 +984,7 @@
           <w:bCs/>
         </w:rPr>
         <w:br/>
-        <w:t xml:space="preserve">  "</w:t>
-      </w:r>
-      <w:proofErr w:type="spellStart"/>
-      <w:r>
-        <w:rPr>
-          <w:b/>
-          <w:bCs/>
-        </w:rPr>
-        <w:t>code</w:t>
-      </w:r>
-      <w:proofErr w:type="spellEnd"/>
-      <w:r>
-        <w:rPr>
-          <w:b/>
-          <w:bCs/>
-        </w:rPr>
-        <w:t>": "VALIDATION_FAILED",</w:t>
+        <w:t xml:space="preserve">  "code": "VALIDATION_FAILED",</w:t>
       </w:r>
       <w:r>
         <w:rPr>
@@ -2065,23 +992,7 @@
           <w:bCs/>
         </w:rPr>
         <w:br/>
-        <w:t xml:space="preserve">  "</w:t>
-      </w:r>
-      <w:proofErr w:type="spellStart"/>
-      <w:r>
-        <w:rPr>
-          <w:b/>
-          <w:bCs/>
-        </w:rPr>
-        <w:t>detail</w:t>
-      </w:r>
-      <w:proofErr w:type="spellEnd"/>
-      <w:r>
-        <w:rPr>
-          <w:b/>
-          <w:bCs/>
-        </w:rPr>
-        <w:t>": "Одне або декілька полів не пройшли перевірку.",</w:t>
+        <w:t xml:space="preserve">  "detail": "Одне або декілька полів не пройшли перевірку.",</w:t>
       </w:r>
       <w:r>
         <w:rPr>
@@ -2089,55 +1000,7 @@
           <w:bCs/>
         </w:rPr>
         <w:br/>
-        <w:t xml:space="preserve">  "</w:t>
-      </w:r>
-      <w:proofErr w:type="spellStart"/>
-      <w:r>
-        <w:rPr>
-          <w:b/>
-          <w:bCs/>
-        </w:rPr>
-        <w:t>instance</w:t>
-      </w:r>
-      <w:proofErr w:type="spellEnd"/>
-      <w:r>
-        <w:rPr>
-          <w:b/>
-          <w:bCs/>
-        </w:rPr>
-        <w:t>": "/</w:t>
-      </w:r>
-      <w:proofErr w:type="spellStart"/>
-      <w:r>
-        <w:rPr>
-          <w:b/>
-          <w:bCs/>
-        </w:rPr>
-        <w:t>api</w:t>
-      </w:r>
-      <w:proofErr w:type="spellEnd"/>
-      <w:r>
-        <w:rPr>
-          <w:b/>
-          <w:bCs/>
-        </w:rPr>
-        <w:t>/</w:t>
-      </w:r>
-      <w:proofErr w:type="spellStart"/>
-      <w:r>
-        <w:rPr>
-          <w:b/>
-          <w:bCs/>
-        </w:rPr>
-        <w:t>expenses</w:t>
-      </w:r>
-      <w:proofErr w:type="spellEnd"/>
-      <w:r>
-        <w:rPr>
-          <w:b/>
-          <w:bCs/>
-        </w:rPr>
-        <w:t>",</w:t>
+        <w:t xml:space="preserve">  "instance": "/api/expenses",</w:t>
       </w:r>
       <w:r>
         <w:rPr>
@@ -2145,23 +1008,7 @@
           <w:bCs/>
         </w:rPr>
         <w:br/>
-        <w:t xml:space="preserve">  "</w:t>
-      </w:r>
-      <w:proofErr w:type="spellStart"/>
-      <w:r>
-        <w:rPr>
-          <w:b/>
-          <w:bCs/>
-        </w:rPr>
-        <w:t>traceId</w:t>
-      </w:r>
-      <w:proofErr w:type="spellEnd"/>
-      <w:r>
-        <w:rPr>
-          <w:b/>
-          <w:bCs/>
-        </w:rPr>
-        <w:t>": "trace-a1b2c3d4e5f6",</w:t>
+        <w:t xml:space="preserve">  "traceId": "trace-a1b2c3d4e5f6",</w:t>
       </w:r>
       <w:r>
         <w:rPr>
@@ -2169,23 +1016,7 @@
           <w:bCs/>
         </w:rPr>
         <w:br/>
-        <w:t xml:space="preserve">  "</w:t>
-      </w:r>
-      <w:proofErr w:type="spellStart"/>
-      <w:r>
-        <w:rPr>
-          <w:b/>
-          <w:bCs/>
-        </w:rPr>
-        <w:t>errors</w:t>
-      </w:r>
-      <w:proofErr w:type="spellEnd"/>
-      <w:r>
-        <w:rPr>
-          <w:b/>
-          <w:bCs/>
-        </w:rPr>
-        <w:t>": {</w:t>
+        <w:t xml:space="preserve">  "errors": {</w:t>
       </w:r>
       <w:r>
         <w:rPr>
@@ -2193,103 +1024,7 @@
           <w:bCs/>
         </w:rPr>
         <w:br/>
-        <w:t xml:space="preserve">    "</w:t>
-      </w:r>
-      <w:proofErr w:type="spellStart"/>
-      <w:r>
-        <w:rPr>
-          <w:b/>
-          <w:bCs/>
-        </w:rPr>
-        <w:t>amount</w:t>
-      </w:r>
-      <w:proofErr w:type="spellEnd"/>
-      <w:r>
-        <w:rPr>
-          <w:b/>
-          <w:bCs/>
-        </w:rPr>
-        <w:t>": ["</w:t>
-      </w:r>
-      <w:proofErr w:type="spellStart"/>
-      <w:r>
-        <w:rPr>
-          <w:b/>
-          <w:bCs/>
-        </w:rPr>
-        <w:t>Input</w:t>
-      </w:r>
-      <w:proofErr w:type="spellEnd"/>
-      <w:r>
-        <w:rPr>
-          <w:b/>
-          <w:bCs/>
-        </w:rPr>
-        <w:t xml:space="preserve"> </w:t>
-      </w:r>
-      <w:proofErr w:type="spellStart"/>
-      <w:r>
-        <w:rPr>
-          <w:b/>
-          <w:bCs/>
-        </w:rPr>
-        <w:t>should</w:t>
-      </w:r>
-      <w:proofErr w:type="spellEnd"/>
-      <w:r>
-        <w:rPr>
-          <w:b/>
-          <w:bCs/>
-        </w:rPr>
-        <w:t xml:space="preserve"> </w:t>
-      </w:r>
-      <w:proofErr w:type="spellStart"/>
-      <w:r>
-        <w:rPr>
-          <w:b/>
-          <w:bCs/>
-        </w:rPr>
-        <w:t>be</w:t>
-      </w:r>
-      <w:proofErr w:type="spellEnd"/>
-      <w:r>
-        <w:rPr>
-          <w:b/>
-          <w:bCs/>
-        </w:rPr>
-        <w:t xml:space="preserve"> </w:t>
-      </w:r>
-      <w:proofErr w:type="spellStart"/>
-      <w:r>
-        <w:rPr>
-          <w:b/>
-          <w:bCs/>
-        </w:rPr>
-        <w:t>greater</w:t>
-      </w:r>
-      <w:proofErr w:type="spellEnd"/>
-      <w:r>
-        <w:rPr>
-          <w:b/>
-          <w:bCs/>
-        </w:rPr>
-        <w:t xml:space="preserve"> </w:t>
-      </w:r>
-      <w:proofErr w:type="spellStart"/>
-      <w:r>
-        <w:rPr>
-          <w:b/>
-          <w:bCs/>
-        </w:rPr>
-        <w:t>than</w:t>
-      </w:r>
-      <w:proofErr w:type="spellEnd"/>
-      <w:r>
-        <w:rPr>
-          <w:b/>
-          <w:bCs/>
-        </w:rPr>
-        <w:t xml:space="preserve"> 0"]</w:t>
+        <w:t xml:space="preserve">    "amount": ["Input should be greater than 0"]</w:t>
       </w:r>
       <w:r>
         <w:rPr>
@@ -2322,37 +1057,12 @@
           <w:bCs/>
         </w:rPr>
       </w:pPr>
-      <w:proofErr w:type="spellStart"/>
       <w:r>
         <w:rPr>
           <w:b/>
           <w:bCs/>
         </w:rPr>
-        <w:t>traceId</w:t>
-      </w:r>
-      <w:proofErr w:type="spellEnd"/>
-      <w:r>
-        <w:rPr>
-          <w:b/>
-          <w:bCs/>
-        </w:rPr>
-        <w:t xml:space="preserve"> генерується випадково для кожної помилки. Повідомлення у </w:t>
-      </w:r>
-      <w:proofErr w:type="spellStart"/>
-      <w:r>
-        <w:rPr>
-          <w:b/>
-          <w:bCs/>
-        </w:rPr>
-        <w:t>errors</w:t>
-      </w:r>
-      <w:proofErr w:type="spellEnd"/>
-      <w:r>
-        <w:rPr>
-          <w:b/>
-          <w:bCs/>
-        </w:rPr>
-        <w:t xml:space="preserve"> залежать від того, яке поле не пройшло перевірку.</w:t>
+        <w:t>traceId генерується випадково для кожної помилки. Повідомлення у errors залежать від того, яке поле не пройшло перевірку.</w:t>
       </w:r>
     </w:p>
     <w:p>
@@ -2384,39 +1094,7 @@
           <w:b/>
           <w:bCs/>
         </w:rPr>
-        <w:t xml:space="preserve">3.1. 400 </w:t>
-      </w:r>
-      <w:proofErr w:type="spellStart"/>
-      <w:r>
-        <w:rPr>
-          <w:b/>
-          <w:bCs/>
-        </w:rPr>
-        <w:t>Bad</w:t>
-      </w:r>
-      <w:proofErr w:type="spellEnd"/>
-      <w:r>
-        <w:rPr>
-          <w:b/>
-          <w:bCs/>
-        </w:rPr>
-        <w:t xml:space="preserve"> </w:t>
-      </w:r>
-      <w:proofErr w:type="spellStart"/>
-      <w:r>
-        <w:rPr>
-          <w:b/>
-          <w:bCs/>
-        </w:rPr>
-        <w:t>Request</w:t>
-      </w:r>
-      <w:proofErr w:type="spellEnd"/>
-      <w:r>
-        <w:rPr>
-          <w:b/>
-          <w:bCs/>
-        </w:rPr>
-        <w:t xml:space="preserve"> — некоректний запит</w:t>
+        <w:t>3.1. 400 Bad Request — некоректний запит</w:t>
       </w:r>
     </w:p>
     <w:p>
@@ -2446,55 +1124,7 @@
           <w:b/>
           <w:bCs/>
         </w:rPr>
-        <w:t xml:space="preserve">У поточному коді: окремого правила для 400 немає. Якщо </w:t>
-      </w:r>
-      <w:proofErr w:type="spellStart"/>
-      <w:r>
-        <w:rPr>
-          <w:b/>
-          <w:bCs/>
-        </w:rPr>
-        <w:t>ендпоїнт</w:t>
-      </w:r>
-      <w:proofErr w:type="spellEnd"/>
-      <w:r>
-        <w:rPr>
-          <w:b/>
-          <w:bCs/>
-        </w:rPr>
-        <w:t xml:space="preserve"> вручну підніме </w:t>
-      </w:r>
-      <w:proofErr w:type="spellStart"/>
-      <w:r>
-        <w:rPr>
-          <w:b/>
-          <w:bCs/>
-        </w:rPr>
-        <w:t>HTTPException</w:t>
-      </w:r>
-      <w:proofErr w:type="spellEnd"/>
-      <w:r>
-        <w:rPr>
-          <w:b/>
-          <w:bCs/>
-        </w:rPr>
-        <w:t xml:space="preserve">(400), загальний обробник поверне код HTTP_ERROR, заголовок Помилка запиту та текст </w:t>
-      </w:r>
-      <w:proofErr w:type="spellStart"/>
-      <w:r>
-        <w:rPr>
-          <w:b/>
-          <w:bCs/>
-        </w:rPr>
-        <w:t>detail</w:t>
-      </w:r>
-      <w:proofErr w:type="spellEnd"/>
-      <w:r>
-        <w:rPr>
-          <w:b/>
-          <w:bCs/>
-        </w:rPr>
-        <w:t xml:space="preserve"> з винятку. Тому BAD_REQUEST у документації не слід вважати фактично реалізованим кодом відповіді.</w:t>
+        <w:t>У поточному коді: окремого правила для 400 немає. Якщо ендпоїнт вручну підніме HTTPException(400), загальний обробник поверне код HTTP_ERROR, заголовок Помилка запиту та текст detail з винятку. Тому BAD_REQUEST у документації не слід вважати фактично реалізованим кодом відповіді.</w:t>
       </w:r>
     </w:p>
     <w:p>
@@ -2511,23 +1141,7 @@
           <w:b/>
           <w:bCs/>
         </w:rPr>
-        <w:t xml:space="preserve">3.2. 401 </w:t>
-      </w:r>
-      <w:proofErr w:type="spellStart"/>
-      <w:r>
-        <w:rPr>
-          <w:b/>
-          <w:bCs/>
-        </w:rPr>
-        <w:t>Unauthorized</w:t>
-      </w:r>
-      <w:proofErr w:type="spellEnd"/>
-      <w:r>
-        <w:rPr>
-          <w:b/>
-          <w:bCs/>
-        </w:rPr>
-        <w:t xml:space="preserve"> — автентифікація не пройдена</w:t>
+        <w:t>3.2. 401 Unauthorized — автентифікація не пройдена</w:t>
       </w:r>
     </w:p>
     <w:p>
@@ -2542,23 +1156,7 @@
           <w:b/>
           <w:bCs/>
         </w:rPr>
-        <w:t xml:space="preserve">Причини: відсутній токен або переданий неправильний </w:t>
-      </w:r>
-      <w:proofErr w:type="spellStart"/>
-      <w:r>
-        <w:rPr>
-          <w:b/>
-          <w:bCs/>
-        </w:rPr>
-        <w:t>Bearer</w:t>
-      </w:r>
-      <w:proofErr w:type="spellEnd"/>
-      <w:r>
-        <w:rPr>
-          <w:b/>
-          <w:bCs/>
-        </w:rPr>
-        <w:t>-токен.</w:t>
+        <w:t>Причини: відсутній токен або переданий неправильний Bearer-токен.</w:t>
       </w:r>
     </w:p>
     <w:p>
@@ -2573,87 +1171,7 @@
           <w:b/>
           <w:bCs/>
         </w:rPr>
-        <w:t xml:space="preserve">Фактичні поля: </w:t>
-      </w:r>
-      <w:proofErr w:type="spellStart"/>
-      <w:r>
-        <w:rPr>
-          <w:b/>
-          <w:bCs/>
-        </w:rPr>
-        <w:t>code</w:t>
-      </w:r>
-      <w:proofErr w:type="spellEnd"/>
-      <w:r>
-        <w:rPr>
-          <w:b/>
-          <w:bCs/>
-        </w:rPr>
-        <w:t xml:space="preserve">=AUTHENTICATION_REQUIRED, </w:t>
-      </w:r>
-      <w:proofErr w:type="spellStart"/>
-      <w:r>
-        <w:rPr>
-          <w:b/>
-          <w:bCs/>
-        </w:rPr>
-        <w:t>title</w:t>
-      </w:r>
-      <w:proofErr w:type="spellEnd"/>
-      <w:r>
-        <w:rPr>
-          <w:b/>
-          <w:bCs/>
-        </w:rPr>
-        <w:t xml:space="preserve">=Необхідна автентифікація, </w:t>
-      </w:r>
-      <w:proofErr w:type="spellStart"/>
-      <w:r>
-        <w:rPr>
-          <w:b/>
-          <w:bCs/>
-        </w:rPr>
-        <w:t>detail</w:t>
-      </w:r>
-      <w:proofErr w:type="spellEnd"/>
-      <w:r>
-        <w:rPr>
-          <w:b/>
-          <w:bCs/>
-        </w:rPr>
-        <w:t>=Потрібно увійти в систему. Додається заголовок WWW-</w:t>
-      </w:r>
-      <w:proofErr w:type="spellStart"/>
-      <w:r>
-        <w:rPr>
-          <w:b/>
-          <w:bCs/>
-        </w:rPr>
-        <w:t>Authenticate</w:t>
-      </w:r>
-      <w:proofErr w:type="spellEnd"/>
-      <w:r>
-        <w:rPr>
-          <w:b/>
-          <w:bCs/>
-        </w:rPr>
-        <w:t xml:space="preserve">: </w:t>
-      </w:r>
-      <w:proofErr w:type="spellStart"/>
-      <w:r>
-        <w:rPr>
-          <w:b/>
-          <w:bCs/>
-        </w:rPr>
-        <w:t>Bearer</w:t>
-      </w:r>
-      <w:proofErr w:type="spellEnd"/>
-      <w:r>
-        <w:rPr>
-          <w:b/>
-          <w:bCs/>
-        </w:rPr>
-        <w:t>.</w:t>
+        <w:t>Фактичні поля: code=AUTHENTICATION_REQUIRED, title=Необхідна автентифікація, detail=Потрібно увійти в систему. Додається заголовок WWW-Authenticate: Bearer.</w:t>
       </w:r>
     </w:p>
     <w:p>
@@ -2668,23 +1186,7 @@
           <w:b/>
           <w:bCs/>
         </w:rPr>
-        <w:t xml:space="preserve">Приклад запиту до захищеного </w:t>
-      </w:r>
-      <w:proofErr w:type="spellStart"/>
-      <w:r>
-        <w:rPr>
-          <w:b/>
-          <w:bCs/>
-        </w:rPr>
-        <w:t>ендпоїнта</w:t>
-      </w:r>
-      <w:proofErr w:type="spellEnd"/>
-      <w:r>
-        <w:rPr>
-          <w:b/>
-          <w:bCs/>
-        </w:rPr>
-        <w:t>:</w:t>
+        <w:t>Приклад запиту до захищеного ендпоїнта:</w:t>
       </w:r>
     </w:p>
     <w:p>
@@ -2694,125 +1196,12 @@
           <w:bCs/>
         </w:rPr>
       </w:pPr>
-      <w:proofErr w:type="spellStart"/>
       <w:r>
         <w:rPr>
           <w:b/>
           <w:bCs/>
         </w:rPr>
-        <w:t>Authorization</w:t>
-      </w:r>
-      <w:proofErr w:type="spellEnd"/>
-      <w:r>
-        <w:rPr>
-          <w:b/>
-          <w:bCs/>
-        </w:rPr>
-        <w:t xml:space="preserve">: </w:t>
-      </w:r>
-      <w:proofErr w:type="spellStart"/>
-      <w:r>
-        <w:rPr>
-          <w:b/>
-          <w:bCs/>
-        </w:rPr>
-        <w:t>Bearer</w:t>
-      </w:r>
-      <w:proofErr w:type="spellEnd"/>
-      <w:r>
-        <w:rPr>
-          <w:b/>
-          <w:bCs/>
-        </w:rPr>
-        <w:t xml:space="preserve"> </w:t>
-      </w:r>
-      <w:proofErr w:type="spellStart"/>
-      <w:r>
-        <w:rPr>
-          <w:b/>
-          <w:bCs/>
-        </w:rPr>
-        <w:t>demo-token</w:t>
-      </w:r>
-      <w:proofErr w:type="spellEnd"/>
-    </w:p>
-    <w:p>
-      <w:pPr>
-        <w:rPr>
-          <w:b/>
-          <w:bCs/>
-        </w:rPr>
-      </w:pPr>
-      <w:r>
-        <w:rPr>
-          <w:b/>
-          <w:bCs/>
-        </w:rPr>
-        <w:t>Токен є демонстраційним. Реальна перевірка JWT і збереження користувачів не реалізовані; /</w:t>
-      </w:r>
-      <w:proofErr w:type="spellStart"/>
-      <w:r>
-        <w:rPr>
-          <w:b/>
-          <w:bCs/>
-        </w:rPr>
-        <w:t>api</w:t>
-      </w:r>
-      <w:proofErr w:type="spellEnd"/>
-      <w:r>
-        <w:rPr>
-          <w:b/>
-          <w:bCs/>
-        </w:rPr>
-        <w:t>/</w:t>
-      </w:r>
-      <w:proofErr w:type="spellStart"/>
-      <w:r>
-        <w:rPr>
-          <w:b/>
-          <w:bCs/>
-        </w:rPr>
-        <w:t>auth</w:t>
-      </w:r>
-      <w:proofErr w:type="spellEnd"/>
-      <w:r>
-        <w:rPr>
-          <w:b/>
-          <w:bCs/>
-        </w:rPr>
-        <w:t>/</w:t>
-      </w:r>
-      <w:proofErr w:type="spellStart"/>
-      <w:r>
-        <w:rPr>
-          <w:b/>
-          <w:bCs/>
-        </w:rPr>
-        <w:t>login</w:t>
-      </w:r>
-      <w:proofErr w:type="spellEnd"/>
-      <w:r>
-        <w:rPr>
-          <w:b/>
-          <w:bCs/>
-        </w:rPr>
-        <w:t xml:space="preserve"> повертає демонстраційний токен без перевірки </w:t>
-      </w:r>
-      <w:proofErr w:type="spellStart"/>
-      <w:r>
-        <w:rPr>
-          <w:b/>
-          <w:bCs/>
-        </w:rPr>
-        <w:t>email</w:t>
-      </w:r>
-      <w:proofErr w:type="spellEnd"/>
-      <w:r>
-        <w:rPr>
-          <w:b/>
-          <w:bCs/>
-        </w:rPr>
-        <w:t xml:space="preserve"> і пароля.</w:t>
+        <w:t>Authorization: Bearer demo-token</w:t>
       </w:r>
     </w:p>
     <w:p>
@@ -2822,6 +1211,21 @@
           <w:bCs/>
         </w:rPr>
       </w:pPr>
+      <w:r>
+        <w:rPr>
+          <w:b/>
+          <w:bCs/>
+        </w:rPr>
+        <w:t>Токен є демонстраційним. Реальна перевірка JWT і збереження користувачів не реалізовані; /api/auth/login повертає демонстраційний токен без перевірки email і пароля.</w:t>
+      </w:r>
+    </w:p>
+    <w:p>
+      <w:pPr>
+        <w:rPr>
+          <w:b/>
+          <w:bCs/>
+        </w:rPr>
+      </w:pPr>
       <w:bookmarkStart w:id="4" w:name="unauthorized-автентифікація-не-пройдена"/>
       <w:bookmarkEnd w:id="4"/>
       <w:r>
@@ -2829,23 +1233,7 @@
           <w:b/>
           <w:bCs/>
         </w:rPr>
-        <w:t xml:space="preserve">3.3. 403 </w:t>
-      </w:r>
-      <w:proofErr w:type="spellStart"/>
-      <w:r>
-        <w:rPr>
-          <w:b/>
-          <w:bCs/>
-        </w:rPr>
-        <w:t>Forbidden</w:t>
-      </w:r>
-      <w:proofErr w:type="spellEnd"/>
-      <w:r>
-        <w:rPr>
-          <w:b/>
-          <w:bCs/>
-        </w:rPr>
-        <w:t xml:space="preserve"> — доступ заборонено</w:t>
+        <w:t>3.3. 403 Forbidden — доступ заборонено</w:t>
       </w:r>
     </w:p>
     <w:p>
@@ -2860,23 +1248,7 @@
           <w:b/>
           <w:bCs/>
         </w:rPr>
-        <w:t xml:space="preserve">Значення: клієнт </w:t>
-      </w:r>
-      <w:proofErr w:type="spellStart"/>
-      <w:r>
-        <w:rPr>
-          <w:b/>
-          <w:bCs/>
-        </w:rPr>
-        <w:t>автентифікований</w:t>
-      </w:r>
-      <w:proofErr w:type="spellEnd"/>
-      <w:r>
-        <w:rPr>
-          <w:b/>
-          <w:bCs/>
-        </w:rPr>
-        <w:t>, але не має дозволу на операцію.</w:t>
+        <w:t>Значення: клієнт автентифікований, але не має дозволу на операцію.</w:t>
       </w:r>
     </w:p>
     <w:p>
@@ -2908,39 +1280,7 @@
           <w:b/>
           <w:bCs/>
         </w:rPr>
-        <w:t xml:space="preserve">3.4. 404 </w:t>
-      </w:r>
-      <w:proofErr w:type="spellStart"/>
-      <w:r>
-        <w:rPr>
-          <w:b/>
-          <w:bCs/>
-        </w:rPr>
-        <w:t>Not</w:t>
-      </w:r>
-      <w:proofErr w:type="spellEnd"/>
-      <w:r>
-        <w:rPr>
-          <w:b/>
-          <w:bCs/>
-        </w:rPr>
-        <w:t xml:space="preserve"> </w:t>
-      </w:r>
-      <w:proofErr w:type="spellStart"/>
-      <w:r>
-        <w:rPr>
-          <w:b/>
-          <w:bCs/>
-        </w:rPr>
-        <w:t>Found</w:t>
-      </w:r>
-      <w:proofErr w:type="spellEnd"/>
-      <w:r>
-        <w:rPr>
-          <w:b/>
-          <w:bCs/>
-        </w:rPr>
-        <w:t xml:space="preserve"> — ресурс не знайдено</w:t>
+        <w:t>3.4. 404 Not Found — ресурс не знайдено</w:t>
       </w:r>
     </w:p>
     <w:p>
@@ -2955,23 +1295,7 @@
           <w:b/>
           <w:bCs/>
         </w:rPr>
-        <w:t xml:space="preserve">Фактичні сценарії: - не знайдено витрату за </w:t>
-      </w:r>
-      <w:proofErr w:type="spellStart"/>
-      <w:r>
-        <w:rPr>
-          <w:b/>
-          <w:bCs/>
-        </w:rPr>
-        <w:t>expenseId</w:t>
-      </w:r>
-      <w:proofErr w:type="spellEnd"/>
-      <w:r>
-        <w:rPr>
-          <w:b/>
-          <w:bCs/>
-        </w:rPr>
-        <w:t>; - не знайдено категорію під час оновлення або видалення; - під час створення витрати вказано категорію, якої немає; - під час оновлення витрати вказано неіснуючу категорію.</w:t>
+        <w:t>Фактичні сценарії: - не знайдено витрату за expenseId; - не знайдено категорію під час оновлення або видалення; - під час створення витрати вказано категорію, якої немає; - під час оновлення витрати вказано неіснуючу категорію.</w:t>
       </w:r>
     </w:p>
     <w:p>
@@ -2986,87 +1310,7 @@
           <w:b/>
           <w:bCs/>
         </w:rPr>
-        <w:t xml:space="preserve">Обробник повертає </w:t>
-      </w:r>
-      <w:proofErr w:type="spellStart"/>
-      <w:r>
-        <w:rPr>
-          <w:b/>
-          <w:bCs/>
-        </w:rPr>
-        <w:t>code</w:t>
-      </w:r>
-      <w:proofErr w:type="spellEnd"/>
-      <w:r>
-        <w:rPr>
-          <w:b/>
-          <w:bCs/>
-        </w:rPr>
-        <w:t xml:space="preserve">=RESOURCE_NOT_FOUND, </w:t>
-      </w:r>
-      <w:proofErr w:type="spellStart"/>
-      <w:r>
-        <w:rPr>
-          <w:b/>
-          <w:bCs/>
-        </w:rPr>
-        <w:t>title</w:t>
-      </w:r>
-      <w:proofErr w:type="spellEnd"/>
-      <w:r>
-        <w:rPr>
-          <w:b/>
-          <w:bCs/>
-        </w:rPr>
-        <w:t xml:space="preserve">=Ресурс не знайдено, </w:t>
-      </w:r>
-      <w:proofErr w:type="spellStart"/>
-      <w:r>
-        <w:rPr>
-          <w:b/>
-          <w:bCs/>
-        </w:rPr>
-        <w:t>detail</w:t>
-      </w:r>
-      <w:proofErr w:type="spellEnd"/>
-      <w:r>
-        <w:rPr>
-          <w:b/>
-          <w:bCs/>
-        </w:rPr>
-        <w:t xml:space="preserve">=Запитаний ресурс не знайдено. Початкове значення </w:t>
-      </w:r>
-      <w:proofErr w:type="spellStart"/>
-      <w:r>
-        <w:rPr>
-          <w:b/>
-          <w:bCs/>
-        </w:rPr>
-        <w:t>detail</w:t>
-      </w:r>
-      <w:proofErr w:type="spellEnd"/>
-      <w:r>
-        <w:rPr>
-          <w:b/>
-          <w:bCs/>
-        </w:rPr>
-        <w:t xml:space="preserve"> з </w:t>
-      </w:r>
-      <w:proofErr w:type="spellStart"/>
-      <w:r>
-        <w:rPr>
-          <w:b/>
-          <w:bCs/>
-        </w:rPr>
-        <w:t>HTTPException</w:t>
-      </w:r>
-      <w:proofErr w:type="spellEnd"/>
-      <w:r>
-        <w:rPr>
-          <w:b/>
-          <w:bCs/>
-        </w:rPr>
-        <w:t xml:space="preserve"> замінюється загальним повідомленням.</w:t>
+        <w:t>Обробник повертає code=RESOURCE_NOT_FOUND, title=Ресурс не знайдено, detail=Запитаний ресурс не знайдено. Початкове значення detail з HTTPException замінюється загальним повідомленням.</w:t>
       </w:r>
     </w:p>
     <w:p>
@@ -3083,23 +1327,7 @@
           <w:b/>
           <w:bCs/>
         </w:rPr>
-        <w:t xml:space="preserve">3.5. 409 </w:t>
-      </w:r>
-      <w:proofErr w:type="spellStart"/>
-      <w:r>
-        <w:rPr>
-          <w:b/>
-          <w:bCs/>
-        </w:rPr>
-        <w:t>Conflict</w:t>
-      </w:r>
-      <w:proofErr w:type="spellEnd"/>
-      <w:r>
-        <w:rPr>
-          <w:b/>
-          <w:bCs/>
-        </w:rPr>
-        <w:t xml:space="preserve"> — конфлікт стану ресурсу</w:t>
+        <w:t>3.5. 409 Conflict — конфлікт стану ресурсу</w:t>
       </w:r>
     </w:p>
     <w:p>
@@ -3130,55 +1358,7 @@
           <w:bCs/>
         </w:rPr>
         <w:lastRenderedPageBreak/>
-        <w:t xml:space="preserve">Обробник повертає </w:t>
-      </w:r>
-      <w:proofErr w:type="spellStart"/>
-      <w:r>
-        <w:rPr>
-          <w:b/>
-          <w:bCs/>
-        </w:rPr>
-        <w:t>code</w:t>
-      </w:r>
-      <w:proofErr w:type="spellEnd"/>
-      <w:r>
-        <w:rPr>
-          <w:b/>
-          <w:bCs/>
-        </w:rPr>
-        <w:t xml:space="preserve">=RESOURCE_CONFLICT, </w:t>
-      </w:r>
-      <w:proofErr w:type="spellStart"/>
-      <w:r>
-        <w:rPr>
-          <w:b/>
-          <w:bCs/>
-        </w:rPr>
-        <w:t>title</w:t>
-      </w:r>
-      <w:proofErr w:type="spellEnd"/>
-      <w:r>
-        <w:rPr>
-          <w:b/>
-          <w:bCs/>
-        </w:rPr>
-        <w:t xml:space="preserve">=Конфлікт, </w:t>
-      </w:r>
-      <w:proofErr w:type="spellStart"/>
-      <w:r>
-        <w:rPr>
-          <w:b/>
-          <w:bCs/>
-        </w:rPr>
-        <w:t>detail</w:t>
-      </w:r>
-      <w:proofErr w:type="spellEnd"/>
-      <w:r>
-        <w:rPr>
-          <w:b/>
-          <w:bCs/>
-        </w:rPr>
-        <w:t>=Запит конфліктує з поточним станом ресурсу.</w:t>
+        <w:t>Обробник повертає code=RESOURCE_CONFLICT, title=Конфлікт, detail=Запит конфліктує з поточним станом ресурсу.</w:t>
       </w:r>
     </w:p>
     <w:p>
@@ -3210,49 +1390,8 @@
           <w:b/>
           <w:bCs/>
         </w:rPr>
-        <w:t xml:space="preserve">3.6. 422 </w:t>
+        <w:t>3.6. 422 Unprocessable Content — помилка валідації</w:t>
       </w:r>
-      <w:proofErr w:type="spellStart"/>
-      <w:r>
-        <w:rPr>
-          <w:b/>
-          <w:bCs/>
-        </w:rPr>
-        <w:t>Unprocessable</w:t>
-      </w:r>
-      <w:proofErr w:type="spellEnd"/>
-      <w:r>
-        <w:rPr>
-          <w:b/>
-          <w:bCs/>
-        </w:rPr>
-        <w:t xml:space="preserve"> </w:t>
-      </w:r>
-      <w:proofErr w:type="spellStart"/>
-      <w:r>
-        <w:rPr>
-          <w:b/>
-          <w:bCs/>
-        </w:rPr>
-        <w:t>Content</w:t>
-      </w:r>
-      <w:proofErr w:type="spellEnd"/>
-      <w:r>
-        <w:rPr>
-          <w:b/>
-          <w:bCs/>
-        </w:rPr>
-        <w:t xml:space="preserve"> — помилка </w:t>
-      </w:r>
-      <w:proofErr w:type="spellStart"/>
-      <w:r>
-        <w:rPr>
-          <w:b/>
-          <w:bCs/>
-        </w:rPr>
-        <w:t>валідації</w:t>
-      </w:r>
-      <w:proofErr w:type="spellEnd"/>
     </w:p>
     <w:p>
       <w:pPr>
@@ -3261,37 +1400,12 @@
           <w:bCs/>
         </w:rPr>
       </w:pPr>
-      <w:proofErr w:type="spellStart"/>
       <w:r>
         <w:rPr>
           <w:b/>
           <w:bCs/>
         </w:rPr>
-        <w:t>FastAPI</w:t>
-      </w:r>
-      <w:proofErr w:type="spellEnd"/>
-      <w:r>
-        <w:rPr>
-          <w:b/>
-          <w:bCs/>
-        </w:rPr>
-        <w:t>/</w:t>
-      </w:r>
-      <w:proofErr w:type="spellStart"/>
-      <w:r>
-        <w:rPr>
-          <w:b/>
-          <w:bCs/>
-        </w:rPr>
-        <w:t>Pydantic</w:t>
-      </w:r>
-      <w:proofErr w:type="spellEnd"/>
-      <w:r>
-        <w:rPr>
-          <w:b/>
-          <w:bCs/>
-        </w:rPr>
-        <w:t xml:space="preserve"> повертає 422, коли параметри або тіло запиту не відповідають моделі.</w:t>
+        <w:t>FastAPI/Pydantic повертає 422, коли параметри або тіло запиту не відповідають моделі.</w:t>
       </w:r>
     </w:p>
     <w:p>
@@ -3340,7 +1454,6 @@
                 <w:lang w:val="en-US"/>
               </w:rPr>
             </w:pPr>
-            <w:proofErr w:type="spellStart"/>
             <w:r>
               <w:rPr>
                 <w:b/>
@@ -3349,7 +1462,6 @@
               </w:rPr>
               <w:t>Поле</w:t>
             </w:r>
-            <w:proofErr w:type="spellEnd"/>
           </w:p>
         </w:tc>
         <w:tc>
@@ -3370,7 +1482,6 @@
                 <w:lang w:val="en-US"/>
               </w:rPr>
             </w:pPr>
-            <w:proofErr w:type="spellStart"/>
             <w:r>
               <w:rPr>
                 <w:b/>
@@ -3378,155 +1489,6 @@
                 <w:lang w:val="en-US"/>
               </w:rPr>
               <w:t>Правило</w:t>
-            </w:r>
-            <w:proofErr w:type="spellEnd"/>
-          </w:p>
-        </w:tc>
-      </w:tr>
-      <w:tr>
-        <w:tc>
-          <w:tcPr>
-            <w:tcW w:w="0" w:type="auto"/>
-            <w:hideMark/>
-          </w:tcPr>
-          <w:p>
-            <w:pPr>
-              <w:rPr>
-                <w:b/>
-                <w:bCs/>
-                <w:lang w:val="en-US"/>
-              </w:rPr>
-            </w:pPr>
-            <w:r>
-              <w:rPr>
-                <w:b/>
-                <w:bCs/>
-                <w:lang w:val="en-US"/>
-              </w:rPr>
-              <w:t>email</w:t>
-            </w:r>
-          </w:p>
-        </w:tc>
-        <w:tc>
-          <w:tcPr>
-            <w:tcW w:w="0" w:type="auto"/>
-            <w:hideMark/>
-          </w:tcPr>
-          <w:p>
-            <w:pPr>
-              <w:rPr>
-                <w:b/>
-                <w:bCs/>
-                <w:lang w:val="en-US"/>
-              </w:rPr>
-            </w:pPr>
-            <w:proofErr w:type="spellStart"/>
-            <w:r>
-              <w:rPr>
-                <w:b/>
-                <w:bCs/>
-                <w:lang w:val="en-US"/>
-              </w:rPr>
-              <w:t>Має</w:t>
-            </w:r>
-            <w:proofErr w:type="spellEnd"/>
-            <w:r>
-              <w:rPr>
-                <w:b/>
-                <w:bCs/>
-                <w:lang w:val="en-US"/>
-              </w:rPr>
-              <w:t xml:space="preserve"> </w:t>
-            </w:r>
-            <w:proofErr w:type="spellStart"/>
-            <w:r>
-              <w:rPr>
-                <w:b/>
-                <w:bCs/>
-                <w:lang w:val="en-US"/>
-              </w:rPr>
-              <w:t>бути</w:t>
-            </w:r>
-            <w:proofErr w:type="spellEnd"/>
-            <w:r>
-              <w:rPr>
-                <w:b/>
-                <w:bCs/>
-                <w:lang w:val="en-US"/>
-              </w:rPr>
-              <w:t xml:space="preserve"> </w:t>
-            </w:r>
-            <w:proofErr w:type="spellStart"/>
-            <w:r>
-              <w:rPr>
-                <w:b/>
-                <w:bCs/>
-                <w:lang w:val="en-US"/>
-              </w:rPr>
-              <w:t>коректною</w:t>
-            </w:r>
-            <w:proofErr w:type="spellEnd"/>
-            <w:r>
-              <w:rPr>
-                <w:b/>
-                <w:bCs/>
-                <w:lang w:val="en-US"/>
-              </w:rPr>
-              <w:t xml:space="preserve"> </w:t>
-            </w:r>
-            <w:proofErr w:type="spellStart"/>
-            <w:r>
-              <w:rPr>
-                <w:b/>
-                <w:bCs/>
-                <w:lang w:val="en-US"/>
-              </w:rPr>
-              <w:t>адресою</w:t>
-            </w:r>
-            <w:proofErr w:type="spellEnd"/>
-            <w:r>
-              <w:rPr>
-                <w:b/>
-                <w:bCs/>
-                <w:lang w:val="en-US"/>
-              </w:rPr>
-              <w:t xml:space="preserve"> </w:t>
-            </w:r>
-            <w:proofErr w:type="spellStart"/>
-            <w:r>
-              <w:rPr>
-                <w:b/>
-                <w:bCs/>
-                <w:lang w:val="en-US"/>
-              </w:rPr>
-              <w:t>електронної</w:t>
-            </w:r>
-            <w:proofErr w:type="spellEnd"/>
-            <w:r>
-              <w:rPr>
-                <w:b/>
-                <w:bCs/>
-                <w:lang w:val="en-US"/>
-              </w:rPr>
-              <w:t xml:space="preserve"> </w:t>
-            </w:r>
-            <w:proofErr w:type="spellStart"/>
-            <w:r>
-              <w:rPr>
-                <w:b/>
-                <w:bCs/>
-                <w:lang w:val="en-US"/>
-              </w:rPr>
-              <w:t>пошти</w:t>
-            </w:r>
-            <w:proofErr w:type="spellEnd"/>
-            <w:r>
-              <w:rPr>
-                <w:b/>
-                <w:bCs/>
-                <w:lang w:val="en-US"/>
-              </w:rPr>
-              <w:t>.</w:t>
             </w:r>
           </w:p>
         </w:tc>
@@ -3551,18 +1513,8 @@
                 <w:bCs/>
                 <w:lang w:val="en-US"/>
               </w:rPr>
-              <w:t xml:space="preserve">password у </w:t>
+              <w:t>email</w:t>
             </w:r>
-            <w:proofErr w:type="spellStart"/>
-            <w:r>
-              <w:rPr>
-                <w:b/>
-                <w:bCs/>
-                <w:lang w:val="en-US"/>
-              </w:rPr>
-              <w:t>реєстрації</w:t>
-            </w:r>
-            <w:proofErr w:type="spellEnd"/>
           </w:p>
         </w:tc>
         <w:tc>
@@ -3578,59 +1530,13 @@
                 <w:lang w:val="en-US"/>
               </w:rPr>
             </w:pPr>
-            <w:proofErr w:type="spellStart"/>
             <w:r>
               <w:rPr>
                 <w:b/>
                 <w:bCs/>
                 <w:lang w:val="en-US"/>
               </w:rPr>
-              <w:t>Від</w:t>
-            </w:r>
-            <w:proofErr w:type="spellEnd"/>
-            <w:r>
-              <w:rPr>
-                <w:b/>
-                <w:bCs/>
-                <w:lang w:val="en-US"/>
-              </w:rPr>
-              <w:t xml:space="preserve"> 8 </w:t>
-            </w:r>
-            <w:proofErr w:type="spellStart"/>
-            <w:r>
-              <w:rPr>
-                <w:b/>
-                <w:bCs/>
-                <w:lang w:val="en-US"/>
-              </w:rPr>
-              <w:t>до</w:t>
-            </w:r>
-            <w:proofErr w:type="spellEnd"/>
-            <w:r>
-              <w:rPr>
-                <w:b/>
-                <w:bCs/>
-                <w:lang w:val="en-US"/>
-              </w:rPr>
-              <w:t xml:space="preserve"> 128 </w:t>
-            </w:r>
-            <w:proofErr w:type="spellStart"/>
-            <w:r>
-              <w:rPr>
-                <w:b/>
-                <w:bCs/>
-                <w:lang w:val="en-US"/>
-              </w:rPr>
-              <w:t>символів</w:t>
-            </w:r>
-            <w:proofErr w:type="spellEnd"/>
-            <w:r>
-              <w:rPr>
-                <w:b/>
-                <w:bCs/>
-                <w:lang w:val="en-US"/>
-              </w:rPr>
-              <w:t>.</w:t>
+              <w:t>Має бути коректною адресою електронної пошти.</w:t>
             </w:r>
           </w:p>
         </w:tc>
@@ -3655,7 +1561,7 @@
                 <w:bCs/>
                 <w:lang w:val="en-US"/>
               </w:rPr>
-              <w:t>amount</w:t>
+              <w:t>password у реєстрації</w:t>
             </w:r>
           </w:p>
         </w:tc>
@@ -3672,77 +1578,13 @@
                 <w:lang w:val="en-US"/>
               </w:rPr>
             </w:pPr>
-            <w:proofErr w:type="spellStart"/>
             <w:r>
               <w:rPr>
                 <w:b/>
                 <w:bCs/>
                 <w:lang w:val="en-US"/>
               </w:rPr>
-              <w:t>Має</w:t>
-            </w:r>
-            <w:proofErr w:type="spellEnd"/>
-            <w:r>
-              <w:rPr>
-                <w:b/>
-                <w:bCs/>
-                <w:lang w:val="en-US"/>
-              </w:rPr>
-              <w:t xml:space="preserve"> </w:t>
-            </w:r>
-            <w:proofErr w:type="spellStart"/>
-            <w:r>
-              <w:rPr>
-                <w:b/>
-                <w:bCs/>
-                <w:lang w:val="en-US"/>
-              </w:rPr>
-              <w:t>бути</w:t>
-            </w:r>
-            <w:proofErr w:type="spellEnd"/>
-            <w:r>
-              <w:rPr>
-                <w:b/>
-                <w:bCs/>
-                <w:lang w:val="en-US"/>
-              </w:rPr>
-              <w:t xml:space="preserve"> </w:t>
-            </w:r>
-            <w:proofErr w:type="spellStart"/>
-            <w:r>
-              <w:rPr>
-                <w:b/>
-                <w:bCs/>
-                <w:lang w:val="en-US"/>
-              </w:rPr>
-              <w:t>більше</w:t>
-            </w:r>
-            <w:proofErr w:type="spellEnd"/>
-            <w:r>
-              <w:rPr>
-                <w:b/>
-                <w:bCs/>
-                <w:lang w:val="en-US"/>
-              </w:rPr>
-              <w:t xml:space="preserve"> </w:t>
-            </w:r>
-            <w:proofErr w:type="spellStart"/>
-            <w:r>
-              <w:rPr>
-                <w:b/>
-                <w:bCs/>
-                <w:lang w:val="en-US"/>
-              </w:rPr>
-              <w:t>нуля</w:t>
-            </w:r>
-            <w:proofErr w:type="spellEnd"/>
-            <w:r>
-              <w:rPr>
-                <w:b/>
-                <w:bCs/>
-                <w:lang w:val="en-US"/>
-              </w:rPr>
-              <w:t>.</w:t>
+              <w:t>Від 8 до 128 символів.</w:t>
             </w:r>
           </w:p>
         </w:tc>
@@ -3767,7 +1609,7 @@
                 <w:bCs/>
                 <w:lang w:val="en-US"/>
               </w:rPr>
-              <w:t>currency</w:t>
+              <w:t>amount</w:t>
             </w:r>
           </w:p>
         </w:tc>
@@ -3784,41 +1626,13 @@
                 <w:lang w:val="en-US"/>
               </w:rPr>
             </w:pPr>
-            <w:proofErr w:type="spellStart"/>
             <w:r>
               <w:rPr>
                 <w:b/>
                 <w:bCs/>
                 <w:lang w:val="en-US"/>
               </w:rPr>
-              <w:t>Рівно</w:t>
-            </w:r>
-            <w:proofErr w:type="spellEnd"/>
-            <w:r>
-              <w:rPr>
-                <w:b/>
-                <w:bCs/>
-                <w:lang w:val="en-US"/>
-              </w:rPr>
-              <w:t xml:space="preserve"> 3 </w:t>
-            </w:r>
-            <w:proofErr w:type="spellStart"/>
-            <w:r>
-              <w:rPr>
-                <w:b/>
-                <w:bCs/>
-                <w:lang w:val="en-US"/>
-              </w:rPr>
-              <w:t>символи</w:t>
-            </w:r>
-            <w:proofErr w:type="spellEnd"/>
-            <w:r>
-              <w:rPr>
-                <w:b/>
-                <w:bCs/>
-                <w:lang w:val="en-US"/>
-              </w:rPr>
-              <w:t>.</w:t>
+              <w:t>Має бути більше нуля.</w:t>
             </w:r>
           </w:p>
         </w:tc>
@@ -3843,7 +1657,7 @@
                 <w:bCs/>
                 <w:lang w:val="en-US"/>
               </w:rPr>
-              <w:t>description</w:t>
+              <w:t>currency</w:t>
             </w:r>
           </w:p>
         </w:tc>
@@ -3860,59 +1674,13 @@
                 <w:lang w:val="en-US"/>
               </w:rPr>
             </w:pPr>
-            <w:proofErr w:type="spellStart"/>
             <w:r>
               <w:rPr>
                 <w:b/>
                 <w:bCs/>
                 <w:lang w:val="en-US"/>
               </w:rPr>
-              <w:t>Від</w:t>
-            </w:r>
-            <w:proofErr w:type="spellEnd"/>
-            <w:r>
-              <w:rPr>
-                <w:b/>
-                <w:bCs/>
-                <w:lang w:val="en-US"/>
-              </w:rPr>
-              <w:t xml:space="preserve"> 1 </w:t>
-            </w:r>
-            <w:proofErr w:type="spellStart"/>
-            <w:r>
-              <w:rPr>
-                <w:b/>
-                <w:bCs/>
-                <w:lang w:val="en-US"/>
-              </w:rPr>
-              <w:t>до</w:t>
-            </w:r>
-            <w:proofErr w:type="spellEnd"/>
-            <w:r>
-              <w:rPr>
-                <w:b/>
-                <w:bCs/>
-                <w:lang w:val="en-US"/>
-              </w:rPr>
-              <w:t xml:space="preserve"> 500 </w:t>
-            </w:r>
-            <w:proofErr w:type="spellStart"/>
-            <w:r>
-              <w:rPr>
-                <w:b/>
-                <w:bCs/>
-                <w:lang w:val="en-US"/>
-              </w:rPr>
-              <w:t>символів</w:t>
-            </w:r>
-            <w:proofErr w:type="spellEnd"/>
-            <w:r>
-              <w:rPr>
-                <w:b/>
-                <w:bCs/>
-                <w:lang w:val="en-US"/>
-              </w:rPr>
-              <w:t>.</w:t>
+              <w:t>Рівно 3 символи.</w:t>
             </w:r>
           </w:p>
         </w:tc>
@@ -3937,7 +1705,7 @@
                 <w:bCs/>
                 <w:lang w:val="en-US"/>
               </w:rPr>
-              <w:t>date</w:t>
+              <w:t>description</w:t>
             </w:r>
           </w:p>
         </w:tc>
@@ -3954,77 +1722,13 @@
                 <w:lang w:val="en-US"/>
               </w:rPr>
             </w:pPr>
-            <w:proofErr w:type="spellStart"/>
             <w:r>
               <w:rPr>
                 <w:b/>
                 <w:bCs/>
                 <w:lang w:val="en-US"/>
               </w:rPr>
-              <w:t>Має</w:t>
-            </w:r>
-            <w:proofErr w:type="spellEnd"/>
-            <w:r>
-              <w:rPr>
-                <w:b/>
-                <w:bCs/>
-                <w:lang w:val="en-US"/>
-              </w:rPr>
-              <w:t xml:space="preserve"> </w:t>
-            </w:r>
-            <w:proofErr w:type="spellStart"/>
-            <w:r>
-              <w:rPr>
-                <w:b/>
-                <w:bCs/>
-                <w:lang w:val="en-US"/>
-              </w:rPr>
-              <w:t>бути</w:t>
-            </w:r>
-            <w:proofErr w:type="spellEnd"/>
-            <w:r>
-              <w:rPr>
-                <w:b/>
-                <w:bCs/>
-                <w:lang w:val="en-US"/>
-              </w:rPr>
-              <w:t xml:space="preserve"> </w:t>
-            </w:r>
-            <w:proofErr w:type="spellStart"/>
-            <w:r>
-              <w:rPr>
-                <w:b/>
-                <w:bCs/>
-                <w:lang w:val="en-US"/>
-              </w:rPr>
-              <w:t>коректною</w:t>
-            </w:r>
-            <w:proofErr w:type="spellEnd"/>
-            <w:r>
-              <w:rPr>
-                <w:b/>
-                <w:bCs/>
-                <w:lang w:val="en-US"/>
-              </w:rPr>
-              <w:t xml:space="preserve"> </w:t>
-            </w:r>
-            <w:proofErr w:type="spellStart"/>
-            <w:r>
-              <w:rPr>
-                <w:b/>
-                <w:bCs/>
-                <w:lang w:val="en-US"/>
-              </w:rPr>
-              <w:t>датою</w:t>
-            </w:r>
-            <w:proofErr w:type="spellEnd"/>
-            <w:r>
-              <w:rPr>
-                <w:b/>
-                <w:bCs/>
-                <w:lang w:val="en-US"/>
-              </w:rPr>
-              <w:t>.</w:t>
+              <w:t>Від 1 до 500 символів.</w:t>
             </w:r>
           </w:p>
         </w:tc>
@@ -4043,16 +1747,14 @@
                 <w:lang w:val="en-US"/>
               </w:rPr>
             </w:pPr>
-            <w:proofErr w:type="spellStart"/>
             <w:r>
               <w:rPr>
                 <w:b/>
                 <w:bCs/>
                 <w:lang w:val="en-US"/>
               </w:rPr>
-              <w:t>categoryId</w:t>
+              <w:t>date</w:t>
             </w:r>
-            <w:proofErr w:type="spellEnd"/>
           </w:p>
         </w:tc>
         <w:tc>
@@ -4068,113 +1770,13 @@
                 <w:lang w:val="en-US"/>
               </w:rPr>
             </w:pPr>
-            <w:proofErr w:type="spellStart"/>
             <w:r>
               <w:rPr>
                 <w:b/>
                 <w:bCs/>
                 <w:lang w:val="en-US"/>
               </w:rPr>
-              <w:t>Має</w:t>
-            </w:r>
-            <w:proofErr w:type="spellEnd"/>
-            <w:r>
-              <w:rPr>
-                <w:b/>
-                <w:bCs/>
-                <w:lang w:val="en-US"/>
-              </w:rPr>
-              <w:t xml:space="preserve"> </w:t>
-            </w:r>
-            <w:proofErr w:type="spellStart"/>
-            <w:r>
-              <w:rPr>
-                <w:b/>
-                <w:bCs/>
-                <w:lang w:val="en-US"/>
-              </w:rPr>
-              <w:t>бути</w:t>
-            </w:r>
-            <w:proofErr w:type="spellEnd"/>
-            <w:r>
-              <w:rPr>
-                <w:b/>
-                <w:bCs/>
-                <w:lang w:val="en-US"/>
-              </w:rPr>
-              <w:t xml:space="preserve"> UUID </w:t>
-            </w:r>
-            <w:proofErr w:type="spellStart"/>
-            <w:r>
-              <w:rPr>
-                <w:b/>
-                <w:bCs/>
-                <w:lang w:val="en-US"/>
-              </w:rPr>
-              <w:t>або</w:t>
-            </w:r>
-            <w:proofErr w:type="spellEnd"/>
-            <w:r>
-              <w:rPr>
-                <w:b/>
-                <w:bCs/>
-                <w:lang w:val="en-US"/>
-              </w:rPr>
-              <w:t xml:space="preserve"> null, </w:t>
-            </w:r>
-            <w:proofErr w:type="spellStart"/>
-            <w:r>
-              <w:rPr>
-                <w:b/>
-                <w:bCs/>
-                <w:lang w:val="en-US"/>
-              </w:rPr>
-              <w:t>якщо</w:t>
-            </w:r>
-            <w:proofErr w:type="spellEnd"/>
-            <w:r>
-              <w:rPr>
-                <w:b/>
-                <w:bCs/>
-                <w:lang w:val="en-US"/>
-              </w:rPr>
-              <w:t xml:space="preserve"> </w:t>
-            </w:r>
-            <w:proofErr w:type="spellStart"/>
-            <w:r>
-              <w:rPr>
-                <w:b/>
-                <w:bCs/>
-                <w:lang w:val="en-US"/>
-              </w:rPr>
-              <w:t>поле</w:t>
-            </w:r>
-            <w:proofErr w:type="spellEnd"/>
-            <w:r>
-              <w:rPr>
-                <w:b/>
-                <w:bCs/>
-                <w:lang w:val="en-US"/>
-              </w:rPr>
-              <w:t xml:space="preserve"> </w:t>
-            </w:r>
-            <w:proofErr w:type="spellStart"/>
-            <w:r>
-              <w:rPr>
-                <w:b/>
-                <w:bCs/>
-                <w:lang w:val="en-US"/>
-              </w:rPr>
-              <w:t>допускає</w:t>
-            </w:r>
-            <w:proofErr w:type="spellEnd"/>
-            <w:r>
-              <w:rPr>
-                <w:b/>
-                <w:bCs/>
-                <w:lang w:val="en-US"/>
-              </w:rPr>
-              <w:t xml:space="preserve"> null.</w:t>
+              <w:t>Має бути коректною датою.</w:t>
             </w:r>
           </w:p>
         </w:tc>
@@ -4199,7 +1801,7 @@
                 <w:bCs/>
                 <w:lang w:val="en-US"/>
               </w:rPr>
-              <w:t>limit</w:t>
+              <w:t>categoryId</w:t>
             </w:r>
           </w:p>
         </w:tc>
@@ -4216,77 +1818,13 @@
                 <w:lang w:val="en-US"/>
               </w:rPr>
             </w:pPr>
-            <w:proofErr w:type="spellStart"/>
             <w:r>
               <w:rPr>
                 <w:b/>
                 <w:bCs/>
                 <w:lang w:val="en-US"/>
               </w:rPr>
-              <w:t>Ціле</w:t>
-            </w:r>
-            <w:proofErr w:type="spellEnd"/>
-            <w:r>
-              <w:rPr>
-                <w:b/>
-                <w:bCs/>
-                <w:lang w:val="en-US"/>
-              </w:rPr>
-              <w:t xml:space="preserve"> </w:t>
-            </w:r>
-            <w:proofErr w:type="spellStart"/>
-            <w:r>
-              <w:rPr>
-                <w:b/>
-                <w:bCs/>
-                <w:lang w:val="en-US"/>
-              </w:rPr>
-              <w:t>число</w:t>
-            </w:r>
-            <w:proofErr w:type="spellEnd"/>
-            <w:r>
-              <w:rPr>
-                <w:b/>
-                <w:bCs/>
-                <w:lang w:val="en-US"/>
-              </w:rPr>
-              <w:t xml:space="preserve"> </w:t>
-            </w:r>
-            <w:proofErr w:type="spellStart"/>
-            <w:r>
-              <w:rPr>
-                <w:b/>
-                <w:bCs/>
-                <w:lang w:val="en-US"/>
-              </w:rPr>
-              <w:t>від</w:t>
-            </w:r>
-            <w:proofErr w:type="spellEnd"/>
-            <w:r>
-              <w:rPr>
-                <w:b/>
-                <w:bCs/>
-                <w:lang w:val="en-US"/>
-              </w:rPr>
-              <w:t xml:space="preserve"> 1 </w:t>
-            </w:r>
-            <w:proofErr w:type="spellStart"/>
-            <w:r>
-              <w:rPr>
-                <w:b/>
-                <w:bCs/>
-                <w:lang w:val="en-US"/>
-              </w:rPr>
-              <w:t>до</w:t>
-            </w:r>
-            <w:proofErr w:type="spellEnd"/>
-            <w:r>
-              <w:rPr>
-                <w:b/>
-                <w:bCs/>
-                <w:lang w:val="en-US"/>
-              </w:rPr>
-              <w:t xml:space="preserve"> 100.</w:t>
+              <w:t>Має бути UUID або null, якщо поле допускає null.</w:t>
             </w:r>
           </w:p>
         </w:tc>
@@ -4311,7 +1849,7 @@
                 <w:bCs/>
                 <w:lang w:val="en-US"/>
               </w:rPr>
-              <w:t>offset</w:t>
+              <w:t>limit</w:t>
             </w:r>
           </w:p>
         </w:tc>
@@ -4328,77 +1866,13 @@
                 <w:lang w:val="en-US"/>
               </w:rPr>
             </w:pPr>
-            <w:proofErr w:type="spellStart"/>
             <w:r>
               <w:rPr>
                 <w:b/>
                 <w:bCs/>
                 <w:lang w:val="en-US"/>
               </w:rPr>
-              <w:t>Ціле</w:t>
-            </w:r>
-            <w:proofErr w:type="spellEnd"/>
-            <w:r>
-              <w:rPr>
-                <w:b/>
-                <w:bCs/>
-                <w:lang w:val="en-US"/>
-              </w:rPr>
-              <w:t xml:space="preserve"> </w:t>
-            </w:r>
-            <w:proofErr w:type="spellStart"/>
-            <w:r>
-              <w:rPr>
-                <w:b/>
-                <w:bCs/>
-                <w:lang w:val="en-US"/>
-              </w:rPr>
-              <w:t>число</w:t>
-            </w:r>
-            <w:proofErr w:type="spellEnd"/>
-            <w:r>
-              <w:rPr>
-                <w:b/>
-                <w:bCs/>
-                <w:lang w:val="en-US"/>
-              </w:rPr>
-              <w:t xml:space="preserve">, </w:t>
-            </w:r>
-            <w:proofErr w:type="spellStart"/>
-            <w:r>
-              <w:rPr>
-                <w:b/>
-                <w:bCs/>
-                <w:lang w:val="en-US"/>
-              </w:rPr>
-              <w:t>не</w:t>
-            </w:r>
-            <w:proofErr w:type="spellEnd"/>
-            <w:r>
-              <w:rPr>
-                <w:b/>
-                <w:bCs/>
-                <w:lang w:val="en-US"/>
-              </w:rPr>
-              <w:t xml:space="preserve"> </w:t>
-            </w:r>
-            <w:proofErr w:type="spellStart"/>
-            <w:r>
-              <w:rPr>
-                <w:b/>
-                <w:bCs/>
-                <w:lang w:val="en-US"/>
-              </w:rPr>
-              <w:t>менше</w:t>
-            </w:r>
-            <w:proofErr w:type="spellEnd"/>
-            <w:r>
-              <w:rPr>
-                <w:b/>
-                <w:bCs/>
-                <w:lang w:val="en-US"/>
-              </w:rPr>
-              <w:t xml:space="preserve"> 0.</w:t>
+              <w:t>Ціле число від 1 до 100.</w:t>
             </w:r>
           </w:p>
         </w:tc>
@@ -4423,54 +1897,8 @@
                 <w:bCs/>
                 <w:lang w:val="en-US"/>
               </w:rPr>
-              <w:t xml:space="preserve">text </w:t>
+              <w:t>offset</w:t>
             </w:r>
-            <w:proofErr w:type="spellStart"/>
-            <w:r>
-              <w:rPr>
-                <w:b/>
-                <w:bCs/>
-                <w:lang w:val="en-US"/>
-              </w:rPr>
-              <w:t>для</w:t>
-            </w:r>
-            <w:proofErr w:type="spellEnd"/>
-            <w:r>
-              <w:rPr>
-                <w:b/>
-                <w:bCs/>
-                <w:lang w:val="en-US"/>
-              </w:rPr>
-              <w:t xml:space="preserve"> </w:t>
-            </w:r>
-            <w:proofErr w:type="spellStart"/>
-            <w:r>
-              <w:rPr>
-                <w:b/>
-                <w:bCs/>
-                <w:lang w:val="en-US"/>
-              </w:rPr>
-              <w:t>природномовного</w:t>
-            </w:r>
-            <w:proofErr w:type="spellEnd"/>
-            <w:r>
-              <w:rPr>
-                <w:b/>
-                <w:bCs/>
-                <w:lang w:val="en-US"/>
-              </w:rPr>
-              <w:t xml:space="preserve"> </w:t>
-            </w:r>
-            <w:proofErr w:type="spellStart"/>
-            <w:r>
-              <w:rPr>
-                <w:b/>
-                <w:bCs/>
-                <w:lang w:val="en-US"/>
-              </w:rPr>
-              <w:t>введення</w:t>
-            </w:r>
-            <w:proofErr w:type="spellEnd"/>
           </w:p>
         </w:tc>
         <w:tc>
@@ -4486,59 +1914,13 @@
                 <w:lang w:val="en-US"/>
               </w:rPr>
             </w:pPr>
-            <w:proofErr w:type="spellStart"/>
             <w:r>
               <w:rPr>
                 <w:b/>
                 <w:bCs/>
                 <w:lang w:val="en-US"/>
               </w:rPr>
-              <w:t>Від</w:t>
-            </w:r>
-            <w:proofErr w:type="spellEnd"/>
-            <w:r>
-              <w:rPr>
-                <w:b/>
-                <w:bCs/>
-                <w:lang w:val="en-US"/>
-              </w:rPr>
-              <w:t xml:space="preserve"> 3 </w:t>
-            </w:r>
-            <w:proofErr w:type="spellStart"/>
-            <w:r>
-              <w:rPr>
-                <w:b/>
-                <w:bCs/>
-                <w:lang w:val="en-US"/>
-              </w:rPr>
-              <w:t>до</w:t>
-            </w:r>
-            <w:proofErr w:type="spellEnd"/>
-            <w:r>
-              <w:rPr>
-                <w:b/>
-                <w:bCs/>
-                <w:lang w:val="en-US"/>
-              </w:rPr>
-              <w:t xml:space="preserve"> 2000 </w:t>
-            </w:r>
-            <w:proofErr w:type="spellStart"/>
-            <w:r>
-              <w:rPr>
-                <w:b/>
-                <w:bCs/>
-                <w:lang w:val="en-US"/>
-              </w:rPr>
-              <w:t>символів</w:t>
-            </w:r>
-            <w:proofErr w:type="spellEnd"/>
-            <w:r>
-              <w:rPr>
-                <w:b/>
-                <w:bCs/>
-                <w:lang w:val="en-US"/>
-              </w:rPr>
-              <w:t>.</w:t>
+              <w:t>Ціле число, не менше 0.</w:t>
             </w:r>
           </w:p>
         </w:tc>
@@ -4563,18 +1945,8 @@
                 <w:bCs/>
                 <w:lang w:val="en-US"/>
               </w:rPr>
-              <w:t xml:space="preserve">name </w:t>
+              <w:t>text для природномовного введення</w:t>
             </w:r>
-            <w:proofErr w:type="spellStart"/>
-            <w:r>
-              <w:rPr>
-                <w:b/>
-                <w:bCs/>
-                <w:lang w:val="en-US"/>
-              </w:rPr>
-              <w:t>категорії</w:t>
-            </w:r>
-            <w:proofErr w:type="spellEnd"/>
           </w:p>
         </w:tc>
         <w:tc>
@@ -4590,59 +1962,61 @@
                 <w:lang w:val="en-US"/>
               </w:rPr>
             </w:pPr>
-            <w:proofErr w:type="spellStart"/>
             <w:r>
               <w:rPr>
                 <w:b/>
                 <w:bCs/>
                 <w:lang w:val="en-US"/>
               </w:rPr>
-              <w:t>Від</w:t>
+              <w:t>Від 3 до 2000 символів.</w:t>
             </w:r>
-            <w:proofErr w:type="spellEnd"/>
+          </w:p>
+        </w:tc>
+      </w:tr>
+      <w:tr>
+        <w:tc>
+          <w:tcPr>
+            <w:tcW w:w="0" w:type="auto"/>
+            <w:hideMark/>
+          </w:tcPr>
+          <w:p>
+            <w:pPr>
+              <w:rPr>
+                <w:b/>
+                <w:bCs/>
+                <w:lang w:val="en-US"/>
+              </w:rPr>
+            </w:pPr>
             <w:r>
               <w:rPr>
                 <w:b/>
                 <w:bCs/>
                 <w:lang w:val="en-US"/>
               </w:rPr>
-              <w:t xml:space="preserve"> 1 </w:t>
+              <w:t>name категорії</w:t>
             </w:r>
-            <w:proofErr w:type="spellStart"/>
+          </w:p>
+        </w:tc>
+        <w:tc>
+          <w:tcPr>
+            <w:tcW w:w="0" w:type="auto"/>
+            <w:hideMark/>
+          </w:tcPr>
+          <w:p>
+            <w:pPr>
+              <w:rPr>
+                <w:b/>
+                <w:bCs/>
+                <w:lang w:val="en-US"/>
+              </w:rPr>
+            </w:pPr>
             <w:r>
               <w:rPr>
                 <w:b/>
                 <w:bCs/>
                 <w:lang w:val="en-US"/>
               </w:rPr>
-              <w:t>до</w:t>
-            </w:r>
-            <w:proofErr w:type="spellEnd"/>
-            <w:r>
-              <w:rPr>
-                <w:b/>
-                <w:bCs/>
-                <w:lang w:val="en-US"/>
-              </w:rPr>
-              <w:t xml:space="preserve"> 80 </w:t>
-            </w:r>
-            <w:proofErr w:type="spellStart"/>
-            <w:r>
-              <w:rPr>
-                <w:b/>
-                <w:bCs/>
-                <w:lang w:val="en-US"/>
-              </w:rPr>
-              <w:t>символів</w:t>
-            </w:r>
-            <w:proofErr w:type="spellEnd"/>
-            <w:r>
-              <w:rPr>
-                <w:b/>
-                <w:bCs/>
-                <w:lang w:val="en-US"/>
-              </w:rPr>
-              <w:t>.</w:t>
+              <w:t>Від 1 до 80 символів.</w:t>
             </w:r>
           </w:p>
         </w:tc>
@@ -4660,87 +2034,7 @@
           <w:b/>
           <w:bCs/>
         </w:rPr>
-        <w:t xml:space="preserve">Для помилок автоматичної </w:t>
-      </w:r>
-      <w:proofErr w:type="spellStart"/>
-      <w:r>
-        <w:rPr>
-          <w:b/>
-          <w:bCs/>
-        </w:rPr>
-        <w:t>валідації</w:t>
-      </w:r>
-      <w:proofErr w:type="spellEnd"/>
-      <w:r>
-        <w:rPr>
-          <w:b/>
-          <w:bCs/>
-        </w:rPr>
-        <w:t xml:space="preserve"> обробник повертає </w:t>
-      </w:r>
-      <w:proofErr w:type="spellStart"/>
-      <w:r>
-        <w:rPr>
-          <w:b/>
-          <w:bCs/>
-        </w:rPr>
-        <w:t>code</w:t>
-      </w:r>
-      <w:proofErr w:type="spellEnd"/>
-      <w:r>
-        <w:rPr>
-          <w:b/>
-          <w:bCs/>
-        </w:rPr>
-        <w:t xml:space="preserve">=VALIDATION_FAILED, </w:t>
-      </w:r>
-      <w:proofErr w:type="spellStart"/>
-      <w:r>
-        <w:rPr>
-          <w:b/>
-          <w:bCs/>
-        </w:rPr>
-        <w:t>title</w:t>
-      </w:r>
-      <w:proofErr w:type="spellEnd"/>
-      <w:r>
-        <w:rPr>
-          <w:b/>
-          <w:bCs/>
-        </w:rPr>
-        <w:t xml:space="preserve">=Помилка перевірки даних, </w:t>
-      </w:r>
-      <w:proofErr w:type="spellStart"/>
-      <w:r>
-        <w:rPr>
-          <w:b/>
-          <w:bCs/>
-        </w:rPr>
-        <w:t>detail</w:t>
-      </w:r>
-      <w:proofErr w:type="spellEnd"/>
-      <w:r>
-        <w:rPr>
-          <w:b/>
-          <w:bCs/>
-        </w:rPr>
-        <w:t xml:space="preserve">=Одне або декілька полів не пройшли перевірку. та об’єкт </w:t>
-      </w:r>
-      <w:proofErr w:type="spellStart"/>
-      <w:r>
-        <w:rPr>
-          <w:b/>
-          <w:bCs/>
-        </w:rPr>
-        <w:t>errors</w:t>
-      </w:r>
-      <w:proofErr w:type="spellEnd"/>
-      <w:r>
-        <w:rPr>
-          <w:b/>
-          <w:bCs/>
-        </w:rPr>
-        <w:t>.</w:t>
+        <w:t>Для помилок автоматичної валідації обробник повертає code=VALIDATION_FAILED, title=Помилка перевірки даних, detail=Одне або декілька полів не пройшли перевірку. та об’єкт errors.</w:t>
       </w:r>
     </w:p>
     <w:p>
@@ -4755,71 +2049,7 @@
           <w:b/>
           <w:bCs/>
         </w:rPr>
-        <w:t xml:space="preserve">Важлива відмінність: перевірки </w:t>
-      </w:r>
-      <w:proofErr w:type="spellStart"/>
-      <w:r>
-        <w:rPr>
-          <w:b/>
-          <w:bCs/>
-        </w:rPr>
-        <w:t>dateFrom</w:t>
-      </w:r>
-      <w:proofErr w:type="spellEnd"/>
-      <w:r>
-        <w:rPr>
-          <w:b/>
-          <w:bCs/>
-        </w:rPr>
-        <w:t xml:space="preserve"> &gt; </w:t>
-      </w:r>
-      <w:proofErr w:type="spellStart"/>
-      <w:r>
-        <w:rPr>
-          <w:b/>
-          <w:bCs/>
-        </w:rPr>
-        <w:t>dateTo</w:t>
-      </w:r>
-      <w:proofErr w:type="spellEnd"/>
-      <w:r>
-        <w:rPr>
-          <w:b/>
-          <w:bCs/>
-        </w:rPr>
-        <w:t xml:space="preserve"> у списку витрат і статистиці генерують вручну </w:t>
-      </w:r>
-      <w:proofErr w:type="spellStart"/>
-      <w:r>
-        <w:rPr>
-          <w:b/>
-          <w:bCs/>
-        </w:rPr>
-        <w:t>HTTPException</w:t>
-      </w:r>
-      <w:proofErr w:type="spellEnd"/>
-      <w:r>
-        <w:rPr>
-          <w:b/>
-          <w:bCs/>
-        </w:rPr>
-        <w:t>(</w:t>
-      </w:r>
-      <w:proofErr w:type="spellStart"/>
-      <w:r>
-        <w:rPr>
-          <w:b/>
-          <w:bCs/>
-        </w:rPr>
-        <w:t>status_code</w:t>
-      </w:r>
-      <w:proofErr w:type="spellEnd"/>
-      <w:r>
-        <w:rPr>
-          <w:b/>
-          <w:bCs/>
-        </w:rPr>
-        <w:t>=422). Через це вони проходять через загальний HTTP-обробник і отримують код HTTP_ERROR, а не VALIDATION_FAILED.</w:t>
+        <w:t>Важлива відмінність: перевірки dateFrom &gt; dateTo у списку витрат і статистиці генерують вручну HTTPException(status_code=422). Через це вони проходять через загальний HTTP-обробник і отримують код HTTP_ERROR, а не VALIDATION_FAILED.</w:t>
       </w:r>
     </w:p>
     <w:p>
@@ -4836,55 +2066,7 @@
           <w:b/>
           <w:bCs/>
         </w:rPr>
-        <w:t xml:space="preserve">3.7. 429 </w:t>
-      </w:r>
-      <w:proofErr w:type="spellStart"/>
-      <w:r>
-        <w:rPr>
-          <w:b/>
-          <w:bCs/>
-        </w:rPr>
-        <w:t>Too</w:t>
-      </w:r>
-      <w:proofErr w:type="spellEnd"/>
-      <w:r>
-        <w:rPr>
-          <w:b/>
-          <w:bCs/>
-        </w:rPr>
-        <w:t xml:space="preserve"> </w:t>
-      </w:r>
-      <w:proofErr w:type="spellStart"/>
-      <w:r>
-        <w:rPr>
-          <w:b/>
-          <w:bCs/>
-        </w:rPr>
-        <w:t>Many</w:t>
-      </w:r>
-      <w:proofErr w:type="spellEnd"/>
-      <w:r>
-        <w:rPr>
-          <w:b/>
-          <w:bCs/>
-        </w:rPr>
-        <w:t xml:space="preserve"> </w:t>
-      </w:r>
-      <w:proofErr w:type="spellStart"/>
-      <w:r>
-        <w:rPr>
-          <w:b/>
-          <w:bCs/>
-        </w:rPr>
-        <w:t>Requests</w:t>
-      </w:r>
-      <w:proofErr w:type="spellEnd"/>
-      <w:r>
-        <w:rPr>
-          <w:b/>
-          <w:bCs/>
-        </w:rPr>
-        <w:t xml:space="preserve"> — перевищення ліміту</w:t>
+        <w:t>3.7. 429 Too Many Requests — перевищення ліміту</w:t>
       </w:r>
     </w:p>
     <w:p>
@@ -4899,39 +2081,7 @@
           <w:b/>
           <w:bCs/>
         </w:rPr>
-        <w:t xml:space="preserve">Обробник HTTP-помилок підтримує 429 і повертає RATE_LIMIT_EXCEEDED, Перевищено ліміт запитів, Спробуйте пізніше. Також він читає заголовок </w:t>
-      </w:r>
-      <w:proofErr w:type="spellStart"/>
-      <w:r>
-        <w:rPr>
-          <w:b/>
-          <w:bCs/>
-        </w:rPr>
-        <w:t>Retry-After</w:t>
-      </w:r>
-      <w:proofErr w:type="spellEnd"/>
-      <w:r>
-        <w:rPr>
-          <w:b/>
-          <w:bCs/>
-        </w:rPr>
-        <w:t xml:space="preserve">; якщо його немає або значення не є цілим числом, використовується 60 секунд. Значення додається до </w:t>
-      </w:r>
-      <w:proofErr w:type="spellStart"/>
-      <w:r>
-        <w:rPr>
-          <w:b/>
-          <w:bCs/>
-        </w:rPr>
-        <w:t>retryAfterSeconds</w:t>
-      </w:r>
-      <w:proofErr w:type="spellEnd"/>
-      <w:r>
-        <w:rPr>
-          <w:b/>
-          <w:bCs/>
-        </w:rPr>
-        <w:t>.</w:t>
+        <w:t>Обробник HTTP-помилок підтримує 429 і повертає RATE_LIMIT_EXCEEDED, Перевищено ліміт запитів, Спробуйте пізніше. Також він читає заголовок Retry-After; якщо його немає або значення не є цілим числом, використовується 60 секунд. Значення додається до retryAfterSeconds.</w:t>
       </w:r>
     </w:p>
     <w:p>
@@ -4946,55 +2096,7 @@
           <w:b/>
           <w:bCs/>
         </w:rPr>
-        <w:t xml:space="preserve">Обмеження: у наданому коді не налаштовано </w:t>
-      </w:r>
-      <w:proofErr w:type="spellStart"/>
-      <w:r>
-        <w:rPr>
-          <w:b/>
-          <w:bCs/>
-        </w:rPr>
-        <w:t>middleware</w:t>
-      </w:r>
-      <w:proofErr w:type="spellEnd"/>
-      <w:r>
-        <w:rPr>
-          <w:b/>
-          <w:bCs/>
-        </w:rPr>
-        <w:t xml:space="preserve"> або інший механізм, який обмежує частоту запитів. Отже, формат відповіді 429 підтримується, але автоматичний </w:t>
-      </w:r>
-      <w:proofErr w:type="spellStart"/>
-      <w:r>
-        <w:rPr>
-          <w:b/>
-          <w:bCs/>
-        </w:rPr>
-        <w:t>rate</w:t>
-      </w:r>
-      <w:proofErr w:type="spellEnd"/>
-      <w:r>
-        <w:rPr>
-          <w:b/>
-          <w:bCs/>
-        </w:rPr>
-        <w:t xml:space="preserve"> </w:t>
-      </w:r>
-      <w:proofErr w:type="spellStart"/>
-      <w:r>
-        <w:rPr>
-          <w:b/>
-          <w:bCs/>
-        </w:rPr>
-        <w:t>limiting</w:t>
-      </w:r>
-      <w:proofErr w:type="spellEnd"/>
-      <w:r>
-        <w:rPr>
-          <w:b/>
-          <w:bCs/>
-        </w:rPr>
-        <w:t xml:space="preserve"> не реалізований.</w:t>
+        <w:t>Обмеження: не налаштовано middleware або інший механізм, який обмежує частоту запитів. Отже, формат відповіді 429 підтримується, але автоматичний rate limiting не реалізований.</w:t>
       </w:r>
     </w:p>
     <w:p>
@@ -5011,39 +2113,7 @@
           <w:b/>
           <w:bCs/>
         </w:rPr>
-        <w:t xml:space="preserve">3.8. 500 </w:t>
-      </w:r>
-      <w:proofErr w:type="spellStart"/>
-      <w:r>
-        <w:rPr>
-          <w:b/>
-          <w:bCs/>
-        </w:rPr>
-        <w:t>Internal</w:t>
-      </w:r>
-      <w:proofErr w:type="spellEnd"/>
-      <w:r>
-        <w:rPr>
-          <w:b/>
-          <w:bCs/>
-        </w:rPr>
-        <w:t xml:space="preserve"> Server </w:t>
-      </w:r>
-      <w:proofErr w:type="spellStart"/>
-      <w:r>
-        <w:rPr>
-          <w:b/>
-          <w:bCs/>
-        </w:rPr>
-        <w:t>Error</w:t>
-      </w:r>
-      <w:proofErr w:type="spellEnd"/>
-      <w:r>
-        <w:rPr>
-          <w:b/>
-          <w:bCs/>
-        </w:rPr>
-        <w:t xml:space="preserve"> — внутрішня помилка</w:t>
+        <w:t>3.8. 500 Internal Server Error — внутрішня помилка</w:t>
       </w:r>
     </w:p>
     <w:p>
@@ -5053,54 +2123,13 @@
           <w:bCs/>
         </w:rPr>
       </w:pPr>
-      <w:proofErr w:type="spellStart"/>
       <w:r>
         <w:rPr>
           <w:b/>
           <w:bCs/>
         </w:rPr>
         <w:lastRenderedPageBreak/>
-        <w:t>OpenAPI</w:t>
-      </w:r>
-      <w:proofErr w:type="spellEnd"/>
-      <w:r>
-        <w:rPr>
-          <w:b/>
-          <w:bCs/>
-        </w:rPr>
-        <w:t xml:space="preserve"> визначає 500 як можливу відповідь </w:t>
-      </w:r>
-      <w:proofErr w:type="spellStart"/>
-      <w:r>
-        <w:rPr>
-          <w:b/>
-          <w:bCs/>
-        </w:rPr>
-        <w:t>ендпоїнтів</w:t>
-      </w:r>
-      <w:proofErr w:type="spellEnd"/>
-      <w:r>
-        <w:rPr>
-          <w:b/>
-          <w:bCs/>
-        </w:rPr>
-        <w:t xml:space="preserve">. Однак у наданому main.py немає глобального обробника загальних неочікуваних винятків, який формував би </w:t>
-      </w:r>
-      <w:proofErr w:type="spellStart"/>
-      <w:r>
-        <w:rPr>
-          <w:b/>
-          <w:bCs/>
-        </w:rPr>
-        <w:t>Problem</w:t>
-      </w:r>
-      <w:proofErr w:type="spellEnd"/>
-      <w:r>
-        <w:rPr>
-          <w:b/>
-          <w:bCs/>
-        </w:rPr>
-        <w:t xml:space="preserve"> для 500. Тому відповідь 500 не гарантовано матиме описану JSON-структуру.</w:t>
+        <w:t>OpenAPI визначає 500 як можливу відповідь ендпоїнтів. Однак у наданому main.py немає глобального обробника загальних неочікуваних винятків, який формував би Problem для 500. Тому відповідь 500 не гарантовано матиме описану JSON-структуру.</w:t>
       </w:r>
     </w:p>
     <w:p>
@@ -5117,39 +2146,7 @@
           <w:b/>
           <w:bCs/>
         </w:rPr>
-        <w:t xml:space="preserve">3.9. 503 </w:t>
-      </w:r>
-      <w:proofErr w:type="spellStart"/>
-      <w:r>
-        <w:rPr>
-          <w:b/>
-          <w:bCs/>
-        </w:rPr>
-        <w:t>Service</w:t>
-      </w:r>
-      <w:proofErr w:type="spellEnd"/>
-      <w:r>
-        <w:rPr>
-          <w:b/>
-          <w:bCs/>
-        </w:rPr>
-        <w:t xml:space="preserve"> </w:t>
-      </w:r>
-      <w:proofErr w:type="spellStart"/>
-      <w:r>
-        <w:rPr>
-          <w:b/>
-          <w:bCs/>
-        </w:rPr>
-        <w:t>Unavailable</w:t>
-      </w:r>
-      <w:proofErr w:type="spellEnd"/>
-      <w:r>
-        <w:rPr>
-          <w:b/>
-          <w:bCs/>
-        </w:rPr>
-        <w:t xml:space="preserve"> — сервіс недоступний</w:t>
+        <w:t>3.9. 503 Service Unavailable — сервіс недоступний</w:t>
       </w:r>
     </w:p>
     <w:p>
@@ -5164,135 +2161,7 @@
           <w:b/>
           <w:bCs/>
         </w:rPr>
-        <w:t>Фактичний сценарій: POST /</w:t>
-      </w:r>
-      <w:proofErr w:type="spellStart"/>
-      <w:r>
-        <w:rPr>
-          <w:b/>
-          <w:bCs/>
-        </w:rPr>
-        <w:t>api</w:t>
-      </w:r>
-      <w:proofErr w:type="spellEnd"/>
-      <w:r>
-        <w:rPr>
-          <w:b/>
-          <w:bCs/>
-        </w:rPr>
-        <w:t>/</w:t>
-      </w:r>
-      <w:proofErr w:type="spellStart"/>
-      <w:r>
-        <w:rPr>
-          <w:b/>
-          <w:bCs/>
-        </w:rPr>
-        <w:t>expenses</w:t>
-      </w:r>
-      <w:proofErr w:type="spellEnd"/>
-      <w:r>
-        <w:rPr>
-          <w:b/>
-          <w:bCs/>
-        </w:rPr>
-        <w:t>/</w:t>
-      </w:r>
-      <w:proofErr w:type="spellStart"/>
-      <w:r>
-        <w:rPr>
-          <w:b/>
-          <w:bCs/>
-        </w:rPr>
-        <w:t>natural-language</w:t>
-      </w:r>
-      <w:proofErr w:type="spellEnd"/>
-      <w:r>
-        <w:rPr>
-          <w:b/>
-          <w:bCs/>
-        </w:rPr>
-        <w:t xml:space="preserve"> завжди повертає 503, оскільки AI-сервіс не налаштований. У POST /</w:t>
-      </w:r>
-      <w:proofErr w:type="spellStart"/>
-      <w:r>
-        <w:rPr>
-          <w:b/>
-          <w:bCs/>
-        </w:rPr>
-        <w:t>api</w:t>
-      </w:r>
-      <w:proofErr w:type="spellEnd"/>
-      <w:r>
-        <w:rPr>
-          <w:b/>
-          <w:bCs/>
-        </w:rPr>
-        <w:t>/</w:t>
-      </w:r>
-      <w:proofErr w:type="spellStart"/>
-      <w:r>
-        <w:rPr>
-          <w:b/>
-          <w:bCs/>
-        </w:rPr>
-        <w:t>expenses</w:t>
-      </w:r>
-      <w:proofErr w:type="spellEnd"/>
-      <w:r>
-        <w:rPr>
-          <w:b/>
-          <w:bCs/>
-        </w:rPr>
-        <w:t>/{</w:t>
-      </w:r>
-      <w:proofErr w:type="spellStart"/>
-      <w:r>
-        <w:rPr>
-          <w:b/>
-          <w:bCs/>
-        </w:rPr>
-        <w:t>expenseId</w:t>
-      </w:r>
-      <w:proofErr w:type="spellEnd"/>
-      <w:r>
-        <w:rPr>
-          <w:b/>
-          <w:bCs/>
-        </w:rPr>
-        <w:t>}/</w:t>
-      </w:r>
-      <w:proofErr w:type="spellStart"/>
-      <w:r>
-        <w:rPr>
-          <w:b/>
-          <w:bCs/>
-        </w:rPr>
-        <w:t>classify</w:t>
-      </w:r>
-      <w:proofErr w:type="spellEnd"/>
-      <w:r>
-        <w:rPr>
-          <w:b/>
-          <w:bCs/>
-        </w:rPr>
-        <w:t xml:space="preserve"> спочатку перевіряється наявність витрати; для наявної витрати </w:t>
-      </w:r>
-      <w:proofErr w:type="spellStart"/>
-      <w:r>
-        <w:rPr>
-          <w:b/>
-          <w:bCs/>
-        </w:rPr>
-        <w:t>ендпоїнт</w:t>
-      </w:r>
-      <w:proofErr w:type="spellEnd"/>
-      <w:r>
-        <w:rPr>
-          <w:b/>
-          <w:bCs/>
-        </w:rPr>
-        <w:t xml:space="preserve"> також повертає 503, оскільки AI-сервіс не налаштований.</w:t>
+        <w:t>Фактичний сценарій: POST /api/expenses/natural-language завжди повертає 503, оскільки AI-сервіс не налаштований. У POST /api/expenses/{expenseId}/classify спочатку перевіряється наявність витрати; для наявної витрати ендпоїнт також повертає 503, оскільки AI-сервіс не налаштований.</w:t>
       </w:r>
     </w:p>
     <w:p>
@@ -5307,23 +2176,7 @@
           <w:b/>
           <w:bCs/>
         </w:rPr>
-        <w:t xml:space="preserve">Обробник повертає SERVICE_UNAVAILABLE, Сервіс недоступний, Необхідний сервіс тимчасово недоступний. Можна передати </w:t>
-      </w:r>
-      <w:proofErr w:type="spellStart"/>
-      <w:r>
-        <w:rPr>
-          <w:b/>
-          <w:bCs/>
-        </w:rPr>
-        <w:t>Retry-After</w:t>
-      </w:r>
-      <w:proofErr w:type="spellEnd"/>
-      <w:r>
-        <w:rPr>
-          <w:b/>
-          <w:bCs/>
-        </w:rPr>
-        <w:t>, але поточний код сам не встановлює цей заголовок для 503.</w:t>
+        <w:t>Обробник повертає SERVICE_UNAVAILABLE, Сервіс недоступний, Необхідний сервіс тимчасово недоступний. Можна передати Retry-After, але поточний код сам не встановлює цей заголовок для 503.</w:t>
       </w:r>
     </w:p>
     <w:p>
@@ -5342,23 +2195,7 @@
           <w:b/>
           <w:bCs/>
         </w:rPr>
-        <w:t xml:space="preserve">4. </w:t>
-      </w:r>
-      <w:proofErr w:type="spellStart"/>
-      <w:r>
-        <w:rPr>
-          <w:b/>
-          <w:bCs/>
-        </w:rPr>
-        <w:t>Ендпоїнти</w:t>
-      </w:r>
-      <w:proofErr w:type="spellEnd"/>
-      <w:r>
-        <w:rPr>
-          <w:b/>
-          <w:bCs/>
-        </w:rPr>
-        <w:t xml:space="preserve"> та очікувані помилки</w:t>
+        <w:t>4. Ендпоїнти та очікувані помилки</w:t>
       </w:r>
     </w:p>
     <w:p>
@@ -5373,39 +2210,7 @@
           <w:b/>
           <w:bCs/>
         </w:rPr>
-        <w:t xml:space="preserve">Таблиця нижче відображає контракт, задекларований у </w:t>
-      </w:r>
-      <w:proofErr w:type="spellStart"/>
-      <w:r>
-        <w:rPr>
-          <w:b/>
-          <w:bCs/>
-        </w:rPr>
-        <w:t>openapi.yaml</w:t>
-      </w:r>
-      <w:proofErr w:type="spellEnd"/>
-      <w:r>
-        <w:rPr>
-          <w:b/>
-          <w:bCs/>
-        </w:rPr>
-        <w:t xml:space="preserve">, після внесених змін. Це список задекларованих відповідей, а не твердження, що всі сценарії вже реалізовані в </w:t>
-      </w:r>
-      <w:proofErr w:type="spellStart"/>
-      <w:r>
-        <w:rPr>
-          <w:b/>
-          <w:bCs/>
-        </w:rPr>
-        <w:t>Python</w:t>
-      </w:r>
-      <w:proofErr w:type="spellEnd"/>
-      <w:r>
-        <w:rPr>
-          <w:b/>
-          <w:bCs/>
-        </w:rPr>
-        <w:t>.</w:t>
+        <w:t>Таблиця нижче відображає контракт, задекларований у openapi.yaml, після внесених змін. Це список задекларованих відповідей, а не твердження, що всі сценарії вже реалізовані в Python.</w:t>
       </w:r>
     </w:p>
     <w:tbl>
@@ -5440,7 +2245,6 @@
                 <w:lang w:val="en-US"/>
               </w:rPr>
             </w:pPr>
-            <w:proofErr w:type="spellStart"/>
             <w:r>
               <w:rPr>
                 <w:b/>
@@ -5449,7 +2253,6 @@
               </w:rPr>
               <w:t>Метод</w:t>
             </w:r>
-            <w:proofErr w:type="spellEnd"/>
           </w:p>
         </w:tc>
         <w:tc>
@@ -5470,7 +2273,6 @@
                 <w:lang w:val="en-US"/>
               </w:rPr>
             </w:pPr>
-            <w:proofErr w:type="spellStart"/>
             <w:r>
               <w:rPr>
                 <w:b/>
@@ -5479,7 +2281,6 @@
               </w:rPr>
               <w:t>Ендпоїнт</w:t>
             </w:r>
-            <w:proofErr w:type="spellEnd"/>
           </w:p>
         </w:tc>
         <w:tc>
@@ -5500,34 +2301,14 @@
                 <w:lang w:val="en-US"/>
               </w:rPr>
             </w:pPr>
-            <w:proofErr w:type="spellStart"/>
             <w:r>
               <w:rPr>
                 <w:b/>
                 <w:bCs/>
                 <w:lang w:val="en-US"/>
               </w:rPr>
-              <w:t>Задекларовані</w:t>
+              <w:t>Задекларовані помилки</w:t>
             </w:r>
-            <w:proofErr w:type="spellEnd"/>
-            <w:r>
-              <w:rPr>
-                <w:b/>
-                <w:bCs/>
-                <w:lang w:val="en-US"/>
-              </w:rPr>
-              <w:t xml:space="preserve"> </w:t>
-            </w:r>
-            <w:proofErr w:type="spellStart"/>
-            <w:r>
-              <w:rPr>
-                <w:b/>
-                <w:bCs/>
-                <w:lang w:val="en-US"/>
-              </w:rPr>
-              <w:t>помилки</w:t>
-            </w:r>
-            <w:proofErr w:type="spellEnd"/>
           </w:p>
         </w:tc>
       </w:tr>
@@ -5574,25 +2355,7 @@
                 <w:bCs/>
                 <w:lang w:val="en-US"/>
               </w:rPr>
-              <w:t>/</w:t>
-            </w:r>
-            <w:proofErr w:type="spellStart"/>
-            <w:r>
-              <w:rPr>
-                <w:b/>
-                <w:bCs/>
-                <w:lang w:val="en-US"/>
-              </w:rPr>
-              <w:t>api</w:t>
-            </w:r>
-            <w:proofErr w:type="spellEnd"/>
-            <w:r>
-              <w:rPr>
-                <w:b/>
-                <w:bCs/>
-                <w:lang w:val="en-US"/>
-              </w:rPr>
-              <w:t>/auth/register</w:t>
+              <w:t>/api/auth/register</w:t>
             </w:r>
           </w:p>
         </w:tc>
@@ -5663,25 +2426,7 @@
                 <w:bCs/>
                 <w:lang w:val="en-US"/>
               </w:rPr>
-              <w:t>/</w:t>
-            </w:r>
-            <w:proofErr w:type="spellStart"/>
-            <w:r>
-              <w:rPr>
-                <w:b/>
-                <w:bCs/>
-                <w:lang w:val="en-US"/>
-              </w:rPr>
-              <w:t>api</w:t>
-            </w:r>
-            <w:proofErr w:type="spellEnd"/>
-            <w:r>
-              <w:rPr>
-                <w:b/>
-                <w:bCs/>
-                <w:lang w:val="en-US"/>
-              </w:rPr>
-              <w:t>/auth/login</w:t>
+              <w:t>/api/auth/login</w:t>
             </w:r>
           </w:p>
         </w:tc>
@@ -5752,25 +2497,7 @@
                 <w:bCs/>
                 <w:lang w:val="en-US"/>
               </w:rPr>
-              <w:t>/</w:t>
-            </w:r>
-            <w:proofErr w:type="spellStart"/>
-            <w:r>
-              <w:rPr>
-                <w:b/>
-                <w:bCs/>
-                <w:lang w:val="en-US"/>
-              </w:rPr>
-              <w:t>api</w:t>
-            </w:r>
-            <w:proofErr w:type="spellEnd"/>
-            <w:r>
-              <w:rPr>
-                <w:b/>
-                <w:bCs/>
-                <w:lang w:val="en-US"/>
-              </w:rPr>
-              <w:t>/expenses</w:t>
+              <w:t>/api/expenses</w:t>
             </w:r>
           </w:p>
         </w:tc>
@@ -5841,25 +2568,7 @@
                 <w:bCs/>
                 <w:lang w:val="en-US"/>
               </w:rPr>
-              <w:t>/</w:t>
-            </w:r>
-            <w:proofErr w:type="spellStart"/>
-            <w:r>
-              <w:rPr>
-                <w:b/>
-                <w:bCs/>
-                <w:lang w:val="en-US"/>
-              </w:rPr>
-              <w:t>api</w:t>
-            </w:r>
-            <w:proofErr w:type="spellEnd"/>
-            <w:r>
-              <w:rPr>
-                <w:b/>
-                <w:bCs/>
-                <w:lang w:val="en-US"/>
-              </w:rPr>
-              <w:t>/expenses</w:t>
+              <w:t>/api/expenses</w:t>
             </w:r>
           </w:p>
         </w:tc>
@@ -5930,25 +2639,7 @@
                 <w:bCs/>
                 <w:lang w:val="en-US"/>
               </w:rPr>
-              <w:t>/</w:t>
-            </w:r>
-            <w:proofErr w:type="spellStart"/>
-            <w:r>
-              <w:rPr>
-                <w:b/>
-                <w:bCs/>
-                <w:lang w:val="en-US"/>
-              </w:rPr>
-              <w:t>api</w:t>
-            </w:r>
-            <w:proofErr w:type="spellEnd"/>
-            <w:r>
-              <w:rPr>
-                <w:b/>
-                <w:bCs/>
-                <w:lang w:val="en-US"/>
-              </w:rPr>
-              <w:t>/expenses/natural-language</w:t>
+              <w:t>/api/expenses/natural-language</w:t>
             </w:r>
           </w:p>
         </w:tc>
@@ -6019,43 +2710,7 @@
                 <w:bCs/>
                 <w:lang w:val="en-US"/>
               </w:rPr>
-              <w:t>/</w:t>
-            </w:r>
-            <w:proofErr w:type="spellStart"/>
-            <w:r>
-              <w:rPr>
-                <w:b/>
-                <w:bCs/>
-                <w:lang w:val="en-US"/>
-              </w:rPr>
-              <w:t>api</w:t>
-            </w:r>
-            <w:proofErr w:type="spellEnd"/>
-            <w:r>
-              <w:rPr>
-                <w:b/>
-                <w:bCs/>
-                <w:lang w:val="en-US"/>
-              </w:rPr>
-              <w:t>/expenses/{</w:t>
-            </w:r>
-            <w:proofErr w:type="spellStart"/>
-            <w:r>
-              <w:rPr>
-                <w:b/>
-                <w:bCs/>
-                <w:lang w:val="en-US"/>
-              </w:rPr>
-              <w:t>expenseId</w:t>
-            </w:r>
-            <w:proofErr w:type="spellEnd"/>
-            <w:r>
-              <w:rPr>
-                <w:b/>
-                <w:bCs/>
-                <w:lang w:val="en-US"/>
-              </w:rPr>
-              <w:t>}</w:t>
+              <w:t>/api/expenses/{expenseId}</w:t>
             </w:r>
           </w:p>
         </w:tc>
@@ -6126,43 +2781,7 @@
                 <w:bCs/>
                 <w:lang w:val="en-US"/>
               </w:rPr>
-              <w:t>/</w:t>
-            </w:r>
-            <w:proofErr w:type="spellStart"/>
-            <w:r>
-              <w:rPr>
-                <w:b/>
-                <w:bCs/>
-                <w:lang w:val="en-US"/>
-              </w:rPr>
-              <w:t>api</w:t>
-            </w:r>
-            <w:proofErr w:type="spellEnd"/>
-            <w:r>
-              <w:rPr>
-                <w:b/>
-                <w:bCs/>
-                <w:lang w:val="en-US"/>
-              </w:rPr>
-              <w:t>/expenses/{</w:t>
-            </w:r>
-            <w:proofErr w:type="spellStart"/>
-            <w:r>
-              <w:rPr>
-                <w:b/>
-                <w:bCs/>
-                <w:lang w:val="en-US"/>
-              </w:rPr>
-              <w:t>expenseId</w:t>
-            </w:r>
-            <w:proofErr w:type="spellEnd"/>
-            <w:r>
-              <w:rPr>
-                <w:b/>
-                <w:bCs/>
-                <w:lang w:val="en-US"/>
-              </w:rPr>
-              <w:t>}</w:t>
+              <w:t>/api/expenses/{expenseId}</w:t>
             </w:r>
           </w:p>
         </w:tc>
@@ -6233,43 +2852,7 @@
                 <w:bCs/>
                 <w:lang w:val="en-US"/>
               </w:rPr>
-              <w:t>/</w:t>
-            </w:r>
-            <w:proofErr w:type="spellStart"/>
-            <w:r>
-              <w:rPr>
-                <w:b/>
-                <w:bCs/>
-                <w:lang w:val="en-US"/>
-              </w:rPr>
-              <w:t>api</w:t>
-            </w:r>
-            <w:proofErr w:type="spellEnd"/>
-            <w:r>
-              <w:rPr>
-                <w:b/>
-                <w:bCs/>
-                <w:lang w:val="en-US"/>
-              </w:rPr>
-              <w:t>/expenses/{</w:t>
-            </w:r>
-            <w:proofErr w:type="spellStart"/>
-            <w:r>
-              <w:rPr>
-                <w:b/>
-                <w:bCs/>
-                <w:lang w:val="en-US"/>
-              </w:rPr>
-              <w:t>expenseId</w:t>
-            </w:r>
-            <w:proofErr w:type="spellEnd"/>
-            <w:r>
-              <w:rPr>
-                <w:b/>
-                <w:bCs/>
-                <w:lang w:val="en-US"/>
-              </w:rPr>
-              <w:t>}</w:t>
+              <w:t>/api/expenses/{expenseId}</w:t>
             </w:r>
           </w:p>
         </w:tc>
@@ -6340,25 +2923,7 @@
                 <w:bCs/>
                 <w:lang w:val="en-US"/>
               </w:rPr>
-              <w:t>/</w:t>
-            </w:r>
-            <w:proofErr w:type="spellStart"/>
-            <w:r>
-              <w:rPr>
-                <w:b/>
-                <w:bCs/>
-                <w:lang w:val="en-US"/>
-              </w:rPr>
-              <w:t>api</w:t>
-            </w:r>
-            <w:proofErr w:type="spellEnd"/>
-            <w:r>
-              <w:rPr>
-                <w:b/>
-                <w:bCs/>
-                <w:lang w:val="en-US"/>
-              </w:rPr>
-              <w:t>/categories</w:t>
+              <w:t>/api/categories</w:t>
             </w:r>
           </w:p>
         </w:tc>
@@ -6429,25 +2994,7 @@
                 <w:bCs/>
                 <w:lang w:val="en-US"/>
               </w:rPr>
-              <w:t>/</w:t>
-            </w:r>
-            <w:proofErr w:type="spellStart"/>
-            <w:r>
-              <w:rPr>
-                <w:b/>
-                <w:bCs/>
-                <w:lang w:val="en-US"/>
-              </w:rPr>
-              <w:t>api</w:t>
-            </w:r>
-            <w:proofErr w:type="spellEnd"/>
-            <w:r>
-              <w:rPr>
-                <w:b/>
-                <w:bCs/>
-                <w:lang w:val="en-US"/>
-              </w:rPr>
-              <w:t>/categories</w:t>
+              <w:t>/api/categories</w:t>
             </w:r>
           </w:p>
         </w:tc>
@@ -6518,43 +3065,7 @@
                 <w:bCs/>
                 <w:lang w:val="en-US"/>
               </w:rPr>
-              <w:t>/</w:t>
-            </w:r>
-            <w:proofErr w:type="spellStart"/>
-            <w:r>
-              <w:rPr>
-                <w:b/>
-                <w:bCs/>
-                <w:lang w:val="en-US"/>
-              </w:rPr>
-              <w:t>api</w:t>
-            </w:r>
-            <w:proofErr w:type="spellEnd"/>
-            <w:r>
-              <w:rPr>
-                <w:b/>
-                <w:bCs/>
-                <w:lang w:val="en-US"/>
-              </w:rPr>
-              <w:t>/categories/{</w:t>
-            </w:r>
-            <w:proofErr w:type="spellStart"/>
-            <w:r>
-              <w:rPr>
-                <w:b/>
-                <w:bCs/>
-                <w:lang w:val="en-US"/>
-              </w:rPr>
-              <w:t>category_id</w:t>
-            </w:r>
-            <w:proofErr w:type="spellEnd"/>
-            <w:r>
-              <w:rPr>
-                <w:b/>
-                <w:bCs/>
-                <w:lang w:val="en-US"/>
-              </w:rPr>
-              <w:t>}</w:t>
+              <w:t>/api/categories/{category_id}</w:t>
             </w:r>
           </w:p>
         </w:tc>
@@ -6625,43 +3136,7 @@
                 <w:bCs/>
                 <w:lang w:val="en-US"/>
               </w:rPr>
-              <w:t>/</w:t>
-            </w:r>
-            <w:proofErr w:type="spellStart"/>
-            <w:r>
-              <w:rPr>
-                <w:b/>
-                <w:bCs/>
-                <w:lang w:val="en-US"/>
-              </w:rPr>
-              <w:t>api</w:t>
-            </w:r>
-            <w:proofErr w:type="spellEnd"/>
-            <w:r>
-              <w:rPr>
-                <w:b/>
-                <w:bCs/>
-                <w:lang w:val="en-US"/>
-              </w:rPr>
-              <w:t>/categories/{</w:t>
-            </w:r>
-            <w:proofErr w:type="spellStart"/>
-            <w:r>
-              <w:rPr>
-                <w:b/>
-                <w:bCs/>
-                <w:lang w:val="en-US"/>
-              </w:rPr>
-              <w:t>category_id</w:t>
-            </w:r>
-            <w:proofErr w:type="spellEnd"/>
-            <w:r>
-              <w:rPr>
-                <w:b/>
-                <w:bCs/>
-                <w:lang w:val="en-US"/>
-              </w:rPr>
-              <w:t>}</w:t>
+              <w:t>/api/categories/{category_id}</w:t>
             </w:r>
           </w:p>
         </w:tc>
@@ -6732,25 +3207,7 @@
                 <w:bCs/>
                 <w:lang w:val="en-US"/>
               </w:rPr>
-              <w:t>/</w:t>
-            </w:r>
-            <w:proofErr w:type="spellStart"/>
-            <w:r>
-              <w:rPr>
-                <w:b/>
-                <w:bCs/>
-                <w:lang w:val="en-US"/>
-              </w:rPr>
-              <w:t>api</w:t>
-            </w:r>
-            <w:proofErr w:type="spellEnd"/>
-            <w:r>
-              <w:rPr>
-                <w:b/>
-                <w:bCs/>
-                <w:lang w:val="en-US"/>
-              </w:rPr>
-              <w:t>/analytics/summary</w:t>
+              <w:t>/api/analytics/summary</w:t>
             </w:r>
           </w:p>
         </w:tc>
@@ -6821,25 +3278,7 @@
                 <w:bCs/>
                 <w:lang w:val="en-US"/>
               </w:rPr>
-              <w:t>/</w:t>
-            </w:r>
-            <w:proofErr w:type="spellStart"/>
-            <w:r>
-              <w:rPr>
-                <w:b/>
-                <w:bCs/>
-                <w:lang w:val="en-US"/>
-              </w:rPr>
-              <w:t>api</w:t>
-            </w:r>
-            <w:proofErr w:type="spellEnd"/>
-            <w:r>
-              <w:rPr>
-                <w:b/>
-                <w:bCs/>
-                <w:lang w:val="en-US"/>
-              </w:rPr>
-              <w:t>/analytics/by-category</w:t>
+              <w:t>/api/analytics/by-category</w:t>
             </w:r>
           </w:p>
         </w:tc>
@@ -6910,43 +3349,7 @@
                 <w:bCs/>
                 <w:lang w:val="en-US"/>
               </w:rPr>
-              <w:t>/</w:t>
-            </w:r>
-            <w:proofErr w:type="spellStart"/>
-            <w:r>
-              <w:rPr>
-                <w:b/>
-                <w:bCs/>
-                <w:lang w:val="en-US"/>
-              </w:rPr>
-              <w:t>api</w:t>
-            </w:r>
-            <w:proofErr w:type="spellEnd"/>
-            <w:r>
-              <w:rPr>
-                <w:b/>
-                <w:bCs/>
-                <w:lang w:val="en-US"/>
-              </w:rPr>
-              <w:t>/expenses/{</w:t>
-            </w:r>
-            <w:proofErr w:type="spellStart"/>
-            <w:r>
-              <w:rPr>
-                <w:b/>
-                <w:bCs/>
-                <w:lang w:val="en-US"/>
-              </w:rPr>
-              <w:t>expenseId</w:t>
-            </w:r>
-            <w:proofErr w:type="spellEnd"/>
-            <w:r>
-              <w:rPr>
-                <w:b/>
-                <w:bCs/>
-                <w:lang w:val="en-US"/>
-              </w:rPr>
-              <w:t>}/classify</w:t>
+              <w:t>/api/expenses/{expenseId}/classify</w:t>
             </w:r>
           </w:p>
         </w:tc>
@@ -7017,25 +3420,7 @@
                 <w:bCs/>
                 <w:lang w:val="en-US"/>
               </w:rPr>
-              <w:t>/</w:t>
-            </w:r>
-            <w:proofErr w:type="spellStart"/>
-            <w:r>
-              <w:rPr>
-                <w:b/>
-                <w:bCs/>
-                <w:lang w:val="en-US"/>
-              </w:rPr>
-              <w:t>api</w:t>
-            </w:r>
-            <w:proofErr w:type="spellEnd"/>
-            <w:r>
-              <w:rPr>
-                <w:b/>
-                <w:bCs/>
-                <w:lang w:val="en-US"/>
-              </w:rPr>
-              <w:t>/health</w:t>
+              <w:t>/api/health</w:t>
             </w:r>
           </w:p>
         </w:tc>
@@ -7052,106 +3437,14 @@
                 <w:lang w:val="en-US"/>
               </w:rPr>
             </w:pPr>
-            <w:proofErr w:type="spellStart"/>
             <w:r>
               <w:rPr>
                 <w:b/>
                 <w:bCs/>
                 <w:lang w:val="en-US"/>
               </w:rPr>
-              <w:t>Без</w:t>
+              <w:t>Без помилок, описаних у специфікації; 200 при успіху</w:t>
             </w:r>
-            <w:proofErr w:type="spellEnd"/>
-            <w:r>
-              <w:rPr>
-                <w:b/>
-                <w:bCs/>
-                <w:lang w:val="en-US"/>
-              </w:rPr>
-              <w:t xml:space="preserve"> </w:t>
-            </w:r>
-            <w:proofErr w:type="spellStart"/>
-            <w:r>
-              <w:rPr>
-                <w:b/>
-                <w:bCs/>
-                <w:lang w:val="en-US"/>
-              </w:rPr>
-              <w:t>помилок</w:t>
-            </w:r>
-            <w:proofErr w:type="spellEnd"/>
-            <w:r>
-              <w:rPr>
-                <w:b/>
-                <w:bCs/>
-                <w:lang w:val="en-US"/>
-              </w:rPr>
-              <w:t xml:space="preserve">, </w:t>
-            </w:r>
-            <w:proofErr w:type="spellStart"/>
-            <w:r>
-              <w:rPr>
-                <w:b/>
-                <w:bCs/>
-                <w:lang w:val="en-US"/>
-              </w:rPr>
-              <w:t>описаних</w:t>
-            </w:r>
-            <w:proofErr w:type="spellEnd"/>
-            <w:r>
-              <w:rPr>
-                <w:b/>
-                <w:bCs/>
-                <w:lang w:val="en-US"/>
-              </w:rPr>
-              <w:t xml:space="preserve"> у </w:t>
-            </w:r>
-            <w:proofErr w:type="spellStart"/>
-            <w:r>
-              <w:rPr>
-                <w:b/>
-                <w:bCs/>
-                <w:lang w:val="en-US"/>
-              </w:rPr>
-              <w:t>специфікації</w:t>
-            </w:r>
-            <w:proofErr w:type="spellEnd"/>
-            <w:r>
-              <w:rPr>
-                <w:b/>
-                <w:bCs/>
-                <w:lang w:val="en-US"/>
-              </w:rPr>
-              <w:t xml:space="preserve">; 200 </w:t>
-            </w:r>
-            <w:proofErr w:type="spellStart"/>
-            <w:r>
-              <w:rPr>
-                <w:b/>
-                <w:bCs/>
-                <w:lang w:val="en-US"/>
-              </w:rPr>
-              <w:t>при</w:t>
-            </w:r>
-            <w:proofErr w:type="spellEnd"/>
-            <w:r>
-              <w:rPr>
-                <w:b/>
-                <w:bCs/>
-                <w:lang w:val="en-US"/>
-              </w:rPr>
-              <w:t xml:space="preserve"> </w:t>
-            </w:r>
-            <w:proofErr w:type="spellStart"/>
-            <w:r>
-              <w:rPr>
-                <w:b/>
-                <w:bCs/>
-                <w:lang w:val="en-US"/>
-              </w:rPr>
-              <w:t>успіху</w:t>
-            </w:r>
-            <w:proofErr w:type="spellEnd"/>
           </w:p>
         </w:tc>
       </w:tr>
@@ -7171,33 +3464,8 @@
           <w:bCs/>
         </w:rPr>
         <w:lastRenderedPageBreak/>
-        <w:t xml:space="preserve">5. </w:t>
+        <w:t>5. Ендпоїнти категорій, додані до OpenAPI</w:t>
       </w:r>
-      <w:proofErr w:type="spellStart"/>
-      <w:r>
-        <w:rPr>
-          <w:b/>
-          <w:bCs/>
-        </w:rPr>
-        <w:t>Ендпоїнти</w:t>
-      </w:r>
-      <w:proofErr w:type="spellEnd"/>
-      <w:r>
-        <w:rPr>
-          <w:b/>
-          <w:bCs/>
-        </w:rPr>
-        <w:t xml:space="preserve"> категорій, додані до </w:t>
-      </w:r>
-      <w:proofErr w:type="spellStart"/>
-      <w:r>
-        <w:rPr>
-          <w:b/>
-          <w:bCs/>
-        </w:rPr>
-        <w:t>OpenAPI</w:t>
-      </w:r>
-      <w:proofErr w:type="spellEnd"/>
     </w:p>
     <w:p>
       <w:pPr>
@@ -7212,55 +3480,7 @@
           <w:b/>
           <w:bCs/>
         </w:rPr>
-        <w:t>5.1. PUT /</w:t>
-      </w:r>
-      <w:proofErr w:type="spellStart"/>
-      <w:r>
-        <w:rPr>
-          <w:b/>
-          <w:bCs/>
-        </w:rPr>
-        <w:t>api</w:t>
-      </w:r>
-      <w:proofErr w:type="spellEnd"/>
-      <w:r>
-        <w:rPr>
-          <w:b/>
-          <w:bCs/>
-        </w:rPr>
-        <w:t>/</w:t>
-      </w:r>
-      <w:proofErr w:type="spellStart"/>
-      <w:r>
-        <w:rPr>
-          <w:b/>
-          <w:bCs/>
-        </w:rPr>
-        <w:t>categories</w:t>
-      </w:r>
-      <w:proofErr w:type="spellEnd"/>
-      <w:r>
-        <w:rPr>
-          <w:b/>
-          <w:bCs/>
-        </w:rPr>
-        <w:t>/{</w:t>
-      </w:r>
-      <w:proofErr w:type="spellStart"/>
-      <w:r>
-        <w:rPr>
-          <w:b/>
-          <w:bCs/>
-        </w:rPr>
-        <w:t>category_id</w:t>
-      </w:r>
-      <w:proofErr w:type="spellEnd"/>
-      <w:r>
-        <w:rPr>
-          <w:b/>
-          <w:bCs/>
-        </w:rPr>
-        <w:t>} — оновити категорію</w:t>
+        <w:t>5.1. PUT /api/categories/{category_id} — оновити категорію</w:t>
       </w:r>
     </w:p>
     <w:p>
@@ -7298,23 +3518,7 @@
           <w:b/>
           <w:bCs/>
         </w:rPr>
-        <w:t xml:space="preserve">401: відсутній або недійсний </w:t>
-      </w:r>
-      <w:proofErr w:type="spellStart"/>
-      <w:r>
-        <w:rPr>
-          <w:b/>
-          <w:bCs/>
-        </w:rPr>
-        <w:t>Bearer</w:t>
-      </w:r>
-      <w:proofErr w:type="spellEnd"/>
-      <w:r>
-        <w:rPr>
-          <w:b/>
-          <w:bCs/>
-        </w:rPr>
-        <w:t>-токен.</w:t>
+        <w:t>401: відсутній або недійсний Bearer-токен.</w:t>
       </w:r>
     </w:p>
     <w:p>
@@ -7352,23 +3556,7 @@
           <w:b/>
           <w:bCs/>
         </w:rPr>
-        <w:t xml:space="preserve">422: тіло запиту не відповідає моделі категорії, наприклад </w:t>
-      </w:r>
-      <w:proofErr w:type="spellStart"/>
-      <w:r>
-        <w:rPr>
-          <w:b/>
-          <w:bCs/>
-        </w:rPr>
-        <w:t>name</w:t>
-      </w:r>
-      <w:proofErr w:type="spellEnd"/>
-      <w:r>
-        <w:rPr>
-          <w:b/>
-          <w:bCs/>
-        </w:rPr>
-        <w:t xml:space="preserve"> відсутній або порушує обмеження довжини.</w:t>
+        <w:t>422: тіло запиту не відповідає моделі категорії, наприклад name відсутній або порушує обмеження довжини.</w:t>
       </w:r>
     </w:p>
     <w:p>
@@ -7406,23 +3594,7 @@
           <w:bCs/>
         </w:rPr>
         <w:br/>
-        <w:t xml:space="preserve">  "</w:t>
-      </w:r>
-      <w:proofErr w:type="spellStart"/>
-      <w:r>
-        <w:rPr>
-          <w:b/>
-          <w:bCs/>
-        </w:rPr>
-        <w:t>name</w:t>
-      </w:r>
-      <w:proofErr w:type="spellEnd"/>
-      <w:r>
-        <w:rPr>
-          <w:b/>
-          <w:bCs/>
-        </w:rPr>
-        <w:t>": "Продукти",</w:t>
+        <w:t xml:space="preserve">  "name": "Продукти",</w:t>
       </w:r>
       <w:r>
         <w:rPr>
@@ -7430,23 +3602,7 @@
           <w:bCs/>
         </w:rPr>
         <w:br/>
-        <w:t xml:space="preserve">  "</w:t>
-      </w:r>
-      <w:proofErr w:type="spellStart"/>
-      <w:r>
-        <w:rPr>
-          <w:b/>
-          <w:bCs/>
-        </w:rPr>
-        <w:t>color</w:t>
-      </w:r>
-      <w:proofErr w:type="spellEnd"/>
-      <w:r>
-        <w:rPr>
-          <w:b/>
-          <w:bCs/>
-        </w:rPr>
-        <w:t>": "#4F46E5"</w:t>
+        <w:t xml:space="preserve">  "color": "#4F46E5"</w:t>
       </w:r>
       <w:r>
         <w:rPr>
@@ -7469,23 +3625,7 @@
           <w:b/>
           <w:bCs/>
         </w:rPr>
-        <w:t xml:space="preserve">У реалізації </w:t>
-      </w:r>
-      <w:proofErr w:type="spellStart"/>
-      <w:r>
-        <w:rPr>
-          <w:b/>
-          <w:bCs/>
-        </w:rPr>
-        <w:t>category_id</w:t>
-      </w:r>
-      <w:proofErr w:type="spellEnd"/>
-      <w:r>
-        <w:rPr>
-          <w:b/>
-          <w:bCs/>
-        </w:rPr>
-        <w:t xml:space="preserve"> є рядком, а не UUID. Під час оновлення не перевіряється унікальність назви категорії.</w:t>
+        <w:t>У реалізації category_id є рядком, а не UUID. Під час оновлення не перевіряється унікальність назви категорії.</w:t>
       </w:r>
     </w:p>
     <w:p>
@@ -7502,55 +3642,7 @@
           <w:b/>
           <w:bCs/>
         </w:rPr>
-        <w:t>5.2. DELETE /</w:t>
-      </w:r>
-      <w:proofErr w:type="spellStart"/>
-      <w:r>
-        <w:rPr>
-          <w:b/>
-          <w:bCs/>
-        </w:rPr>
-        <w:t>api</w:t>
-      </w:r>
-      <w:proofErr w:type="spellEnd"/>
-      <w:r>
-        <w:rPr>
-          <w:b/>
-          <w:bCs/>
-        </w:rPr>
-        <w:t>/</w:t>
-      </w:r>
-      <w:proofErr w:type="spellStart"/>
-      <w:r>
-        <w:rPr>
-          <w:b/>
-          <w:bCs/>
-        </w:rPr>
-        <w:t>categories</w:t>
-      </w:r>
-      <w:proofErr w:type="spellEnd"/>
-      <w:r>
-        <w:rPr>
-          <w:b/>
-          <w:bCs/>
-        </w:rPr>
-        <w:t>/{</w:t>
-      </w:r>
-      <w:proofErr w:type="spellStart"/>
-      <w:r>
-        <w:rPr>
-          <w:b/>
-          <w:bCs/>
-        </w:rPr>
-        <w:t>category_id</w:t>
-      </w:r>
-      <w:proofErr w:type="spellEnd"/>
-      <w:r>
-        <w:rPr>
-          <w:b/>
-          <w:bCs/>
-        </w:rPr>
-        <w:t>} — видалити категорію</w:t>
+        <w:t>5.2. DELETE /api/categories/{category_id} — видалити категорію</w:t>
       </w:r>
     </w:p>
     <w:p>
@@ -7588,23 +3680,7 @@
           <w:b/>
           <w:bCs/>
         </w:rPr>
-        <w:t xml:space="preserve">401: відсутній або недійсний </w:t>
-      </w:r>
-      <w:proofErr w:type="spellStart"/>
-      <w:r>
-        <w:rPr>
-          <w:b/>
-          <w:bCs/>
-        </w:rPr>
-        <w:t>Bearer</w:t>
-      </w:r>
-      <w:proofErr w:type="spellEnd"/>
-      <w:r>
-        <w:rPr>
-          <w:b/>
-          <w:bCs/>
-        </w:rPr>
-        <w:t>-токен.</w:t>
+        <w:t>401: відсутній або недійсний Bearer-токен.</w:t>
       </w:r>
     </w:p>
     <w:p>
@@ -7661,71 +3737,7 @@
           <w:bCs/>
         </w:rPr>
         <w:br/>
-        <w:t xml:space="preserve">  "</w:t>
-      </w:r>
-      <w:proofErr w:type="spellStart"/>
-      <w:r>
-        <w:rPr>
-          <w:b/>
-          <w:bCs/>
-        </w:rPr>
-        <w:t>message</w:t>
-      </w:r>
-      <w:proofErr w:type="spellEnd"/>
-      <w:r>
-        <w:rPr>
-          <w:b/>
-          <w:bCs/>
-        </w:rPr>
-        <w:t>": "</w:t>
-      </w:r>
-      <w:proofErr w:type="spellStart"/>
-      <w:r>
-        <w:rPr>
-          <w:b/>
-          <w:bCs/>
-        </w:rPr>
-        <w:t>Category</w:t>
-      </w:r>
-      <w:proofErr w:type="spellEnd"/>
-      <w:r>
-        <w:rPr>
-          <w:b/>
-          <w:bCs/>
-        </w:rPr>
-        <w:t xml:space="preserve"> </w:t>
-      </w:r>
-      <w:proofErr w:type="spellStart"/>
-      <w:r>
-        <w:rPr>
-          <w:b/>
-          <w:bCs/>
-        </w:rPr>
-        <w:t>deleted</w:t>
-      </w:r>
-      <w:proofErr w:type="spellEnd"/>
-      <w:r>
-        <w:rPr>
-          <w:b/>
-          <w:bCs/>
-        </w:rPr>
-        <w:t xml:space="preserve"> </w:t>
-      </w:r>
-      <w:proofErr w:type="spellStart"/>
-      <w:r>
-        <w:rPr>
-          <w:b/>
-          <w:bCs/>
-        </w:rPr>
-        <w:t>successfully</w:t>
-      </w:r>
-      <w:proofErr w:type="spellEnd"/>
-      <w:r>
-        <w:rPr>
-          <w:b/>
-          <w:bCs/>
-        </w:rPr>
-        <w:t>"</w:t>
+        <w:t xml:space="preserve">  "message": "Category deleted successfully"</w:t>
       </w:r>
       <w:r>
         <w:rPr>
@@ -7743,21 +3755,12 @@
           <w:bCs/>
         </w:rPr>
       </w:pPr>
-      <w:proofErr w:type="spellStart"/>
       <w:r>
         <w:rPr>
           <w:b/>
           <w:bCs/>
         </w:rPr>
-        <w:t>Ендпоїнт</w:t>
-      </w:r>
-      <w:proofErr w:type="spellEnd"/>
-      <w:r>
-        <w:rPr>
-          <w:b/>
-          <w:bCs/>
-        </w:rPr>
-        <w:t xml:space="preserve"> повертає 200, а не 204. Код не перевіряє, чи є витрати, пов’язані з категорією.</w:t>
+        <w:t>Ендпоїнт повертає 200, а не 204. Код не перевіряє, чи є витрати, пов’язані з категорією.</w:t>
       </w:r>
     </w:p>
     <w:bookmarkEnd w:id="15"/>
@@ -7773,39 +3776,7 @@
           <w:b/>
           <w:bCs/>
         </w:rPr>
-        <w:t>5.3. GET /</w:t>
-      </w:r>
-      <w:proofErr w:type="spellStart"/>
-      <w:r>
-        <w:rPr>
-          <w:b/>
-          <w:bCs/>
-        </w:rPr>
-        <w:t>api</w:t>
-      </w:r>
-      <w:proofErr w:type="spellEnd"/>
-      <w:r>
-        <w:rPr>
-          <w:b/>
-          <w:bCs/>
-        </w:rPr>
-        <w:t>/</w:t>
-      </w:r>
-      <w:proofErr w:type="spellStart"/>
-      <w:r>
-        <w:rPr>
-          <w:b/>
-          <w:bCs/>
-        </w:rPr>
-        <w:t>health</w:t>
-      </w:r>
-      <w:proofErr w:type="spellEnd"/>
-      <w:r>
-        <w:rPr>
-          <w:b/>
-          <w:bCs/>
-        </w:rPr>
-        <w:t xml:space="preserve"> — перевірити стан API</w:t>
+        <w:t>5.3. GET /api/health — перевірити стан API</w:t>
       </w:r>
     </w:p>
     <w:p>
@@ -7815,21 +3786,12 @@
           <w:bCs/>
         </w:rPr>
       </w:pPr>
-      <w:proofErr w:type="spellStart"/>
       <w:r>
         <w:rPr>
           <w:b/>
           <w:bCs/>
         </w:rPr>
-        <w:t>Ендпоїнт</w:t>
-      </w:r>
-      <w:proofErr w:type="spellEnd"/>
-      <w:r>
-        <w:rPr>
-          <w:b/>
-          <w:bCs/>
-        </w:rPr>
-        <w:t xml:space="preserve"> не потребує автентифікації. У разі успіху повертає 200 OK:</w:t>
+        <w:t>Ендпоїнт не потребує автентифікації. У разі успіху повертає 200 OK:</w:t>
       </w:r>
     </w:p>
     <w:p>
@@ -7852,39 +3814,7 @@
           <w:bCs/>
         </w:rPr>
         <w:br/>
-        <w:t xml:space="preserve">  "</w:t>
-      </w:r>
-      <w:proofErr w:type="spellStart"/>
-      <w:r>
-        <w:rPr>
-          <w:b/>
-          <w:bCs/>
-        </w:rPr>
-        <w:t>status</w:t>
-      </w:r>
-      <w:proofErr w:type="spellEnd"/>
-      <w:r>
-        <w:rPr>
-          <w:b/>
-          <w:bCs/>
-        </w:rPr>
-        <w:t>": "</w:t>
-      </w:r>
-      <w:proofErr w:type="spellStart"/>
-      <w:r>
-        <w:rPr>
-          <w:b/>
-          <w:bCs/>
-        </w:rPr>
-        <w:t>ok</w:t>
-      </w:r>
-      <w:proofErr w:type="spellEnd"/>
-      <w:r>
-        <w:rPr>
-          <w:b/>
-          <w:bCs/>
-        </w:rPr>
-        <w:t>"</w:t>
+        <w:t xml:space="preserve">  "status": "ok"</w:t>
       </w:r>
       <w:r>
         <w:rPr>
@@ -7907,39 +3837,7 @@
           <w:b/>
           <w:bCs/>
         </w:rPr>
-        <w:t xml:space="preserve">Цей </w:t>
-      </w:r>
-      <w:proofErr w:type="spellStart"/>
-      <w:r>
-        <w:rPr>
-          <w:b/>
-          <w:bCs/>
-        </w:rPr>
-        <w:t>ендпоїнт</w:t>
-      </w:r>
-      <w:proofErr w:type="spellEnd"/>
-      <w:r>
-        <w:rPr>
-          <w:b/>
-          <w:bCs/>
-        </w:rPr>
-        <w:t xml:space="preserve"> також доданий до </w:t>
-      </w:r>
-      <w:proofErr w:type="spellStart"/>
-      <w:r>
-        <w:rPr>
-          <w:b/>
-          <w:bCs/>
-        </w:rPr>
-        <w:t>OpenAPI</w:t>
-      </w:r>
-      <w:proofErr w:type="spellEnd"/>
-      <w:r>
-        <w:rPr>
-          <w:b/>
-          <w:bCs/>
-        </w:rPr>
-        <w:t>, оскільки він є у main.py.</w:t>
+        <w:t>Цей ендпоїнт також доданий до OpenAPI, оскільки він є у main.py.</w:t>
       </w:r>
     </w:p>
     <w:p>
@@ -7969,110 +3867,12 @@
         </w:rPr>
       </w:pPr>
       <w:bookmarkStart w:id="18" w:name="httpexception"/>
-      <w:proofErr w:type="spellStart"/>
       <w:r>
         <w:rPr>
           <w:b/>
           <w:bCs/>
         </w:rPr>
         <w:t>HTTPException</w:t>
-      </w:r>
-      <w:proofErr w:type="spellEnd"/>
-    </w:p>
-    <w:p>
-      <w:pPr>
-        <w:rPr>
-          <w:b/>
-          <w:bCs/>
-        </w:rPr>
-      </w:pPr>
-      <w:proofErr w:type="spellStart"/>
-      <w:r>
-        <w:rPr>
-          <w:b/>
-          <w:bCs/>
-        </w:rPr>
-        <w:t>handle_http_error</w:t>
-      </w:r>
-      <w:proofErr w:type="spellEnd"/>
-      <w:r>
-        <w:rPr>
-          <w:b/>
-          <w:bCs/>
-        </w:rPr>
-        <w:t xml:space="preserve">() перехоплює </w:t>
-      </w:r>
-      <w:proofErr w:type="spellStart"/>
-      <w:r>
-        <w:rPr>
-          <w:b/>
-          <w:bCs/>
-        </w:rPr>
-        <w:t>HTTPException</w:t>
-      </w:r>
-      <w:proofErr w:type="spellEnd"/>
-      <w:r>
-        <w:rPr>
-          <w:b/>
-          <w:bCs/>
-        </w:rPr>
-        <w:t xml:space="preserve">, визначає код, заголовок і повідомлення для 401, 403, 404, 409, 429 та 503. Для інших статусів використовує HTTP_ERROR, Помилка </w:t>
-      </w:r>
-      <w:r>
-        <w:rPr>
-          <w:b/>
-          <w:bCs/>
-        </w:rPr>
-        <w:lastRenderedPageBreak/>
-        <w:t xml:space="preserve">запиту і текст початкового </w:t>
-      </w:r>
-      <w:proofErr w:type="spellStart"/>
-      <w:r>
-        <w:rPr>
-          <w:b/>
-          <w:bCs/>
-        </w:rPr>
-        <w:t>detail</w:t>
-      </w:r>
-      <w:proofErr w:type="spellEnd"/>
-      <w:r>
-        <w:rPr>
-          <w:b/>
-          <w:bCs/>
-        </w:rPr>
-        <w:t xml:space="preserve">. Відповідь повертається з типом вмісту </w:t>
-      </w:r>
-      <w:proofErr w:type="spellStart"/>
-      <w:r>
-        <w:rPr>
-          <w:b/>
-          <w:bCs/>
-        </w:rPr>
-        <w:t>application</w:t>
-      </w:r>
-      <w:proofErr w:type="spellEnd"/>
-      <w:r>
-        <w:rPr>
-          <w:b/>
-          <w:bCs/>
-        </w:rPr>
-        <w:t>/</w:t>
-      </w:r>
-      <w:proofErr w:type="spellStart"/>
-      <w:r>
-        <w:rPr>
-          <w:b/>
-          <w:bCs/>
-        </w:rPr>
-        <w:t>problem+json</w:t>
-      </w:r>
-      <w:proofErr w:type="spellEnd"/>
-      <w:r>
-        <w:rPr>
-          <w:b/>
-          <w:bCs/>
-        </w:rPr>
-        <w:t>. Заголовки винятку зберігаються.</w:t>
       </w:r>
     </w:p>
     <w:p>
@@ -8082,9 +3882,31 @@
           <w:bCs/>
         </w:rPr>
       </w:pPr>
+      <w:r>
+        <w:rPr>
+          <w:b/>
+          <w:bCs/>
+        </w:rPr>
+        <w:t xml:space="preserve">handle_http_error() перехоплює HTTPException, визначає код, заголовок і повідомлення для 401, 403, 404, 409, 429 та 503. Для інших статусів використовує HTTP_ERROR, Помилка </w:t>
+      </w:r>
+      <w:r>
+        <w:rPr>
+          <w:b/>
+          <w:bCs/>
+        </w:rPr>
+        <w:lastRenderedPageBreak/>
+        <w:t>запиту і текст початкового detail. Відповідь повертається з типом вмісту application/problem+json. Заголовки винятку зберігаються.</w:t>
+      </w:r>
+    </w:p>
+    <w:p>
+      <w:pPr>
+        <w:rPr>
+          <w:b/>
+          <w:bCs/>
+        </w:rPr>
+      </w:pPr>
       <w:bookmarkStart w:id="19" w:name="requestvalidationerror"/>
       <w:bookmarkEnd w:id="18"/>
-      <w:proofErr w:type="spellStart"/>
       <w:r>
         <w:rPr>
           <w:b/>
@@ -8092,7 +3914,6 @@
         </w:rPr>
         <w:t>RequestValidationError</w:t>
       </w:r>
-      <w:proofErr w:type="spellEnd"/>
     </w:p>
     <w:p>
       <w:pPr>
@@ -8101,37 +3922,12 @@
           <w:bCs/>
         </w:rPr>
       </w:pPr>
-      <w:proofErr w:type="spellStart"/>
       <w:r>
         <w:rPr>
           <w:b/>
           <w:bCs/>
         </w:rPr>
-        <w:t>handle_validation_error</w:t>
-      </w:r>
-      <w:proofErr w:type="spellEnd"/>
-      <w:r>
-        <w:rPr>
-          <w:b/>
-          <w:bCs/>
-        </w:rPr>
-        <w:t xml:space="preserve">() групує помилки за назвами полів і повертає 422 із кодом VALIDATION_FAILED. Поле </w:t>
-      </w:r>
-      <w:proofErr w:type="spellStart"/>
-      <w:r>
-        <w:rPr>
-          <w:b/>
-          <w:bCs/>
-        </w:rPr>
-        <w:t>errors</w:t>
-      </w:r>
-      <w:proofErr w:type="spellEnd"/>
-      <w:r>
-        <w:rPr>
-          <w:b/>
-          <w:bCs/>
-        </w:rPr>
-        <w:t xml:space="preserve"> містить масив повідомлень для кожного поля.</w:t>
+        <w:t>handle_validation_error() групує помилки за назвами полів і повертає 422 із кодом VALIDATION_FAILED. Поле errors містить масив повідомлень для кожного поля.</w:t>
       </w:r>
     </w:p>
     <w:p>
@@ -8226,39 +4022,7 @@
           <w:b/>
           <w:bCs/>
         </w:rPr>
-        <w:t xml:space="preserve">422: автоматична </w:t>
-      </w:r>
-      <w:proofErr w:type="spellStart"/>
-      <w:r>
-        <w:rPr>
-          <w:b/>
-          <w:bCs/>
-        </w:rPr>
-        <w:t>валідація</w:t>
-      </w:r>
-      <w:proofErr w:type="spellEnd"/>
-      <w:r>
-        <w:rPr>
-          <w:b/>
-          <w:bCs/>
-        </w:rPr>
-        <w:t xml:space="preserve"> дає VALIDATION_FAILED, ручні </w:t>
-      </w:r>
-      <w:proofErr w:type="spellStart"/>
-      <w:r>
-        <w:rPr>
-          <w:b/>
-          <w:bCs/>
-        </w:rPr>
-        <w:t>HTTPException</w:t>
-      </w:r>
-      <w:proofErr w:type="spellEnd"/>
-      <w:r>
-        <w:rPr>
-          <w:b/>
-          <w:bCs/>
-        </w:rPr>
-        <w:t>(422) — HTTP_ERROR.</w:t>
+        <w:t>422: автоматична валідація дає VALIDATION_FAILED, ручні HTTPException(422) — HTTP_ERROR.</w:t>
       </w:r>
     </w:p>
     <w:p>
@@ -8277,39 +4041,7 @@
           <w:b/>
           <w:bCs/>
         </w:rPr>
-        <w:t xml:space="preserve">429: обробник є, механізму </w:t>
-      </w:r>
-      <w:proofErr w:type="spellStart"/>
-      <w:r>
-        <w:rPr>
-          <w:b/>
-          <w:bCs/>
-        </w:rPr>
-        <w:t>rate</w:t>
-      </w:r>
-      <w:proofErr w:type="spellEnd"/>
-      <w:r>
-        <w:rPr>
-          <w:b/>
-          <w:bCs/>
-        </w:rPr>
-        <w:t xml:space="preserve"> </w:t>
-      </w:r>
-      <w:proofErr w:type="spellStart"/>
-      <w:r>
-        <w:rPr>
-          <w:b/>
-          <w:bCs/>
-        </w:rPr>
-        <w:t>limiting</w:t>
-      </w:r>
-      <w:proofErr w:type="spellEnd"/>
-      <w:r>
-        <w:rPr>
-          <w:b/>
-          <w:bCs/>
-        </w:rPr>
-        <w:t xml:space="preserve"> немає.</w:t>
+        <w:t>429: обробник є, механізму rate limiting немає.</w:t>
       </w:r>
     </w:p>
     <w:p>
@@ -8328,55 +4060,7 @@
           <w:b/>
           <w:bCs/>
         </w:rPr>
-        <w:t xml:space="preserve">500: немає загального </w:t>
-      </w:r>
-      <w:proofErr w:type="spellStart"/>
-      <w:r>
-        <w:rPr>
-          <w:b/>
-          <w:bCs/>
-        </w:rPr>
-        <w:t>exception</w:t>
-      </w:r>
-      <w:proofErr w:type="spellEnd"/>
-      <w:r>
-        <w:rPr>
-          <w:b/>
-          <w:bCs/>
-        </w:rPr>
-        <w:t xml:space="preserve"> </w:t>
-      </w:r>
-      <w:proofErr w:type="spellStart"/>
-      <w:r>
-        <w:rPr>
-          <w:b/>
-          <w:bCs/>
-        </w:rPr>
-        <w:t>handler</w:t>
-      </w:r>
-      <w:proofErr w:type="spellEnd"/>
-      <w:r>
-        <w:rPr>
-          <w:b/>
-          <w:bCs/>
-        </w:rPr>
-        <w:t xml:space="preserve">, який гарантує формат </w:t>
-      </w:r>
-      <w:proofErr w:type="spellStart"/>
-      <w:r>
-        <w:rPr>
-          <w:b/>
-          <w:bCs/>
-        </w:rPr>
-        <w:t>Problem</w:t>
-      </w:r>
-      <w:proofErr w:type="spellEnd"/>
-      <w:r>
-        <w:rPr>
-          <w:b/>
-          <w:bCs/>
-        </w:rPr>
-        <w:t xml:space="preserve"> для неочікуваних помилок.</w:t>
+        <w:t>500: немає загального exception handler, який гарантує формат Problem для неочікуваних помилок.</w:t>
       </w:r>
     </w:p>
     <w:p>
@@ -8449,23 +4133,7 @@
           <w:b/>
           <w:bCs/>
         </w:rPr>
-        <w:t xml:space="preserve">8. Як переглянути </w:t>
-      </w:r>
-      <w:proofErr w:type="spellStart"/>
-      <w:r>
-        <w:rPr>
-          <w:b/>
-          <w:bCs/>
-        </w:rPr>
-        <w:t>Swagger</w:t>
-      </w:r>
-      <w:proofErr w:type="spellEnd"/>
-      <w:r>
-        <w:rPr>
-          <w:b/>
-          <w:bCs/>
-        </w:rPr>
-        <w:t xml:space="preserve"> UI</w:t>
+        <w:t>8. Як переглянути Swagger UI</w:t>
       </w:r>
     </w:p>
     <w:p>
@@ -8484,39 +4152,7 @@
           <w:b/>
           <w:bCs/>
         </w:rPr>
-        <w:t xml:space="preserve">Збережіть </w:t>
-      </w:r>
-      <w:proofErr w:type="spellStart"/>
-      <w:r>
-        <w:rPr>
-          <w:b/>
-          <w:bCs/>
-        </w:rPr>
-        <w:t>openapi.yaml</w:t>
-      </w:r>
-      <w:proofErr w:type="spellEnd"/>
-      <w:r>
-        <w:rPr>
-          <w:b/>
-          <w:bCs/>
-        </w:rPr>
-        <w:t xml:space="preserve"> у каталозі </w:t>
-      </w:r>
-      <w:proofErr w:type="spellStart"/>
-      <w:r>
-        <w:rPr>
-          <w:b/>
-          <w:bCs/>
-        </w:rPr>
-        <w:t>проєкту</w:t>
-      </w:r>
-      <w:proofErr w:type="spellEnd"/>
-      <w:r>
-        <w:rPr>
-          <w:b/>
-          <w:bCs/>
-        </w:rPr>
-        <w:t>.</w:t>
+        <w:t>Збережіть openapi.yaml у каталозі проєкту.</w:t>
       </w:r>
     </w:p>
     <w:p>
@@ -8549,63 +4185,13 @@
           <w:bCs/>
         </w:rPr>
       </w:pPr>
-      <w:proofErr w:type="spellStart"/>
       <w:r>
         <w:rPr>
           <w:b/>
           <w:bCs/>
         </w:rPr>
-        <w:t>python</w:t>
+        <w:t>python -m uvicorn main:app --reload</w:t>
       </w:r>
-      <w:proofErr w:type="spellEnd"/>
-      <w:r>
-        <w:rPr>
-          <w:b/>
-          <w:bCs/>
-        </w:rPr>
-        <w:t xml:space="preserve"> -m </w:t>
-      </w:r>
-      <w:proofErr w:type="spellStart"/>
-      <w:r>
-        <w:rPr>
-          <w:b/>
-          <w:bCs/>
-        </w:rPr>
-        <w:t>uvicorn</w:t>
-      </w:r>
-      <w:proofErr w:type="spellEnd"/>
-      <w:r>
-        <w:rPr>
-          <w:b/>
-          <w:bCs/>
-        </w:rPr>
-        <w:t xml:space="preserve"> </w:t>
-      </w:r>
-      <w:proofErr w:type="spellStart"/>
-      <w:r>
-        <w:rPr>
-          <w:b/>
-          <w:bCs/>
-        </w:rPr>
-        <w:t>main:app</w:t>
-      </w:r>
-      <w:proofErr w:type="spellEnd"/>
-      <w:r>
-        <w:rPr>
-          <w:b/>
-          <w:bCs/>
-        </w:rPr>
-        <w:t xml:space="preserve"> --</w:t>
-      </w:r>
-      <w:proofErr w:type="spellStart"/>
-      <w:r>
-        <w:rPr>
-          <w:b/>
-          <w:bCs/>
-        </w:rPr>
-        <w:t>reload</w:t>
-      </w:r>
-      <w:proofErr w:type="spellEnd"/>
     </w:p>
     <w:p>
       <w:pPr>
@@ -8633,117 +4219,12 @@
           <w:bCs/>
         </w:rPr>
       </w:pPr>
-      <w:proofErr w:type="spellStart"/>
       <w:r>
         <w:rPr>
           <w:b/>
           <w:bCs/>
         </w:rPr>
-        <w:t>FastAPI</w:t>
-      </w:r>
-      <w:proofErr w:type="spellEnd"/>
-      <w:r>
-        <w:rPr>
-          <w:b/>
-          <w:bCs/>
-        </w:rPr>
-        <w:t xml:space="preserve"> автоматично генерує </w:t>
-      </w:r>
-      <w:proofErr w:type="spellStart"/>
-      <w:r>
-        <w:rPr>
-          <w:b/>
-          <w:bCs/>
-        </w:rPr>
-        <w:t>Swagger</w:t>
-      </w:r>
-      <w:proofErr w:type="spellEnd"/>
-      <w:r>
-        <w:rPr>
-          <w:b/>
-          <w:bCs/>
-        </w:rPr>
-        <w:t xml:space="preserve"> UI зі схем, визначених у </w:t>
-      </w:r>
-      <w:proofErr w:type="spellStart"/>
-      <w:r>
-        <w:rPr>
-          <w:b/>
-          <w:bCs/>
-        </w:rPr>
-        <w:t>Python</w:t>
-      </w:r>
-      <w:proofErr w:type="spellEnd"/>
-      <w:r>
-        <w:rPr>
-          <w:b/>
-          <w:bCs/>
-        </w:rPr>
-        <w:t xml:space="preserve">-коді. Якщо потрібно переглянути саме змінений YAML-файл, відкрийте його в </w:t>
-      </w:r>
-      <w:proofErr w:type="spellStart"/>
-      <w:r>
-        <w:rPr>
-          <w:b/>
-          <w:bCs/>
-        </w:rPr>
-        <w:t>Swagger</w:t>
-      </w:r>
-      <w:proofErr w:type="spellEnd"/>
-      <w:r>
-        <w:rPr>
-          <w:b/>
-          <w:bCs/>
-        </w:rPr>
-        <w:t xml:space="preserve"> </w:t>
-      </w:r>
-      <w:proofErr w:type="spellStart"/>
-      <w:r>
-        <w:rPr>
-          <w:b/>
-          <w:bCs/>
-        </w:rPr>
-        <w:t>Editor</w:t>
-      </w:r>
-      <w:proofErr w:type="spellEnd"/>
-      <w:r>
-        <w:rPr>
-          <w:b/>
-          <w:bCs/>
-        </w:rPr>
-        <w:t xml:space="preserve"> або налаштуйте </w:t>
-      </w:r>
-      <w:proofErr w:type="spellStart"/>
-      <w:r>
-        <w:rPr>
-          <w:b/>
-          <w:bCs/>
-        </w:rPr>
-        <w:t>FastAPI</w:t>
-      </w:r>
-      <w:proofErr w:type="spellEnd"/>
-      <w:r>
-        <w:rPr>
-          <w:b/>
-          <w:bCs/>
-        </w:rPr>
-        <w:t xml:space="preserve"> так, щоб його </w:t>
-      </w:r>
-      <w:proofErr w:type="spellStart"/>
-      <w:r>
-        <w:rPr>
-          <w:b/>
-          <w:bCs/>
-        </w:rPr>
-        <w:t>OpenAPI</w:t>
-      </w:r>
-      <w:proofErr w:type="spellEnd"/>
-      <w:r>
-        <w:rPr>
-          <w:b/>
-          <w:bCs/>
-        </w:rPr>
-        <w:t xml:space="preserve">-схема відповідала цьому файлу. </w:t>
+        <w:t xml:space="preserve">FastAPI автоматично генерує Swagger UI зі схем, визначених у Python-коді. Якщо потрібно переглянути саме змінений YAML-файл, відкрийте його в Swagger Editor або налаштуйте FastAPI так, щоб його OpenAPI-схема відповідала цьому файлу. </w:t>
       </w:r>
     </w:p>
     <w:p>
